--- a/Дикевич_Е_А_ОКС_ПИ-261_ЛР05.docx
+++ b/Дикевич_Е_А_ОКС_ПИ-261_ЛР05.docx
@@ -783,17 +783,6 @@
         </w:rPr>
         <w:t>2026</w:t>
       </w:r>
-    </w:p>
-    <w:p>
-      <w:pPr>
-        <w:spacing w:after="0" w:line="240" w:lineRule="auto"/>
-        <w:rPr>
-          <w:rFonts w:cs="Times New Roman"/>
-          <w:color w:val="000000" w:themeColor="text1"/>
-          <w:szCs w:val="28"/>
-          <w:lang w:val="ru-RU"/>
-        </w:rPr>
-      </w:pPr>
     </w:p>
     <w:p>
       <w:pPr>
@@ -935,7 +924,7 @@
             </w:rPr>
             <w:fldChar w:fldCharType="separate"/>
           </w:r>
-          <w:hyperlink w:anchor="_Toc242094106" w:history="1">
+          <w:hyperlink w:anchor="_Toc243241678" w:history="1">
             <w:r>
               <w:rPr>
                 <w:rStyle w:val="af9"/>
@@ -966,7 +955,7 @@
                 <w:noProof/>
                 <w:webHidden/>
               </w:rPr>
-              <w:instrText xml:space="preserve"> PAGEREF _Toc242094106 \h </w:instrText>
+              <w:instrText xml:space="preserve"> PAGEREF _Toc243241678 \h </w:instrText>
             </w:r>
             <w:r>
               <w:rPr>
@@ -1011,7 +1000,7 @@
               <w:lang w:eastAsia="ru-BY"/>
             </w:rPr>
           </w:pPr>
-          <w:hyperlink w:anchor="_Toc242094107" w:history="1">
+          <w:hyperlink w:anchor="_Toc243241679" w:history="1">
             <w:r>
               <w:rPr>
                 <w:rStyle w:val="af9"/>
@@ -1042,7 +1031,7 @@
                 <w:noProof/>
                 <w:webHidden/>
               </w:rPr>
-              <w:instrText xml:space="preserve"> PAGEREF _Toc242094107 \h </w:instrText>
+              <w:instrText xml:space="preserve"> PAGEREF _Toc243241679 \h </w:instrText>
             </w:r>
             <w:r>
               <w:rPr>
@@ -1087,7 +1076,7 @@
               <w:lang w:eastAsia="ru-BY"/>
             </w:rPr>
           </w:pPr>
-          <w:hyperlink w:anchor="_Toc242094108" w:history="1">
+          <w:hyperlink w:anchor="_Toc243241680" w:history="1">
             <w:r>
               <w:rPr>
                 <w:rStyle w:val="af9"/>
@@ -1118,7 +1107,7 @@
                 <w:noProof/>
                 <w:webHidden/>
               </w:rPr>
-              <w:instrText xml:space="preserve"> PAGEREF _Toc242094108 \h </w:instrText>
+              <w:instrText xml:space="preserve"> PAGEREF _Toc243241680 \h </w:instrText>
             </w:r>
             <w:r>
               <w:rPr>
@@ -1163,7 +1152,7 @@
               <w:lang w:eastAsia="ru-BY"/>
             </w:rPr>
           </w:pPr>
-          <w:hyperlink w:anchor="_Toc242094109" w:history="1">
+          <w:hyperlink w:anchor="_Toc243241681" w:history="1">
             <w:r>
               <w:rPr>
                 <w:rStyle w:val="af9"/>
@@ -1173,7 +1162,7 @@
                 <w:noProof/>
                 <w:lang w:val="ru-RU"/>
               </w:rPr>
-              <w:t>3.1 Логическая структура</w:t>
+              <w:t>3.1 Теоретический блок</w:t>
             </w:r>
             <w:r>
               <w:rPr>
@@ -1194,7 +1183,7 @@
                 <w:noProof/>
                 <w:webHidden/>
               </w:rPr>
-              <w:instrText xml:space="preserve"> PAGEREF _Toc242094109 \h </w:instrText>
+              <w:instrText xml:space="preserve"> PAGEREF _Toc243241681 \h </w:instrText>
             </w:r>
             <w:r>
               <w:rPr>
@@ -1239,7 +1228,7 @@
               <w:lang w:eastAsia="ru-BY"/>
             </w:rPr>
           </w:pPr>
-          <w:hyperlink w:anchor="_Toc242094110" w:history="1">
+          <w:hyperlink w:anchor="_Toc243241682" w:history="1">
             <w:r>
               <w:rPr>
                 <w:rStyle w:val="af9"/>
@@ -1249,7 +1238,7 @@
                 <w:noProof/>
                 <w:lang w:val="ru-RU"/>
               </w:rPr>
-              <w:t xml:space="preserve">3.2 Мониторинг </w:t>
+              <w:t xml:space="preserve">3.2 </w:t>
             </w:r>
             <w:r>
               <w:rPr>
@@ -1258,108 +1247,8 @@
                 <w:b/>
                 <w:bCs/>
                 <w:noProof/>
-                <w:lang w:val="en-US"/>
               </w:rPr>
-              <w:t>S</w:t>
-            </w:r>
-            <w:r>
-              <w:rPr>
-                <w:rStyle w:val="af9"/>
-                <w:rFonts w:cs="Times New Roman"/>
-                <w:b/>
-                <w:bCs/>
-                <w:noProof/>
-                <w:lang w:val="ru-RU"/>
-              </w:rPr>
-              <w:t>.</w:t>
-            </w:r>
-            <w:r>
-              <w:rPr>
-                <w:rStyle w:val="af9"/>
-                <w:rFonts w:cs="Times New Roman"/>
-                <w:b/>
-                <w:bCs/>
-                <w:noProof/>
-                <w:lang w:val="en-US"/>
-              </w:rPr>
-              <w:t>M</w:t>
-            </w:r>
-            <w:r>
-              <w:rPr>
-                <w:rStyle w:val="af9"/>
-                <w:rFonts w:cs="Times New Roman"/>
-                <w:b/>
-                <w:bCs/>
-                <w:noProof/>
-                <w:lang w:val="ru-RU"/>
-              </w:rPr>
-              <w:t>.</w:t>
-            </w:r>
-            <w:r>
-              <w:rPr>
-                <w:rStyle w:val="af9"/>
-                <w:rFonts w:cs="Times New Roman"/>
-                <w:b/>
-                <w:bCs/>
-                <w:noProof/>
-                <w:lang w:val="en-US"/>
-              </w:rPr>
-              <w:t>A</w:t>
-            </w:r>
-            <w:r>
-              <w:rPr>
-                <w:rStyle w:val="af9"/>
-                <w:rFonts w:cs="Times New Roman"/>
-                <w:b/>
-                <w:bCs/>
-                <w:noProof/>
-                <w:lang w:val="ru-RU"/>
-              </w:rPr>
-              <w:t>.</w:t>
-            </w:r>
-            <w:r>
-              <w:rPr>
-                <w:rStyle w:val="af9"/>
-                <w:rFonts w:cs="Times New Roman"/>
-                <w:b/>
-                <w:bCs/>
-                <w:noProof/>
-                <w:lang w:val="en-US"/>
-              </w:rPr>
-              <w:t>R</w:t>
-            </w:r>
-            <w:r>
-              <w:rPr>
-                <w:rStyle w:val="af9"/>
-                <w:rFonts w:cs="Times New Roman"/>
-                <w:b/>
-                <w:bCs/>
-                <w:noProof/>
-                <w:lang w:val="ru-RU"/>
-              </w:rPr>
-              <w:t>.</w:t>
-            </w:r>
-            <w:r>
-              <w:rPr>
-                <w:rStyle w:val="af9"/>
-                <w:rFonts w:cs="Times New Roman"/>
-                <w:b/>
-                <w:bCs/>
-                <w:noProof/>
-                <w:lang w:val="en-US"/>
-              </w:rPr>
-              <w:t>T</w:t>
-            </w:r>
-            <w:r>
-              <w:rPr>
-                <w:rStyle w:val="af9"/>
-                <w:rFonts w:cs="Times New Roman"/>
-                <w:b/>
-                <w:bCs/>
-                <w:noProof/>
-                <w:lang w:val="ru-RU"/>
-              </w:rPr>
-              <w:t>.</w:t>
+              <w:t>Мониторинг датчиков</w:t>
             </w:r>
             <w:r>
               <w:rPr>
@@ -1380,7 +1269,7 @@
                 <w:noProof/>
                 <w:webHidden/>
               </w:rPr>
-              <w:instrText xml:space="preserve"> PAGEREF _Toc242094110 \h </w:instrText>
+              <w:instrText xml:space="preserve"> PAGEREF _Toc243241682 \h </w:instrText>
             </w:r>
             <w:r>
               <w:rPr>
@@ -1425,7 +1314,7 @@
               <w:lang w:eastAsia="ru-BY"/>
             </w:rPr>
           </w:pPr>
-          <w:hyperlink w:anchor="_Toc242094111" w:history="1">
+          <w:hyperlink w:anchor="_Toc243241683" w:history="1">
             <w:r>
               <w:rPr>
                 <w:rStyle w:val="af9"/>
@@ -1435,7 +1324,17 @@
                 <w:noProof/>
                 <w:lang w:val="ru-RU"/>
               </w:rPr>
-              <w:t>3.3 Бенчмаркинг</w:t>
+              <w:t xml:space="preserve">3.3 </w:t>
+            </w:r>
+            <w:r>
+              <w:rPr>
+                <w:rStyle w:val="af9"/>
+                <w:rFonts w:cs="Times New Roman"/>
+                <w:b/>
+                <w:bCs/>
+                <w:noProof/>
+              </w:rPr>
+              <w:t>Сравнительный анализ</w:t>
             </w:r>
             <w:r>
               <w:rPr>
@@ -1456,7 +1355,7 @@
                 <w:noProof/>
                 <w:webHidden/>
               </w:rPr>
-              <w:instrText xml:space="preserve"> PAGEREF _Toc242094111 \h </w:instrText>
+              <w:instrText xml:space="preserve"> PAGEREF _Toc243241683 \h </w:instrText>
             </w:r>
             <w:r>
               <w:rPr>
@@ -1501,7 +1400,7 @@
               <w:lang w:eastAsia="ru-BY"/>
             </w:rPr>
           </w:pPr>
-          <w:hyperlink w:anchor="_Toc242094112" w:history="1">
+          <w:hyperlink w:anchor="_Toc243241684" w:history="1">
             <w:r>
               <w:rPr>
                 <w:rStyle w:val="af9"/>
@@ -1511,7 +1410,17 @@
                 <w:noProof/>
                 <w:lang w:val="ru-RU"/>
               </w:rPr>
-              <w:t>3.4 Аналитический блок (Тестирование)</w:t>
+              <w:t xml:space="preserve">3.4 </w:t>
+            </w:r>
+            <w:r>
+              <w:rPr>
+                <w:rStyle w:val="af9"/>
+                <w:rFonts w:cs="Times New Roman"/>
+                <w:b/>
+                <w:bCs/>
+                <w:noProof/>
+              </w:rPr>
+              <w:t>Оценка стабильности</w:t>
             </w:r>
             <w:r>
               <w:rPr>
@@ -1532,7 +1441,7 @@
                 <w:noProof/>
                 <w:webHidden/>
               </w:rPr>
-              <w:instrText xml:space="preserve"> PAGEREF _Toc242094112 \h </w:instrText>
+              <w:instrText xml:space="preserve"> PAGEREF _Toc243241684 \h </w:instrText>
             </w:r>
             <w:r>
               <w:rPr>
@@ -1565,82 +1474,6 @@
         </w:p>
         <w:p>
           <w:pPr>
-            <w:pStyle w:val="23"/>
-            <w:tabs>
-              <w:tab w:val="right" w:leader="dot" w:pos="9344"/>
-            </w:tabs>
-            <w:rPr>
-              <w:rFonts w:asciiTheme="minorHAnsi" w:eastAsiaTheme="minorEastAsia" w:hAnsiTheme="minorHAnsi"/>
-              <w:noProof/>
-              <w:sz w:val="24"/>
-              <w:szCs w:val="24"/>
-              <w:lang w:eastAsia="ru-BY"/>
-            </w:rPr>
-          </w:pPr>
-          <w:hyperlink w:anchor="_Toc242094113" w:history="1">
-            <w:r>
-              <w:rPr>
-                <w:rStyle w:val="af9"/>
-                <w:rFonts w:cs="Times New Roman"/>
-                <w:b/>
-                <w:bCs/>
-                <w:noProof/>
-                <w:lang w:val="ru-RU"/>
-              </w:rPr>
-              <w:t>3.4 Теория обслуживания</w:t>
-            </w:r>
-            <w:r>
-              <w:rPr>
-                <w:noProof/>
-                <w:webHidden/>
-              </w:rPr>
-              <w:tab/>
-            </w:r>
-            <w:r>
-              <w:rPr>
-                <w:noProof/>
-                <w:webHidden/>
-              </w:rPr>
-              <w:fldChar w:fldCharType="begin"/>
-            </w:r>
-            <w:r>
-              <w:rPr>
-                <w:noProof/>
-                <w:webHidden/>
-              </w:rPr>
-              <w:instrText xml:space="preserve"> PAGEREF _Toc242094113 \h </w:instrText>
-            </w:r>
-            <w:r>
-              <w:rPr>
-                <w:noProof/>
-                <w:webHidden/>
-              </w:rPr>
-            </w:r>
-            <w:r>
-              <w:rPr>
-                <w:noProof/>
-                <w:webHidden/>
-              </w:rPr>
-              <w:fldChar w:fldCharType="separate"/>
-            </w:r>
-            <w:r>
-              <w:rPr>
-                <w:noProof/>
-                <w:webHidden/>
-              </w:rPr>
-              <w:t>8</w:t>
-            </w:r>
-            <w:r>
-              <w:rPr>
-                <w:noProof/>
-                <w:webHidden/>
-              </w:rPr>
-              <w:fldChar w:fldCharType="end"/>
-            </w:r>
-          </w:hyperlink>
-        </w:p>
-        <w:p>
-          <w:pPr>
             <w:pStyle w:val="11"/>
             <w:tabs>
               <w:tab w:val="right" w:leader="dot" w:pos="9344"/>
@@ -1653,7 +1486,7 @@
               <w:lang w:eastAsia="ru-BY"/>
             </w:rPr>
           </w:pPr>
-          <w:hyperlink w:anchor="_Toc242094114" w:history="1">
+          <w:hyperlink w:anchor="_Toc243241685" w:history="1">
             <w:r>
               <w:rPr>
                 <w:rStyle w:val="af9"/>
@@ -1684,7 +1517,7 @@
                 <w:noProof/>
                 <w:webHidden/>
               </w:rPr>
-              <w:instrText xml:space="preserve"> PAGEREF _Toc242094114 \h </w:instrText>
+              <w:instrText xml:space="preserve"> PAGEREF _Toc243241685 \h </w:instrText>
             </w:r>
             <w:r>
               <w:rPr>
@@ -1704,7 +1537,7 @@
                 <w:noProof/>
                 <w:webHidden/>
               </w:rPr>
-              <w:t>9</w:t>
+              <w:t>8</w:t>
             </w:r>
             <w:r>
               <w:rPr>
@@ -1920,26 +1753,6 @@
     </w:p>
     <w:p>
       <w:pPr>
-        <w:rPr>
-          <w:rFonts w:cs="Times New Roman"/>
-          <w:color w:val="000000" w:themeColor="text1"/>
-          <w:szCs w:val="28"/>
-          <w:lang w:val="ru-RU"/>
-        </w:rPr>
-      </w:pPr>
-    </w:p>
-    <w:p>
-      <w:pPr>
-        <w:rPr>
-          <w:rFonts w:cs="Times New Roman"/>
-          <w:color w:val="000000" w:themeColor="text1"/>
-          <w:szCs w:val="28"/>
-          <w:lang w:val="ru-RU"/>
-        </w:rPr>
-      </w:pPr>
-    </w:p>
-    <w:p>
-      <w:pPr>
         <w:pStyle w:val="1"/>
         <w:rPr>
           <w:rFonts w:ascii="Times New Roman" w:hAnsi="Times New Roman" w:cs="Times New Roman"/>
@@ -1951,7 +1764,7 @@
           <w:lang w:val="ru-RU"/>
         </w:rPr>
       </w:pPr>
-      <w:bookmarkStart w:id="0" w:name="_Toc242094106"/>
+      <w:bookmarkStart w:id="0" w:name="_Toc243241678"/>
       <w:r>
         <w:rPr>
           <w:rFonts w:ascii="Times New Roman" w:hAnsi="Times New Roman" w:cs="Times New Roman"/>
@@ -2001,7 +1814,7 @@
           <w:lang w:val="ru-RU"/>
         </w:rPr>
       </w:pPr>
-      <w:bookmarkStart w:id="1" w:name="_Toc242094107"/>
+      <w:bookmarkStart w:id="1" w:name="_Toc243241679"/>
       <w:r>
         <w:rPr>
           <w:rFonts w:ascii="Times New Roman" w:hAnsi="Times New Roman" w:cs="Times New Roman"/>
@@ -2363,7 +2176,7 @@
           <w:szCs w:val="28"/>
           <w:lang w:val="ru-RU"/>
         </w:rPr>
-        <w:t xml:space="preserve">мониторинга и управления охлаждением </w:t>
+        <w:t xml:space="preserve">мониторинга и управления </w:t>
       </w:r>
       <w:r>
         <w:rPr>
@@ -2372,7 +2185,7 @@
           <w:szCs w:val="28"/>
           <w:lang w:val="en-US"/>
         </w:rPr>
-        <w:t>FanControl</w:t>
+        <w:t>Armoury</w:t>
       </w:r>
       <w:r>
         <w:rPr>
@@ -2388,8 +2201,131 @@
           <w:rFonts w:cs="Times New Roman"/>
           <w:color w:val="000000" w:themeColor="text1"/>
           <w:szCs w:val="28"/>
-        </w:rPr>
-        <w:t>для Windows.</w:t>
+          <w:lang w:val="en-US"/>
+        </w:rPr>
+        <w:t>Crate</w:t>
+      </w:r>
+      <w:r>
+        <w:rPr>
+          <w:rFonts w:cs="Times New Roman"/>
+          <w:color w:val="000000" w:themeColor="text1"/>
+          <w:szCs w:val="28"/>
+          <w:lang w:val="ru-RU"/>
+        </w:rPr>
+        <w:t xml:space="preserve"> </w:t>
+      </w:r>
+      <w:r>
+        <w:rPr>
+          <w:rFonts w:cs="Times New Roman"/>
+          <w:color w:val="000000" w:themeColor="text1"/>
+          <w:szCs w:val="28"/>
+        </w:rPr>
+        <w:t>для Windows</w:t>
+      </w:r>
+      <w:r>
+        <w:rPr>
+          <w:rFonts w:cs="Times New Roman"/>
+          <w:color w:val="000000" w:themeColor="text1"/>
+          <w:szCs w:val="28"/>
+        </w:rPr>
+        <w:t xml:space="preserve"> (FanControl </w:t>
+      </w:r>
+      <w:r>
+        <w:rPr>
+          <w:rFonts w:cs="Times New Roman"/>
+          <w:color w:val="000000" w:themeColor="text1"/>
+          <w:szCs w:val="28"/>
+          <w:lang w:val="ru-RU"/>
+        </w:rPr>
+        <w:t xml:space="preserve">не поддерживает ноутбук </w:t>
+      </w:r>
+      <w:r>
+        <w:rPr>
+          <w:rFonts w:cs="Times New Roman"/>
+          <w:color w:val="000000" w:themeColor="text1"/>
+          <w:szCs w:val="28"/>
+          <w:lang w:val="en-US"/>
+        </w:rPr>
+        <w:t>ASUS</w:t>
+      </w:r>
+      <w:r>
+        <w:rPr>
+          <w:rFonts w:cs="Times New Roman"/>
+          <w:color w:val="000000" w:themeColor="text1"/>
+          <w:szCs w:val="28"/>
+          <w:lang w:val="ru-RU"/>
+        </w:rPr>
+        <w:t xml:space="preserve"> </w:t>
+      </w:r>
+      <w:r>
+        <w:rPr>
+          <w:rFonts w:cs="Times New Roman"/>
+          <w:color w:val="000000" w:themeColor="text1"/>
+          <w:szCs w:val="28"/>
+          <w:lang w:val="en-US"/>
+        </w:rPr>
+        <w:t>TUF</w:t>
+      </w:r>
+      <w:r>
+        <w:rPr>
+          <w:rFonts w:cs="Times New Roman"/>
+          <w:color w:val="000000" w:themeColor="text1"/>
+          <w:szCs w:val="28"/>
+          <w:lang w:val="ru-RU"/>
+        </w:rPr>
+        <w:t xml:space="preserve"> </w:t>
+      </w:r>
+      <w:r>
+        <w:rPr>
+          <w:rFonts w:cs="Times New Roman"/>
+          <w:color w:val="000000" w:themeColor="text1"/>
+          <w:szCs w:val="28"/>
+          <w:lang w:val="en-US"/>
+        </w:rPr>
+        <w:t>Gaming</w:t>
+      </w:r>
+      <w:r>
+        <w:rPr>
+          <w:rFonts w:cs="Times New Roman"/>
+          <w:color w:val="000000" w:themeColor="text1"/>
+          <w:szCs w:val="28"/>
+          <w:lang w:val="ru-RU"/>
+        </w:rPr>
+        <w:t xml:space="preserve"> </w:t>
+      </w:r>
+      <w:r>
+        <w:rPr>
+          <w:rFonts w:cs="Times New Roman"/>
+          <w:color w:val="000000" w:themeColor="text1"/>
+          <w:szCs w:val="28"/>
+          <w:lang w:val="en-US"/>
+        </w:rPr>
+        <w:t>F</w:t>
+      </w:r>
+      <w:r>
+        <w:rPr>
+          <w:rFonts w:cs="Times New Roman"/>
+          <w:color w:val="000000" w:themeColor="text1"/>
+          <w:szCs w:val="28"/>
+          <w:lang w:val="ru-RU"/>
+        </w:rPr>
+        <w:t>16</w:t>
+      </w:r>
+      <w:r>
+        <w:rPr>
+          <w:rFonts w:cs="Times New Roman"/>
+          <w:color w:val="000000" w:themeColor="text1"/>
+          <w:szCs w:val="28"/>
+        </w:rPr>
+        <w:t>)</w:t>
+      </w:r>
+      <w:r>
+        <w:rPr>
+          <w:rFonts w:cs="Times New Roman"/>
+          <w:color w:val="000000" w:themeColor="text1"/>
+          <w:szCs w:val="28"/>
+        </w:rPr>
+        <w:t>.</w:t>
       </w:r>
     </w:p>
     <w:p>
@@ -2507,7 +2443,7 @@
           <w:lang w:val="ru-RU"/>
         </w:rPr>
       </w:pPr>
-      <w:bookmarkStart w:id="2" w:name="_Toc242094108"/>
+      <w:bookmarkStart w:id="2" w:name="_Toc243241680"/>
       <w:r>
         <w:rPr>
           <w:rFonts w:ascii="Times New Roman" w:hAnsi="Times New Roman" w:cs="Times New Roman"/>
@@ -2536,10 +2472,10 @@
           <w:color w:val="000000" w:themeColor="text1"/>
           <w:sz w:val="28"/>
           <w:szCs w:val="28"/>
-          <w:lang w:val="en-US"/>
-        </w:rPr>
-      </w:pPr>
-      <w:bookmarkStart w:id="3" w:name="_Toc242094109"/>
+          <w:lang w:val="ru-RU"/>
+        </w:rPr>
+      </w:pPr>
+      <w:bookmarkStart w:id="3" w:name="_Toc243241681"/>
       <w:r>
         <w:rPr>
           <w:rFonts w:ascii="Times New Roman" w:hAnsi="Times New Roman" w:cs="Times New Roman"/>
@@ -2552,7 +2488,6 @@
         </w:rPr>
         <w:t xml:space="preserve">3.1 </w:t>
       </w:r>
-      <w:bookmarkEnd w:id="3"/>
       <w:r>
         <w:rPr>
           <w:rFonts w:ascii="Times New Roman" w:hAnsi="Times New Roman" w:cs="Times New Roman"/>
@@ -2565,6 +2500,7 @@
         </w:rPr>
         <w:t>Теоретический блок</w:t>
       </w:r>
+      <w:bookmarkEnd w:id="3"/>
     </w:p>
     <w:p>
       <w:pPr>
@@ -2589,16 +2525,6 @@
           <w:lang w:val="ru-RU"/>
         </w:rPr>
         <w:t xml:space="preserve">Шаг № 1. </w:t>
-      </w:r>
-      <w:r>
-        <w:rPr>
-          <w:rFonts w:cs="Times New Roman"/>
-          <w:b/>
-          <w:bCs/>
-          <w:color w:val="000000" w:themeColor="text1"/>
-          <w:szCs w:val="28"/>
-        </w:rPr>
-        <w:t> </w:t>
       </w:r>
       <w:r>
         <w:rPr>
@@ -2688,25 +2614,7 @@
           <w:szCs w:val="28"/>
           <w:lang w:val="ru-RU"/>
         </w:rPr>
-        <w:t>Электромиграци</w:t>
-      </w:r>
-      <w:r>
-        <w:rPr>
-          <w:rFonts w:cs="Times New Roman"/>
-          <w:color w:val="000000" w:themeColor="text1"/>
-          <w:szCs w:val="28"/>
-          <w:lang w:val="ru-RU"/>
-        </w:rPr>
-        <w:t>и</w:t>
-      </w:r>
-      <w:r>
-        <w:rPr>
-          <w:rFonts w:cs="Times New Roman"/>
-          <w:color w:val="000000" w:themeColor="text1"/>
-          <w:szCs w:val="28"/>
-          <w:lang w:val="ru-RU"/>
-        </w:rPr>
-        <w:t xml:space="preserve">: </w:t>
+        <w:t xml:space="preserve">Электромиграции: </w:t>
       </w:r>
       <w:r>
         <w:rPr>
@@ -2724,7 +2632,7 @@
           <w:szCs w:val="28"/>
           <w:lang w:val="ru-RU"/>
         </w:rPr>
-        <w:t>ысокая температура в сочетании с высокой плотностью тока заставляет электроны буквально «выбивать» атомы металла из проводящих дорожек внутри чипа. Это истончает контакты и со временем приводит к разрыву цепей.</w:t>
+        <w:t>ысокая температура в сочетании с высокой плотностью тока заставляет электроны выбивать атомы металла из проводящих дорожек внутри чипа. Это истончает контакты и со временем приводит к разрыву цепей.</w:t>
       </w:r>
     </w:p>
     <w:p>
@@ -2933,13 +2841,10 @@
     </w:p>
     <w:p>
       <w:pPr>
-        <w:tabs>
-          <w:tab w:val="left" w:pos="1134"/>
-        </w:tabs>
         <w:spacing w:after="0" w:line="240" w:lineRule="auto"/>
         <w:jc w:val="both"/>
         <w:rPr>
-          <w:rFonts w:cs="Times New Roman"/>
+          <w:rFonts w:eastAsiaTheme="minorEastAsia" w:cs="Times New Roman"/>
           <w:b/>
           <w:bCs/>
           <w:color w:val="000000" w:themeColor="text1"/>
@@ -2947,106 +2852,53 @@
           <w:lang w:val="ru-RU"/>
         </w:rPr>
       </w:pPr>
-    </w:p>
-    <w:p>
-      <w:pPr>
-        <w:tabs>
-          <w:tab w:val="left" w:pos="1134"/>
-        </w:tabs>
-        <w:spacing w:after="0" w:line="240" w:lineRule="auto"/>
-        <w:jc w:val="both"/>
-        <w:rPr>
-          <w:rFonts w:cs="Times New Roman"/>
+      <w:r>
+        <w:rPr>
+          <w:rFonts w:eastAsiaTheme="minorEastAsia" w:cs="Times New Roman"/>
           <w:b/>
           <w:bCs/>
           <w:color w:val="000000" w:themeColor="text1"/>
           <w:szCs w:val="28"/>
           <w:lang w:val="ru-RU"/>
         </w:rPr>
-      </w:pPr>
-    </w:p>
-    <w:p>
-      <w:pPr>
-        <w:spacing w:after="0" w:line="240" w:lineRule="auto"/>
-        <w:jc w:val="both"/>
+        <w:lastRenderedPageBreak/>
+        <w:t xml:space="preserve">Шаг № 4. </w:t>
+      </w:r>
+      <w:r>
         <w:rPr>
           <w:rFonts w:eastAsiaTheme="minorEastAsia" w:cs="Times New Roman"/>
           <w:b/>
           <w:bCs/>
           <w:color w:val="000000" w:themeColor="text1"/>
           <w:szCs w:val="28"/>
-          <w:lang w:val="ru-RU"/>
-        </w:rPr>
-      </w:pPr>
-      <w:r>
-        <w:rPr>
-          <w:rFonts w:eastAsiaTheme="minorEastAsia" w:cs="Times New Roman"/>
-          <w:b/>
-          <w:bCs/>
-          <w:color w:val="000000" w:themeColor="text1"/>
-          <w:szCs w:val="28"/>
-          <w:lang w:val="ru-RU"/>
-        </w:rPr>
-        <w:lastRenderedPageBreak/>
-        <w:t xml:space="preserve">Шаг № 4. </w:t>
-      </w:r>
-      <w:r>
-        <w:rPr>
-          <w:rFonts w:eastAsiaTheme="minorEastAsia" w:cs="Times New Roman"/>
-          <w:b/>
-          <w:bCs/>
-          <w:color w:val="000000" w:themeColor="text1"/>
-          <w:szCs w:val="28"/>
-        </w:rPr>
-        <w:t>Подготовка и запуск дискового бенчмарк</w:t>
-      </w:r>
-      <w:r>
-        <w:rPr>
-          <w:rFonts w:eastAsiaTheme="minorEastAsia" w:cs="Times New Roman"/>
-          <w:b/>
-          <w:bCs/>
-          <w:color w:val="000000" w:themeColor="text1"/>
-          <w:szCs w:val="28"/>
-          <w:lang w:val="ru-RU"/>
-        </w:rPr>
-        <w:t>а</w:t>
-      </w:r>
-    </w:p>
-    <w:p>
-      <w:pPr>
+        </w:rPr>
+        <w:t>Инициализация программного стресс-тестирования</w:t>
+      </w:r>
+    </w:p>
+    <w:p>
+      <w:pPr>
+        <w:pStyle w:val="a7"/>
+        <w:tabs>
+          <w:tab w:val="left" w:pos="1134"/>
+        </w:tabs>
         <w:spacing w:after="0" w:line="240" w:lineRule="auto"/>
-        <w:ind w:firstLine="720"/>
+        <w:ind w:left="0" w:firstLine="709"/>
         <w:jc w:val="both"/>
         <w:rPr>
-          <w:rFonts w:eastAsiaTheme="minorEastAsia" w:cs="Times New Roman"/>
-          <w:b/>
-          <w:bCs/>
-          <w:color w:val="000000" w:themeColor="text1"/>
-          <w:szCs w:val="28"/>
-          <w:lang w:val="en-US"/>
-        </w:rPr>
-      </w:pPr>
-      <w:r>
-        <w:rPr>
-          <w:rFonts w:eastAsiaTheme="minorEastAsia" w:cs="Times New Roman"/>
-          <w:b/>
-          <w:bCs/>
-          <w:color w:val="000000" w:themeColor="text1"/>
-          <w:szCs w:val="28"/>
-          <w:lang w:val="ru-RU"/>
-        </w:rPr>
-        <w:t xml:space="preserve">Последовательный доступ </w:t>
-      </w:r>
-      <w:r>
-        <w:rPr>
-          <w:rFonts w:eastAsiaTheme="minorEastAsia" w:cs="Times New Roman"/>
-          <w:b/>
-          <w:bCs/>
-          <w:color w:val="000000" w:themeColor="text1"/>
-          <w:szCs w:val="28"/>
-          <w:lang w:val="en-US"/>
-        </w:rPr>
-        <w:t>(Sequential / SEQ):</w:t>
+          <w:rFonts w:cs="Times New Roman"/>
+          <w:color w:val="000000" w:themeColor="text1"/>
+          <w:szCs w:val="28"/>
+          <w:lang w:val="ru-RU"/>
+        </w:rPr>
+      </w:pPr>
+      <w:r>
+        <w:rPr>
+          <w:rFonts w:cs="Times New Roman"/>
+          <w:color w:val="000000" w:themeColor="text1"/>
+          <w:szCs w:val="28"/>
+          <w:lang w:val="ru-RU"/>
+        </w:rPr>
+        <w:t>Проведение любых синтетических стресс-тестов на мягких поверхностях (диван, кровать, одеяло, плед) категорически запрещено по следующим архитектурным причинам:</w:t>
       </w:r>
     </w:p>
     <w:p>
@@ -3054,7 +2906,7 @@
         <w:pStyle w:val="a7"/>
         <w:numPr>
           <w:ilvl w:val="0"/>
-          <w:numId w:val="18"/>
+          <w:numId w:val="23"/>
         </w:numPr>
         <w:tabs>
           <w:tab w:val="left" w:pos="1134"/>
@@ -3063,37 +2915,38 @@
         <w:ind w:left="0" w:firstLine="709"/>
         <w:jc w:val="both"/>
         <w:rPr>
-          <w:rFonts w:eastAsiaTheme="minorEastAsia" w:cs="Times New Roman"/>
-          <w:color w:val="000000" w:themeColor="text1"/>
-          <w:szCs w:val="28"/>
-          <w:lang w:val="ru-RU"/>
-        </w:rPr>
-      </w:pPr>
-      <w:r>
-        <w:rPr>
-          <w:rFonts w:eastAsiaTheme="minorEastAsia" w:cs="Times New Roman"/>
-          <w:color w:val="000000" w:themeColor="text1"/>
-          <w:szCs w:val="28"/>
-          <w:lang w:val="ru-RU"/>
-        </w:rPr>
-        <w:t>Принцип работы: чтение</w:t>
-      </w:r>
-      <w:r>
-        <w:rPr>
-          <w:rFonts w:eastAsiaTheme="minorEastAsia" w:cs="Times New Roman"/>
-          <w:color w:val="000000" w:themeColor="text1"/>
-          <w:szCs w:val="28"/>
-        </w:rPr>
-        <w:t xml:space="preserve"> или запись одним большим непрерывным потоком (крупные файлы, лежащие в памяти друг за другом)</w:t>
-      </w:r>
-      <w:r>
-        <w:rPr>
-          <w:rFonts w:eastAsiaTheme="minorEastAsia" w:cs="Times New Roman"/>
-          <w:color w:val="000000" w:themeColor="text1"/>
-          <w:szCs w:val="28"/>
-          <w:lang w:val="ru-RU"/>
-        </w:rPr>
-        <w:t>;</w:t>
+          <w:rFonts w:cs="Times New Roman"/>
+          <w:color w:val="000000" w:themeColor="text1"/>
+          <w:szCs w:val="28"/>
+          <w:lang w:val="ru-RU"/>
+        </w:rPr>
+      </w:pPr>
+      <w:r>
+        <w:rPr>
+          <w:rFonts w:cs="Times New Roman"/>
+          <w:color w:val="000000" w:themeColor="text1"/>
+          <w:szCs w:val="28"/>
+          <w:lang w:val="ru-RU"/>
+        </w:rPr>
+        <w:t xml:space="preserve">Перекрытие вентиляционных отверстий: </w:t>
+      </w:r>
+      <w:r>
+        <w:rPr>
+          <w:rFonts w:cs="Times New Roman"/>
+          <w:color w:val="000000" w:themeColor="text1"/>
+          <w:szCs w:val="28"/>
+          <w:lang w:val="ru-RU"/>
+        </w:rPr>
+        <w:t>п</w:t>
+      </w:r>
+      <w:r>
+        <w:rPr>
+          <w:rFonts w:cs="Times New Roman"/>
+          <w:color w:val="000000" w:themeColor="text1"/>
+          <w:szCs w:val="28"/>
+          <w:lang w:val="ru-RU"/>
+        </w:rPr>
+        <w:t>од весом ноутбука резиновые ножки утапливаются в мягкую ткань или ворс. Материал дивана/кровати физически блокирует перфорированные решетки на днище корпуса, через которые вентиляторы осуществляют забор холодного воздуха.</w:t>
       </w:r>
     </w:p>
     <w:p>
@@ -3101,7 +2954,7 @@
         <w:pStyle w:val="a7"/>
         <w:numPr>
           <w:ilvl w:val="0"/>
-          <w:numId w:val="18"/>
+          <w:numId w:val="23"/>
         </w:numPr>
         <w:tabs>
           <w:tab w:val="left" w:pos="1134"/>
@@ -3110,125 +2963,38 @@
         <w:ind w:left="0" w:firstLine="709"/>
         <w:jc w:val="both"/>
         <w:rPr>
-          <w:rFonts w:eastAsiaTheme="minorEastAsia" w:cs="Times New Roman"/>
-          <w:color w:val="000000" w:themeColor="text1"/>
-          <w:szCs w:val="28"/>
-          <w:lang w:val="ru-RU"/>
-        </w:rPr>
-      </w:pPr>
-      <w:r>
-        <w:rPr>
-          <w:rFonts w:eastAsiaTheme="minorEastAsia" w:cs="Times New Roman"/>
-          <w:color w:val="000000" w:themeColor="text1"/>
-          <w:szCs w:val="28"/>
-          <w:lang w:val="ru-RU"/>
-        </w:rPr>
-        <w:t>Типичные сценарии:</w:t>
-      </w:r>
-    </w:p>
-    <w:p>
-      <w:pPr>
-        <w:pStyle w:val="a7"/>
-        <w:numPr>
-          <w:ilvl w:val="1"/>
-          <w:numId w:val="18"/>
-        </w:numPr>
-        <w:tabs>
-          <w:tab w:val="left" w:pos="1843"/>
-        </w:tabs>
-        <w:spacing w:after="0" w:line="240" w:lineRule="auto"/>
-        <w:ind w:left="709" w:firstLine="709"/>
-        <w:jc w:val="both"/>
-        <w:rPr>
-          <w:rFonts w:eastAsiaTheme="minorEastAsia" w:cs="Times New Roman"/>
-          <w:color w:val="000000" w:themeColor="text1"/>
-          <w:szCs w:val="28"/>
-          <w:lang w:val="ru-RU"/>
-        </w:rPr>
-      </w:pPr>
-      <w:r>
-        <w:rPr>
-          <w:rFonts w:eastAsiaTheme="minorEastAsia" w:cs="Times New Roman"/>
-          <w:color w:val="000000" w:themeColor="text1"/>
-          <w:szCs w:val="28"/>
-        </w:rPr>
-        <w:t>Копирование тяжелых фильмов или архивов</w:t>
-      </w:r>
-      <w:r>
-        <w:rPr>
-          <w:rFonts w:eastAsiaTheme="minorEastAsia" w:cs="Times New Roman"/>
-          <w:color w:val="000000" w:themeColor="text1"/>
-          <w:szCs w:val="28"/>
-          <w:lang w:val="ru-RU"/>
-        </w:rPr>
-        <w:t>;</w:t>
-      </w:r>
-    </w:p>
-    <w:p>
-      <w:pPr>
-        <w:pStyle w:val="a7"/>
-        <w:numPr>
-          <w:ilvl w:val="1"/>
-          <w:numId w:val="18"/>
-        </w:numPr>
-        <w:tabs>
-          <w:tab w:val="left" w:pos="1843"/>
-        </w:tabs>
-        <w:spacing w:after="0" w:line="240" w:lineRule="auto"/>
-        <w:ind w:left="709" w:firstLine="709"/>
-        <w:jc w:val="both"/>
-        <w:rPr>
-          <w:rFonts w:eastAsiaTheme="minorEastAsia" w:cs="Times New Roman"/>
-          <w:color w:val="000000" w:themeColor="text1"/>
-          <w:szCs w:val="28"/>
-          <w:lang w:val="ru-RU"/>
-        </w:rPr>
-      </w:pPr>
-      <w:r>
-        <w:rPr>
-          <w:rFonts w:eastAsiaTheme="minorEastAsia" w:cs="Times New Roman"/>
-          <w:color w:val="000000" w:themeColor="text1"/>
-          <w:szCs w:val="28"/>
-        </w:rPr>
-        <w:t>Рендеринг и сохранение видеомонтажа;</w:t>
-      </w:r>
-    </w:p>
-    <w:p>
-      <w:pPr>
-        <w:pStyle w:val="a7"/>
-        <w:numPr>
-          <w:ilvl w:val="1"/>
-          <w:numId w:val="18"/>
-        </w:numPr>
-        <w:tabs>
-          <w:tab w:val="left" w:pos="1843"/>
-        </w:tabs>
-        <w:spacing w:after="0" w:line="240" w:lineRule="auto"/>
-        <w:ind w:left="709" w:firstLine="709"/>
-        <w:jc w:val="both"/>
-        <w:rPr>
-          <w:rFonts w:eastAsiaTheme="minorEastAsia" w:cs="Times New Roman"/>
-          <w:color w:val="000000" w:themeColor="text1"/>
-          <w:szCs w:val="28"/>
-          <w:lang w:val="ru-RU"/>
-        </w:rPr>
-      </w:pPr>
-      <w:r>
-        <w:rPr>
-          <w:rFonts w:eastAsiaTheme="minorEastAsia" w:cs="Times New Roman"/>
-          <w:color w:val="000000" w:themeColor="text1"/>
-          <w:szCs w:val="28"/>
-        </w:rPr>
-        <w:t xml:space="preserve">Загрузка больших игровых текстур </w:t>
-      </w:r>
-      <w:r>
-        <w:rPr>
-          <w:rFonts w:eastAsiaTheme="minorEastAsia" w:cs="Times New Roman"/>
-          <w:color w:val="000000" w:themeColor="text1"/>
-          <w:szCs w:val="28"/>
-          <w:lang w:val="ru-RU"/>
-        </w:rPr>
-        <w:t>и другие;</w:t>
+          <w:rFonts w:cs="Times New Roman"/>
+          <w:color w:val="000000" w:themeColor="text1"/>
+          <w:szCs w:val="28"/>
+          <w:lang w:val="ru-RU"/>
+        </w:rPr>
+      </w:pPr>
+      <w:r>
+        <w:rPr>
+          <w:rFonts w:cs="Times New Roman"/>
+          <w:color w:val="000000" w:themeColor="text1"/>
+          <w:szCs w:val="28"/>
+          <w:lang w:val="ru-RU"/>
+        </w:rPr>
+        <w:t xml:space="preserve">Нарушение конвекции и циркуляции воздуха: </w:t>
+      </w:r>
+      <w:r>
+        <w:rPr>
+          <w:rFonts w:cs="Times New Roman"/>
+          <w:color w:val="000000" w:themeColor="text1"/>
+          <w:szCs w:val="28"/>
+          <w:lang w:val="ru-RU"/>
+        </w:rPr>
+        <w:t>б</w:t>
+      </w:r>
+      <w:r>
+        <w:rPr>
+          <w:rFonts w:cs="Times New Roman"/>
+          <w:color w:val="000000" w:themeColor="text1"/>
+          <w:szCs w:val="28"/>
+          <w:lang w:val="ru-RU"/>
+        </w:rPr>
+        <w:t>ез постоянного притока свежего воздуха вентиляторы начинают гонять внутри корпуса уже нагретый воздух. Тепловые трубки и радиаторы перестают отдавать тепло, что приводит к мгновенному критическому перегреву кремниевых кристаллов.</w:t>
       </w:r>
     </w:p>
     <w:p>
@@ -3236,7 +3002,7 @@
         <w:pStyle w:val="a7"/>
         <w:numPr>
           <w:ilvl w:val="0"/>
-          <w:numId w:val="18"/>
+          <w:numId w:val="23"/>
         </w:numPr>
         <w:tabs>
           <w:tab w:val="left" w:pos="1134"/>
@@ -3245,295 +3011,57 @@
         <w:ind w:left="0" w:firstLine="709"/>
         <w:jc w:val="both"/>
         <w:rPr>
-          <w:rFonts w:eastAsiaTheme="minorEastAsia" w:cs="Times New Roman"/>
-          <w:color w:val="000000" w:themeColor="text1"/>
-          <w:szCs w:val="28"/>
-          <w:lang w:val="ru-RU"/>
-        </w:rPr>
-      </w:pPr>
-      <w:r>
-        <w:rPr>
-          <w:rFonts w:eastAsiaTheme="minorEastAsia" w:cs="Times New Roman"/>
-          <w:color w:val="000000" w:themeColor="text1"/>
-          <w:szCs w:val="28"/>
-          <w:lang w:val="ru-RU"/>
-        </w:rPr>
-        <w:t>Показатели скорости: демонстрирует максимально возможную скорость накопителя (в ГБ/с или МБ/с).</w:t>
-      </w:r>
-    </w:p>
-    <w:p>
-      <w:pPr>
-        <w:pStyle w:val="a7"/>
-        <w:tabs>
-          <w:tab w:val="left" w:pos="1134"/>
-        </w:tabs>
-        <w:spacing w:after="0" w:line="240" w:lineRule="auto"/>
-        <w:ind w:left="709"/>
-        <w:jc w:val="both"/>
-        <w:rPr>
-          <w:rFonts w:eastAsiaTheme="minorEastAsia" w:cs="Times New Roman"/>
-          <w:color w:val="000000" w:themeColor="text1"/>
-          <w:szCs w:val="28"/>
-          <w:lang w:val="ru-RU"/>
-        </w:rPr>
-      </w:pPr>
-    </w:p>
-    <w:p>
-      <w:pPr>
-        <w:spacing w:after="0" w:line="240" w:lineRule="auto"/>
-        <w:ind w:firstLine="720"/>
-        <w:jc w:val="both"/>
-        <w:rPr>
-          <w:rFonts w:eastAsiaTheme="minorEastAsia" w:cs="Times New Roman"/>
-          <w:b/>
-          <w:bCs/>
-          <w:color w:val="000000" w:themeColor="text1"/>
-          <w:szCs w:val="28"/>
-          <w:lang w:val="ru-RU"/>
-        </w:rPr>
-      </w:pPr>
-      <w:r>
-        <w:rPr>
-          <w:rFonts w:eastAsiaTheme="minorEastAsia" w:cs="Times New Roman"/>
-          <w:b/>
-          <w:bCs/>
-          <w:color w:val="000000" w:themeColor="text1"/>
-          <w:szCs w:val="28"/>
-          <w:lang w:val="ru-RU"/>
-        </w:rPr>
-        <w:t>Случайный доступ (Random / RND / 4K):</w:t>
-      </w:r>
-    </w:p>
-    <w:p>
-      <w:pPr>
-        <w:pStyle w:val="a7"/>
-        <w:numPr>
-          <w:ilvl w:val="0"/>
-          <w:numId w:val="18"/>
-        </w:numPr>
-        <w:tabs>
-          <w:tab w:val="left" w:pos="1134"/>
-        </w:tabs>
-        <w:spacing w:after="0" w:line="240" w:lineRule="auto"/>
-        <w:ind w:left="0" w:firstLine="709"/>
-        <w:jc w:val="both"/>
-        <w:rPr>
-          <w:rFonts w:eastAsiaTheme="minorEastAsia" w:cs="Times New Roman"/>
-          <w:color w:val="000000" w:themeColor="text1"/>
-          <w:szCs w:val="28"/>
-          <w:lang w:val="ru-RU"/>
-        </w:rPr>
-      </w:pPr>
-      <w:r>
-        <w:rPr>
-          <w:rFonts w:eastAsiaTheme="minorEastAsia" w:cs="Times New Roman"/>
-          <w:color w:val="000000" w:themeColor="text1"/>
-          <w:szCs w:val="28"/>
-          <w:lang w:val="ru-RU"/>
-        </w:rPr>
-        <w:t>Принцип работы: чтение</w:t>
-      </w:r>
-      <w:r>
-        <w:rPr>
-          <w:rFonts w:eastAsiaTheme="minorEastAsia" w:cs="Times New Roman"/>
-          <w:color w:val="000000" w:themeColor="text1"/>
-          <w:szCs w:val="28"/>
-        </w:rPr>
-        <w:t xml:space="preserve"> или запись множества мелких файлов (размером около 4 КБ), разбросанных в случайных ячейках памяти</w:t>
-      </w:r>
-      <w:r>
-        <w:rPr>
-          <w:rFonts w:eastAsiaTheme="minorEastAsia" w:cs="Times New Roman"/>
-          <w:color w:val="000000" w:themeColor="text1"/>
-          <w:szCs w:val="28"/>
-          <w:lang w:val="ru-RU"/>
-        </w:rPr>
-        <w:t>;</w:t>
-      </w:r>
-    </w:p>
-    <w:p>
-      <w:pPr>
-        <w:pStyle w:val="a7"/>
-        <w:numPr>
-          <w:ilvl w:val="0"/>
-          <w:numId w:val="18"/>
-        </w:numPr>
-        <w:tabs>
-          <w:tab w:val="left" w:pos="1134"/>
-        </w:tabs>
-        <w:spacing w:after="0" w:line="240" w:lineRule="auto"/>
-        <w:ind w:left="0" w:firstLine="709"/>
-        <w:jc w:val="both"/>
-        <w:rPr>
-          <w:rFonts w:eastAsiaTheme="minorEastAsia" w:cs="Times New Roman"/>
-          <w:color w:val="000000" w:themeColor="text1"/>
-          <w:szCs w:val="28"/>
-          <w:lang w:val="ru-RU"/>
-        </w:rPr>
-      </w:pPr>
-      <w:r>
-        <w:rPr>
-          <w:rFonts w:eastAsiaTheme="minorEastAsia" w:cs="Times New Roman"/>
-          <w:color w:val="000000" w:themeColor="text1"/>
-          <w:szCs w:val="28"/>
-          <w:lang w:val="ru-RU"/>
-        </w:rPr>
-        <w:t>Типичные сценарии:</w:t>
-      </w:r>
-    </w:p>
-    <w:p>
-      <w:pPr>
-        <w:pStyle w:val="a7"/>
-        <w:numPr>
-          <w:ilvl w:val="1"/>
-          <w:numId w:val="18"/>
-        </w:numPr>
-        <w:tabs>
-          <w:tab w:val="left" w:pos="1843"/>
-        </w:tabs>
-        <w:spacing w:after="0" w:line="240" w:lineRule="auto"/>
-        <w:ind w:left="709" w:firstLine="709"/>
-        <w:jc w:val="both"/>
-        <w:rPr>
-          <w:rFonts w:eastAsiaTheme="minorEastAsia" w:cs="Times New Roman"/>
-          <w:color w:val="000000" w:themeColor="text1"/>
-          <w:szCs w:val="28"/>
-          <w:lang w:val="ru-RU"/>
-        </w:rPr>
-      </w:pPr>
-      <w:r>
-        <w:rPr>
-          <w:rFonts w:eastAsiaTheme="minorEastAsia" w:cs="Times New Roman"/>
-          <w:color w:val="000000" w:themeColor="text1"/>
-          <w:szCs w:val="28"/>
-        </w:rPr>
-        <w:t>Запуск операционной системы и программ</w:t>
-      </w:r>
-      <w:r>
-        <w:rPr>
-          <w:rFonts w:eastAsiaTheme="minorEastAsia" w:cs="Times New Roman"/>
-          <w:color w:val="000000" w:themeColor="text1"/>
-          <w:szCs w:val="28"/>
-          <w:lang w:val="ru-RU"/>
-        </w:rPr>
-        <w:t>;</w:t>
-      </w:r>
-    </w:p>
-    <w:p>
-      <w:pPr>
-        <w:pStyle w:val="a7"/>
-        <w:numPr>
-          <w:ilvl w:val="1"/>
-          <w:numId w:val="18"/>
-        </w:numPr>
-        <w:tabs>
-          <w:tab w:val="left" w:pos="1843"/>
-        </w:tabs>
-        <w:spacing w:after="0" w:line="240" w:lineRule="auto"/>
-        <w:ind w:left="709" w:firstLine="709"/>
-        <w:jc w:val="both"/>
-        <w:rPr>
-          <w:rFonts w:eastAsiaTheme="minorEastAsia" w:cs="Times New Roman"/>
-          <w:color w:val="000000" w:themeColor="text1"/>
-          <w:szCs w:val="28"/>
-          <w:lang w:val="ru-RU"/>
-        </w:rPr>
-      </w:pPr>
-      <w:r>
-        <w:rPr>
-          <w:rFonts w:eastAsiaTheme="minorEastAsia" w:cs="Times New Roman"/>
-          <w:color w:val="000000" w:themeColor="text1"/>
-          <w:szCs w:val="28"/>
-        </w:rPr>
-        <w:t>Работа с базами данных и кэшем браузера;</w:t>
-      </w:r>
-    </w:p>
-    <w:p>
-      <w:pPr>
-        <w:pStyle w:val="a7"/>
-        <w:numPr>
-          <w:ilvl w:val="1"/>
-          <w:numId w:val="18"/>
-        </w:numPr>
-        <w:tabs>
-          <w:tab w:val="left" w:pos="1843"/>
-        </w:tabs>
-        <w:spacing w:after="0" w:line="240" w:lineRule="auto"/>
-        <w:ind w:left="709" w:firstLine="709"/>
-        <w:jc w:val="both"/>
-        <w:rPr>
-          <w:rFonts w:eastAsiaTheme="minorEastAsia" w:cs="Times New Roman"/>
-          <w:color w:val="000000" w:themeColor="text1"/>
-          <w:szCs w:val="28"/>
-          <w:lang w:val="ru-RU"/>
-        </w:rPr>
-      </w:pPr>
-      <w:r>
-        <w:rPr>
-          <w:rFonts w:eastAsiaTheme="minorEastAsia" w:cs="Times New Roman"/>
-          <w:color w:val="000000" w:themeColor="text1"/>
-          <w:szCs w:val="28"/>
-        </w:rPr>
-        <w:t xml:space="preserve">Фоновые процессы и системные службы </w:t>
-      </w:r>
-      <w:r>
-        <w:rPr>
-          <w:rFonts w:eastAsiaTheme="minorEastAsia" w:cs="Times New Roman"/>
-          <w:color w:val="000000" w:themeColor="text1"/>
-          <w:szCs w:val="28"/>
-          <w:lang w:val="ru-RU"/>
-        </w:rPr>
-        <w:t>и другие;</w:t>
-      </w:r>
-    </w:p>
-    <w:p>
-      <w:pPr>
-        <w:pStyle w:val="a7"/>
-        <w:numPr>
-          <w:ilvl w:val="0"/>
-          <w:numId w:val="18"/>
-        </w:numPr>
-        <w:tabs>
-          <w:tab w:val="left" w:pos="1134"/>
-        </w:tabs>
-        <w:spacing w:after="0" w:line="240" w:lineRule="auto"/>
-        <w:ind w:left="0" w:firstLine="709"/>
-        <w:jc w:val="both"/>
-        <w:rPr>
-          <w:rFonts w:eastAsiaTheme="minorEastAsia" w:cs="Times New Roman"/>
-          <w:color w:val="000000" w:themeColor="text1"/>
-          <w:szCs w:val="28"/>
-          <w:lang w:val="ru-RU"/>
-        </w:rPr>
-      </w:pPr>
-      <w:r>
-        <w:rPr>
-          <w:rFonts w:eastAsiaTheme="minorEastAsia" w:cs="Times New Roman"/>
-          <w:color w:val="000000" w:themeColor="text1"/>
-          <w:szCs w:val="28"/>
-          <w:lang w:val="ru-RU"/>
-        </w:rPr>
-        <w:t>Скорость резко падает по сравнению с SEQ из-за постоянного поиска новых адресов памяти.</w:t>
-      </w:r>
-    </w:p>
-    <w:p>
-      <w:pPr>
-        <w:pStyle w:val="a7"/>
-        <w:tabs>
-          <w:tab w:val="left" w:pos="1134"/>
-        </w:tabs>
-        <w:spacing w:after="0" w:line="240" w:lineRule="auto"/>
-        <w:ind w:left="709"/>
-        <w:jc w:val="both"/>
-        <w:rPr>
-          <w:rFonts w:cs="Times New Roman"/>
-          <w:b/>
-          <w:bCs/>
-          <w:color w:val="000000" w:themeColor="text1"/>
-          <w:szCs w:val="28"/>
-          <w:lang w:val="ru-RU"/>
-        </w:rPr>
-      </w:pPr>
+          <w:rFonts w:cs="Times New Roman"/>
+          <w:color w:val="000000" w:themeColor="text1"/>
+          <w:szCs w:val="28"/>
+          <w:lang w:val="ru-RU"/>
+        </w:rPr>
+      </w:pPr>
+      <w:r>
+        <w:rPr>
+          <w:rFonts w:cs="Times New Roman"/>
+          <w:color w:val="000000" w:themeColor="text1"/>
+          <w:szCs w:val="28"/>
+          <w:lang w:val="ru-RU"/>
+        </w:rPr>
+        <w:t xml:space="preserve">Риск аппаратного сбоя: </w:t>
+      </w:r>
+      <w:r>
+        <w:rPr>
+          <w:rFonts w:cs="Times New Roman"/>
+          <w:color w:val="000000" w:themeColor="text1"/>
+          <w:szCs w:val="28"/>
+          <w:lang w:val="ru-RU"/>
+        </w:rPr>
+        <w:t>п</w:t>
+      </w:r>
+      <w:r>
+        <w:rPr>
+          <w:rFonts w:cs="Times New Roman"/>
+          <w:color w:val="000000" w:themeColor="text1"/>
+          <w:szCs w:val="28"/>
+          <w:lang w:val="ru-RU"/>
+        </w:rPr>
+        <w:t>ри достижении критических температур</w:t>
+      </w:r>
+      <w:r>
+        <w:rPr>
+          <w:rFonts w:cs="Times New Roman"/>
+          <w:color w:val="000000" w:themeColor="text1"/>
+          <w:szCs w:val="28"/>
+          <w:lang w:val="ru-RU"/>
+        </w:rPr>
+        <w:t xml:space="preserve"> </w:t>
+      </w:r>
+      <w:r>
+        <w:rPr>
+          <w:rFonts w:cs="Times New Roman"/>
+          <w:color w:val="000000" w:themeColor="text1"/>
+          <w:szCs w:val="28"/>
+          <w:lang w:val="ru-RU"/>
+        </w:rPr>
+        <w:t>выше 95–100 °C процессор активирует защитный механизм сброса частот и напряжений (троттлинг), чтобы снизить нагрев, либо ноутбук аварийно отключается системой безопасности, что прерывает лабораторную работу и создает избыточную тепловую деградацию компонентов.</w:t>
+      </w:r>
     </w:p>
     <w:p>
       <w:pPr>
@@ -3552,7 +3080,7 @@
           <w:lang w:val="ru-RU"/>
         </w:rPr>
       </w:pPr>
-      <w:bookmarkStart w:id="4" w:name="_Toc242094110"/>
+      <w:bookmarkStart w:id="4" w:name="_Toc243241682"/>
       <w:r>
         <w:rPr>
           <w:rFonts w:ascii="Times New Roman" w:hAnsi="Times New Roman" w:cs="Times New Roman"/>
@@ -3565,7 +3093,6 @@
         </w:rPr>
         <w:t xml:space="preserve">3.2 </w:t>
       </w:r>
-      <w:bookmarkEnd w:id="4"/>
       <w:r>
         <w:rPr>
           <w:rFonts w:ascii="Times New Roman" w:hAnsi="Times New Roman" w:cs="Times New Roman"/>
@@ -3577,6 +3104,7 @@
         </w:rPr>
         <w:t>Мониторинг датчиков</w:t>
       </w:r>
+      <w:bookmarkEnd w:id="4"/>
     </w:p>
     <w:p>
       <w:pPr>
@@ -3584,13 +3112,22 @@
         <w:jc w:val="both"/>
         <w:rPr>
           <w:rFonts w:cs="Times New Roman"/>
+          <w:color w:val="000000" w:themeColor="text1"/>
+          <w:szCs w:val="28"/>
+          <w:lang w:val="ru-RU"/>
+        </w:rPr>
+      </w:pPr>
+      <w:r>
+        <w:rPr>
+          <w:rFonts w:cs="Times New Roman"/>
           <w:b/>
           <w:bCs/>
           <w:color w:val="000000" w:themeColor="text1"/>
           <w:szCs w:val="28"/>
           <w:lang w:val="ru-RU"/>
         </w:rPr>
-      </w:pPr>
+        <w:t>Шаг</w:t>
+      </w:r>
       <w:r>
         <w:rPr>
           <w:rFonts w:cs="Times New Roman"/>
@@ -3598,9 +3135,8 @@
           <w:bCs/>
           <w:color w:val="000000" w:themeColor="text1"/>
           <w:szCs w:val="28"/>
-          <w:lang w:val="ru-RU"/>
-        </w:rPr>
-        <w:t>Шаг</w:t>
+        </w:rPr>
+        <w:t xml:space="preserve"> </w:t>
       </w:r>
       <w:r>
         <w:rPr>
@@ -3609,8 +3145,9 @@
           <w:bCs/>
           <w:color w:val="000000" w:themeColor="text1"/>
           <w:szCs w:val="28"/>
-        </w:rPr>
-        <w:t xml:space="preserve"> </w:t>
+          <w:lang w:val="ru-RU"/>
+        </w:rPr>
+        <w:t>№ </w:t>
       </w:r>
       <w:r>
         <w:rPr>
@@ -3619,9 +3156,8 @@
           <w:bCs/>
           <w:color w:val="000000" w:themeColor="text1"/>
           <w:szCs w:val="28"/>
-          <w:lang w:val="ru-RU"/>
-        </w:rPr>
-        <w:t>№ </w:t>
+        </w:rPr>
+        <w:t xml:space="preserve">2. </w:t>
       </w:r>
       <w:r>
         <w:rPr>
@@ -3631,423 +3167,49 @@
           <w:color w:val="000000" w:themeColor="text1"/>
           <w:szCs w:val="28"/>
         </w:rPr>
-        <w:t xml:space="preserve">2. </w:t>
-      </w:r>
-      <w:r>
+        <w:t>Картирование аппаратных термодатчиков</w:t>
+      </w:r>
+    </w:p>
+    <w:p>
+      <w:pPr>
+        <w:spacing w:after="0" w:line="240" w:lineRule="auto"/>
+        <w:jc w:val="both"/>
+        <w:rPr>
+          <w:rFonts w:cs="Times New Roman"/>
+          <w:color w:val="000000" w:themeColor="text1"/>
+          <w:szCs w:val="28"/>
+          <w:lang w:val="ru-RU"/>
+        </w:rPr>
+      </w:pPr>
+    </w:p>
+    <w:p>
+      <w:pPr>
+        <w:spacing w:after="0" w:line="240" w:lineRule="auto"/>
+        <w:jc w:val="both"/>
         <w:rPr>
           <w:rFonts w:cs="Times New Roman"/>
           <w:b/>
           <w:bCs/>
           <w:color w:val="000000" w:themeColor="text1"/>
           <w:szCs w:val="28"/>
-        </w:rPr>
-        <w:t>Картирование аппаратных термодатчиков</w:t>
-      </w:r>
-    </w:p>
-    <w:p>
-      <w:pPr>
-        <w:pStyle w:val="a7"/>
-        <w:numPr>
-          <w:ilvl w:val="0"/>
-          <w:numId w:val="16"/>
-        </w:numPr>
-        <w:tabs>
-          <w:tab w:val="left" w:pos="1134"/>
-        </w:tabs>
-        <w:spacing w:after="0" w:line="240" w:lineRule="auto"/>
-        <w:ind w:left="0" w:firstLine="709"/>
-        <w:jc w:val="both"/>
-        <w:rPr>
-          <w:rFonts w:cs="Times New Roman"/>
-          <w:color w:val="000000" w:themeColor="text1"/>
-          <w:szCs w:val="28"/>
-          <w:lang w:val="ru-RU"/>
-        </w:rPr>
-      </w:pPr>
-      <w:r>
-        <w:rPr>
-          <w:rFonts w:cs="Times New Roman"/>
-          <w:color w:val="000000" w:themeColor="text1"/>
-          <w:szCs w:val="28"/>
-          <w:lang w:val="ru-RU"/>
-        </w:rPr>
-        <w:t xml:space="preserve">Производитель: </w:t>
-      </w:r>
-      <w:r>
-        <w:rPr>
-          <w:rFonts w:cs="Times New Roman"/>
-          <w:color w:val="000000" w:themeColor="text1"/>
-          <w:szCs w:val="28"/>
-          <w:lang w:val="en-US"/>
-        </w:rPr>
-        <w:t>Micron</w:t>
-      </w:r>
-      <w:r>
-        <w:rPr>
-          <w:rFonts w:cs="Times New Roman"/>
-          <w:color w:val="000000" w:themeColor="text1"/>
-          <w:szCs w:val="28"/>
-          <w:lang w:val="ru-RU"/>
-        </w:rPr>
-        <w:t xml:space="preserve"> </w:t>
-      </w:r>
-      <w:r>
-        <w:rPr>
-          <w:rFonts w:cs="Times New Roman"/>
-          <w:color w:val="000000" w:themeColor="text1"/>
-          <w:szCs w:val="28"/>
-          <w:lang w:val="en-US"/>
-        </w:rPr>
-        <w:t>Technology</w:t>
-      </w:r>
-      <w:r>
-        <w:rPr>
-          <w:rFonts w:cs="Times New Roman"/>
-          <w:color w:val="000000" w:themeColor="text1"/>
-          <w:szCs w:val="28"/>
-          <w:lang w:val="ru-RU"/>
-        </w:rPr>
-        <w:t xml:space="preserve"> (модель начинается с префикса </w:t>
-      </w:r>
-      <w:r>
-        <w:rPr>
-          <w:rFonts w:cs="Times New Roman"/>
-          <w:color w:val="000000" w:themeColor="text1"/>
-          <w:szCs w:val="28"/>
-          <w:lang w:val="en-US"/>
-        </w:rPr>
-        <w:t>MT</w:t>
-      </w:r>
-      <w:r>
-        <w:rPr>
-          <w:rFonts w:cs="Times New Roman"/>
-          <w:color w:val="000000" w:themeColor="text1"/>
-          <w:szCs w:val="28"/>
-          <w:lang w:val="ru-RU"/>
-        </w:rPr>
-        <w:t>);</w:t>
-      </w:r>
-    </w:p>
-    <w:p>
-      <w:pPr>
-        <w:pStyle w:val="a7"/>
-        <w:numPr>
-          <w:ilvl w:val="0"/>
-          <w:numId w:val="16"/>
-        </w:numPr>
-        <w:tabs>
-          <w:tab w:val="left" w:pos="1134"/>
-        </w:tabs>
-        <w:spacing w:after="0" w:line="240" w:lineRule="auto"/>
-        <w:ind w:left="0" w:firstLine="709"/>
-        <w:jc w:val="both"/>
-        <w:rPr>
-          <w:rFonts w:cs="Times New Roman"/>
-          <w:color w:val="000000" w:themeColor="text1"/>
-          <w:szCs w:val="28"/>
-          <w:lang w:val="ru-RU"/>
-        </w:rPr>
-      </w:pPr>
-      <w:r>
-        <w:rPr>
-          <w:rFonts w:cs="Times New Roman"/>
-          <w:color w:val="000000" w:themeColor="text1"/>
-          <w:szCs w:val="28"/>
-          <w:lang w:val="ru-RU"/>
-        </w:rPr>
-        <w:t xml:space="preserve">Точная модель накопителя: </w:t>
-      </w:r>
-      <w:r>
-        <w:rPr>
-          <w:rFonts w:cs="Times New Roman"/>
-          <w:color w:val="000000" w:themeColor="text1"/>
-          <w:szCs w:val="28"/>
-          <w:lang w:val="en-US"/>
-        </w:rPr>
-        <w:t>MTFDKBA</w:t>
-      </w:r>
-      <w:r>
-        <w:rPr>
-          <w:rFonts w:cs="Times New Roman"/>
-          <w:color w:val="000000" w:themeColor="text1"/>
-          <w:szCs w:val="28"/>
-          <w:lang w:val="ru-RU"/>
-        </w:rPr>
-        <w:t>512</w:t>
-      </w:r>
-      <w:r>
-        <w:rPr>
-          <w:rFonts w:cs="Times New Roman"/>
-          <w:color w:val="000000" w:themeColor="text1"/>
-          <w:szCs w:val="28"/>
-          <w:lang w:val="en-US"/>
-        </w:rPr>
-        <w:t>QGN</w:t>
-      </w:r>
-      <w:r>
-        <w:rPr>
-          <w:rFonts w:cs="Times New Roman"/>
-          <w:color w:val="000000" w:themeColor="text1"/>
-          <w:szCs w:val="28"/>
-          <w:lang w:val="ru-RU"/>
-        </w:rPr>
-        <w:t>-1</w:t>
-      </w:r>
-      <w:r>
-        <w:rPr>
-          <w:rFonts w:cs="Times New Roman"/>
-          <w:color w:val="000000" w:themeColor="text1"/>
-          <w:szCs w:val="28"/>
-          <w:lang w:val="en-US"/>
-        </w:rPr>
-        <w:t>BN</w:t>
-      </w:r>
-      <w:r>
-        <w:rPr>
-          <w:rFonts w:cs="Times New Roman"/>
-          <w:color w:val="000000" w:themeColor="text1"/>
-          <w:szCs w:val="28"/>
-          <w:lang w:val="ru-RU"/>
-        </w:rPr>
-        <w:t>1</w:t>
-      </w:r>
-      <w:r>
-        <w:rPr>
-          <w:rFonts w:cs="Times New Roman"/>
-          <w:color w:val="000000" w:themeColor="text1"/>
-          <w:szCs w:val="28"/>
-          <w:lang w:val="en-US"/>
-        </w:rPr>
-        <w:t>AABGA</w:t>
-      </w:r>
-      <w:r>
-        <w:rPr>
-          <w:rFonts w:cs="Times New Roman"/>
-          <w:color w:val="000000" w:themeColor="text1"/>
-          <w:szCs w:val="28"/>
-          <w:lang w:val="ru-RU"/>
-        </w:rPr>
-        <w:t>;</w:t>
-      </w:r>
-    </w:p>
-    <w:p>
-      <w:pPr>
-        <w:pStyle w:val="a7"/>
-        <w:numPr>
-          <w:ilvl w:val="0"/>
-          <w:numId w:val="16"/>
-        </w:numPr>
-        <w:tabs>
-          <w:tab w:val="left" w:pos="1134"/>
-        </w:tabs>
-        <w:spacing w:after="0" w:line="240" w:lineRule="auto"/>
-        <w:ind w:left="0" w:firstLine="709"/>
-        <w:jc w:val="both"/>
-        <w:rPr>
-          <w:rFonts w:cs="Times New Roman"/>
-          <w:color w:val="000000" w:themeColor="text1"/>
-          <w:szCs w:val="28"/>
-          <w:lang w:val="ru-RU"/>
-        </w:rPr>
-      </w:pPr>
-      <w:r>
-        <w:rPr>
-          <w:rFonts w:cs="Times New Roman"/>
-          <w:color w:val="000000" w:themeColor="text1"/>
-          <w:szCs w:val="28"/>
-          <w:lang w:val="ru-RU"/>
-        </w:rPr>
-        <w:t xml:space="preserve">Стандарт интерфейса: </w:t>
-      </w:r>
-      <w:r>
-        <w:rPr>
-          <w:rFonts w:cs="Times New Roman"/>
-          <w:color w:val="000000" w:themeColor="text1"/>
-          <w:szCs w:val="28"/>
-        </w:rPr>
-        <w:t>NVM Express 1.4</w:t>
-      </w:r>
-      <w:r>
-        <w:rPr>
-          <w:rFonts w:cs="Times New Roman"/>
-          <w:color w:val="000000" w:themeColor="text1"/>
-          <w:szCs w:val="28"/>
-          <w:lang w:val="en-US"/>
-        </w:rPr>
-        <w:t>;</w:t>
-      </w:r>
-    </w:p>
-    <w:p>
-      <w:pPr>
-        <w:spacing w:after="0" w:line="240" w:lineRule="auto"/>
-        <w:ind w:firstLine="709"/>
-        <w:jc w:val="both"/>
-        <w:rPr>
-          <w:rFonts w:cs="Times New Roman"/>
-          <w:color w:val="000000" w:themeColor="text1"/>
-          <w:szCs w:val="28"/>
-          <w:lang w:val="ru-RU"/>
-        </w:rPr>
-      </w:pPr>
-      <w:r>
-        <w:rPr>
-          <w:rFonts w:cs="Times New Roman"/>
-          <w:color w:val="000000" w:themeColor="text1"/>
-          <w:szCs w:val="28"/>
-          <w:lang w:val="ru-RU"/>
-        </w:rPr>
-        <w:t xml:space="preserve">Форм-фактор: </w:t>
-      </w:r>
-      <w:r>
-        <w:rPr>
-          <w:rFonts w:cs="Times New Roman"/>
-          <w:color w:val="000000" w:themeColor="text1"/>
-          <w:szCs w:val="28"/>
-          <w:lang w:val="en-US"/>
-        </w:rPr>
-        <w:t>M</w:t>
-      </w:r>
-      <w:r>
-        <w:rPr>
-          <w:rFonts w:cs="Times New Roman"/>
-          <w:color w:val="000000" w:themeColor="text1"/>
-          <w:szCs w:val="28"/>
-          <w:lang w:val="ru-RU"/>
-        </w:rPr>
-        <w:t>.2 (первые</w:t>
-      </w:r>
-      <w:r>
-        <w:rPr>
-          <w:rFonts w:cs="Times New Roman"/>
-          <w:color w:val="000000" w:themeColor="text1"/>
-          <w:szCs w:val="28"/>
-        </w:rPr>
-        <w:t xml:space="preserve"> буквы </w:t>
-      </w:r>
-      <w:r>
-        <w:rPr>
-          <w:rFonts w:cs="Times New Roman"/>
-          <w:color w:val="000000" w:themeColor="text1"/>
-          <w:szCs w:val="28"/>
-          <w:lang w:val="ru-RU"/>
-        </w:rPr>
-        <w:t xml:space="preserve">модели — </w:t>
-      </w:r>
-      <w:r>
-        <w:rPr>
-          <w:rFonts w:cs="Times New Roman"/>
-          <w:color w:val="000000" w:themeColor="text1"/>
-          <w:szCs w:val="28"/>
-        </w:rPr>
-        <w:t>MTFDKBA</w:t>
-      </w:r>
-      <w:r>
-        <w:rPr>
-          <w:rFonts w:cs="Times New Roman"/>
-          <w:color w:val="000000" w:themeColor="text1"/>
-          <w:szCs w:val="28"/>
-          <w:lang w:val="ru-RU"/>
-        </w:rPr>
-        <w:t xml:space="preserve">, они </w:t>
-      </w:r>
-      <w:r>
-        <w:rPr>
-          <w:rFonts w:cs="Times New Roman"/>
-          <w:color w:val="000000" w:themeColor="text1"/>
-          <w:szCs w:val="28"/>
-        </w:rPr>
-        <w:t>указывают на семейство клиентских SSD Micron 2400 / 2450</w:t>
-      </w:r>
-      <w:r>
-        <w:rPr>
-          <w:rFonts w:cs="Times New Roman"/>
-          <w:color w:val="000000" w:themeColor="text1"/>
-          <w:szCs w:val="28"/>
-          <w:lang w:val="ru-RU"/>
-        </w:rPr>
-        <w:t>, а данная</w:t>
-      </w:r>
-      <w:r>
-        <w:rPr>
-          <w:rFonts w:cs="Times New Roman"/>
-          <w:color w:val="000000" w:themeColor="text1"/>
-          <w:szCs w:val="28"/>
-        </w:rPr>
-        <w:t xml:space="preserve"> серия накопителей выпускается производителем исключительно в виде </w:t>
-      </w:r>
-      <w:r>
-        <w:rPr>
-          <w:rFonts w:cs="Times New Roman"/>
-          <w:color w:val="000000" w:themeColor="text1"/>
-          <w:szCs w:val="28"/>
-          <w:lang w:val="ru-RU"/>
-        </w:rPr>
-        <w:t>бескорпусных</w:t>
-      </w:r>
-      <w:r>
-        <w:rPr>
-          <w:rFonts w:cs="Times New Roman"/>
-          <w:color w:val="000000" w:themeColor="text1"/>
-          <w:szCs w:val="28"/>
-        </w:rPr>
-        <w:t xml:space="preserve"> плат формата M.2 для установки в современные ноутбуки и материнские платы ПК</w:t>
-      </w:r>
-      <w:r>
-        <w:rPr>
-          <w:rFonts w:cs="Times New Roman"/>
-          <w:color w:val="000000" w:themeColor="text1"/>
-          <w:szCs w:val="28"/>
-          <w:lang w:val="ru-RU"/>
-        </w:rPr>
-        <w:t>)</w:t>
-      </w:r>
-      <w:r>
-        <w:rPr>
-          <w:rFonts w:cs="Times New Roman"/>
-          <w:color w:val="000000" w:themeColor="text1"/>
-          <w:szCs w:val="28"/>
-        </w:rPr>
-        <w:t>.</w:t>
-      </w:r>
-    </w:p>
-    <w:p>
-      <w:pPr>
-        <w:spacing w:after="0" w:line="240" w:lineRule="auto"/>
-        <w:ind w:firstLine="709"/>
-        <w:jc w:val="both"/>
-        <w:rPr>
-          <w:rFonts w:cs="Times New Roman"/>
-          <w:color w:val="000000" w:themeColor="text1"/>
-          <w:szCs w:val="28"/>
-          <w:lang w:val="ru-RU"/>
-        </w:rPr>
-      </w:pPr>
-    </w:p>
-    <w:p>
-      <w:pPr>
-        <w:spacing w:after="0" w:line="240" w:lineRule="auto"/>
-        <w:jc w:val="both"/>
-        <w:rPr>
-          <w:rFonts w:cs="Times New Roman"/>
-          <w:color w:val="000000" w:themeColor="text1"/>
-          <w:szCs w:val="28"/>
-          <w:lang w:val="ru-RU"/>
-        </w:rPr>
-      </w:pPr>
-      <w:r>
-        <w:rPr>
-          <w:rFonts w:cs="Times New Roman"/>
+          <w:lang w:val="ru-RU"/>
+        </w:rPr>
+      </w:pPr>
+      <w:r>
+        <w:rPr>
+          <w:rFonts w:cs="Times New Roman"/>
+          <w:b/>
+          <w:bCs/>
           <w:noProof/>
           <w:color w:val="000000" w:themeColor="text1"/>
           <w:szCs w:val="28"/>
           <w:lang w:val="ru-RU"/>
         </w:rPr>
-        <w:lastRenderedPageBreak/>
         <w:drawing>
-          <wp:inline distT="0" distB="0" distL="0" distR="0" wp14:anchorId="4731C526" wp14:editId="3D16F87B">
+          <wp:inline distT="0" distB="0" distL="0" distR="0" wp14:anchorId="72469FCB" wp14:editId="2F941D88">
             <wp:extent cx="5939790" cy="3712210"/>
             <wp:effectExtent l="0" t="0" r="3810" b="2540"/>
-            <wp:docPr id="1773838863" name="Рисунок 1"/>
+            <wp:docPr id="1887513472" name="Рисунок 2"/>
             <wp:cNvGraphicFramePr>
               <a:graphicFrameLocks xmlns:a="http://schemas.openxmlformats.org/drawingml/2006/main" noChangeAspect="1"/>
             </wp:cNvGraphicFramePr>
@@ -4055,16 +3217,25 @@
               <a:graphicData uri="http://schemas.openxmlformats.org/drawingml/2006/picture">
                 <pic:pic xmlns:pic="http://schemas.openxmlformats.org/drawingml/2006/picture">
                   <pic:nvPicPr>
-                    <pic:cNvPr id="1773838863" name=""/>
-                    <pic:cNvPicPr/>
+                    <pic:cNvPr id="0" name="Picture 2"/>
+                    <pic:cNvPicPr>
+                      <a:picLocks noChangeAspect="1" noChangeArrowheads="1"/>
+                    </pic:cNvPicPr>
                   </pic:nvPicPr>
                   <pic:blipFill>
-                    <a:blip r:embed="rId8"/>
+                    <a:blip r:embed="rId8" cstate="print">
+                      <a:extLst>
+                        <a:ext uri="{28A0092B-C50C-407E-A947-70E740481C1C}">
+                          <a14:useLocalDpi xmlns:a14="http://schemas.microsoft.com/office/drawing/2010/main" val="0"/>
+                        </a:ext>
+                      </a:extLst>
+                    </a:blip>
+                    <a:srcRect/>
                     <a:stretch>
                       <a:fillRect/>
                     </a:stretch>
                   </pic:blipFill>
-                  <pic:spPr>
+                  <pic:spPr bwMode="auto">
                     <a:xfrm>
                       <a:off x="0" y="0"/>
                       <a:ext cx="5939790" cy="3712210"/>
@@ -4072,6 +3243,10 @@
                     <a:prstGeom prst="rect">
                       <a:avLst/>
                     </a:prstGeom>
+                    <a:noFill/>
+                    <a:ln>
+                      <a:noFill/>
+                    </a:ln>
                   </pic:spPr>
                 </pic:pic>
               </a:graphicData>
@@ -4083,25 +3258,180 @@
     <w:p>
       <w:pPr>
         <w:spacing w:after="0" w:line="240" w:lineRule="auto"/>
-        <w:ind w:firstLine="709"/>
+        <w:ind w:firstLine="720"/>
         <w:jc w:val="both"/>
         <w:rPr>
           <w:rFonts w:cs="Times New Roman"/>
+          <w:i/>
+          <w:iCs/>
+          <w:color w:val="000000" w:themeColor="text1"/>
+          <w:szCs w:val="28"/>
+          <w:lang w:val="ru-RU"/>
+        </w:rPr>
+      </w:pPr>
+    </w:p>
+    <w:p>
+      <w:pPr>
+        <w:spacing w:after="0" w:line="240" w:lineRule="auto"/>
+        <w:ind w:firstLine="720"/>
+        <w:jc w:val="both"/>
+        <w:rPr>
+          <w:rFonts w:cs="Times New Roman"/>
+          <w:i/>
+          <w:iCs/>
+          <w:color w:val="000000" w:themeColor="text1"/>
+          <w:szCs w:val="28"/>
+          <w:lang w:val="ru-RU"/>
+        </w:rPr>
+      </w:pPr>
+      <w:r>
+        <w:rPr>
+          <w:rFonts w:cs="Times New Roman"/>
+          <w:i/>
+          <w:iCs/>
+          <w:color w:val="000000" w:themeColor="text1"/>
+          <w:szCs w:val="28"/>
+        </w:rPr>
+        <w:t>Так как FanControl не поддерживает модель ноутбука, логическое сопоставление (картирование) независимых температурных зон было выполнено через интерфейс предустановленной утилиты Armoury Crate</w:t>
+      </w:r>
+      <w:r>
+        <w:rPr>
+          <w:rFonts w:cs="Times New Roman"/>
+          <w:i/>
+          <w:iCs/>
+          <w:color w:val="000000" w:themeColor="text1"/>
+          <w:szCs w:val="28"/>
+          <w:lang w:val="ru-RU"/>
+        </w:rPr>
+        <w:t>.</w:t>
+      </w:r>
+    </w:p>
+    <w:p>
+      <w:pPr>
+        <w:spacing w:after="0" w:line="240" w:lineRule="auto"/>
+        <w:jc w:val="both"/>
+        <w:rPr>
+          <w:rFonts w:cs="Times New Roman"/>
+          <w:color w:val="000000" w:themeColor="text1"/>
+          <w:szCs w:val="28"/>
+          <w:lang w:val="ru-RU"/>
+        </w:rPr>
+      </w:pPr>
+    </w:p>
+    <w:p>
+      <w:pPr>
+        <w:pStyle w:val="2"/>
+        <w:tabs>
+          <w:tab w:val="left" w:pos="1134"/>
+          <w:tab w:val="left" w:pos="3766"/>
+        </w:tabs>
+        <w:rPr>
+          <w:rFonts w:ascii="Times New Roman" w:hAnsi="Times New Roman" w:cs="Times New Roman"/>
           <w:b/>
           <w:bCs/>
           <w:color w:val="000000" w:themeColor="text1"/>
-          <w:szCs w:val="28"/>
-          <w:lang w:val="ru-RU"/>
-        </w:rPr>
-      </w:pPr>
-    </w:p>
-    <w:p>
-      <w:pPr>
+          <w:sz w:val="28"/>
+          <w:szCs w:val="28"/>
+          <w:lang w:val="ru-RU"/>
+        </w:rPr>
+      </w:pPr>
+      <w:bookmarkStart w:id="5" w:name="_Toc243241683"/>
+      <w:r>
+        <w:rPr>
+          <w:rFonts w:ascii="Times New Roman" w:hAnsi="Times New Roman" w:cs="Times New Roman"/>
+          <w:b/>
+          <w:bCs/>
+          <w:color w:val="000000" w:themeColor="text1"/>
+          <w:sz w:val="28"/>
+          <w:szCs w:val="28"/>
+          <w:lang w:val="ru-RU"/>
+        </w:rPr>
+        <w:lastRenderedPageBreak/>
+        <w:t xml:space="preserve">3.3 </w:t>
+      </w:r>
+      <w:r>
+        <w:rPr>
+          <w:rFonts w:ascii="Times New Roman" w:hAnsi="Times New Roman" w:cs="Times New Roman"/>
+          <w:b/>
+          <w:bCs/>
+          <w:color w:val="000000" w:themeColor="text1"/>
+          <w:sz w:val="28"/>
+          <w:szCs w:val="28"/>
+        </w:rPr>
+        <w:t>Сравнительный анализ</w:t>
+      </w:r>
+      <w:bookmarkEnd w:id="5"/>
+    </w:p>
+    <w:p>
+      <w:pPr>
+        <w:tabs>
+          <w:tab w:val="left" w:pos="1134"/>
+        </w:tabs>
+        <w:spacing w:after="0" w:line="240" w:lineRule="auto"/>
+        <w:jc w:val="both"/>
+        <w:rPr>
+          <w:rFonts w:eastAsiaTheme="minorEastAsia" w:cs="Times New Roman"/>
+          <w:b/>
+          <w:bCs/>
+          <w:color w:val="000000" w:themeColor="text1"/>
+          <w:szCs w:val="28"/>
+          <w:lang w:val="ru-RU"/>
+        </w:rPr>
+      </w:pPr>
+      <w:r>
+        <w:rPr>
+          <w:rFonts w:eastAsiaTheme="minorEastAsia" w:cs="Times New Roman"/>
+          <w:b/>
+          <w:bCs/>
+          <w:color w:val="000000" w:themeColor="text1"/>
+          <w:szCs w:val="28"/>
+          <w:lang w:val="ru-RU"/>
+        </w:rPr>
+        <w:t>Шаг № </w:t>
+      </w:r>
+      <w:r>
+        <w:rPr>
+          <w:rFonts w:eastAsiaTheme="minorEastAsia" w:cs="Times New Roman"/>
+          <w:b/>
+          <w:bCs/>
+          <w:color w:val="000000" w:themeColor="text1"/>
+          <w:szCs w:val="28"/>
+          <w:lang w:val="ru-RU"/>
+        </w:rPr>
+        <w:t>3</w:t>
+      </w:r>
+      <w:r>
+        <w:rPr>
+          <w:rFonts w:eastAsiaTheme="minorEastAsia" w:cs="Times New Roman"/>
+          <w:b/>
+          <w:bCs/>
+          <w:color w:val="000000" w:themeColor="text1"/>
+          <w:szCs w:val="28"/>
+          <w:lang w:val="ru-RU"/>
+        </w:rPr>
+        <w:t xml:space="preserve">. </w:t>
+      </w:r>
+      <w:r>
+        <w:rPr>
+          <w:rFonts w:eastAsiaTheme="minorEastAsia" w:cs="Times New Roman"/>
+          <w:b/>
+          <w:bCs/>
+          <w:color w:val="000000" w:themeColor="text1"/>
+          <w:szCs w:val="28"/>
+        </w:rPr>
+        <w:t>Фиксация термических показателей в режиме простоя (Idle)</w:t>
+      </w:r>
+    </w:p>
+    <w:p>
+      <w:pPr>
+        <w:tabs>
+          <w:tab w:val="left" w:pos="1134"/>
+        </w:tabs>
         <w:spacing w:after="0" w:line="240" w:lineRule="auto"/>
         <w:ind w:firstLine="709"/>
         <w:jc w:val="both"/>
         <w:rPr>
-          <w:rFonts w:cs="Times New Roman"/>
+          <w:rFonts w:eastAsiaTheme="minorEastAsia" w:cs="Times New Roman"/>
           <w:b/>
           <w:bCs/>
           <w:color w:val="000000" w:themeColor="text1"/>
@@ -4109,29 +3439,431 @@
           <w:lang w:val="ru-RU"/>
         </w:rPr>
       </w:pPr>
-    </w:p>
-    <w:p>
-      <w:pPr>
+      <w:r>
+        <w:rPr>
+          <w:rFonts w:eastAsiaTheme="minorEastAsia" w:cs="Times New Roman"/>
+          <w:b/>
+          <w:bCs/>
+          <w:color w:val="000000" w:themeColor="text1"/>
+          <w:szCs w:val="28"/>
+          <w:lang w:val="ru-RU"/>
+        </w:rPr>
+        <w:t xml:space="preserve">Показатели </w:t>
+      </w:r>
+      <w:r>
+        <w:rPr>
+          <w:rFonts w:eastAsiaTheme="minorEastAsia" w:cs="Times New Roman"/>
+          <w:b/>
+          <w:bCs/>
+          <w:color w:val="000000" w:themeColor="text1"/>
+          <w:szCs w:val="28"/>
+          <w:lang w:val="ru-RU"/>
+        </w:rPr>
+        <w:t>в режиме простоя:</w:t>
+      </w:r>
+    </w:p>
+    <w:p>
+      <w:pPr>
+        <w:pStyle w:val="a7"/>
+        <w:numPr>
+          <w:ilvl w:val="0"/>
+          <w:numId w:val="22"/>
+        </w:numPr>
+        <w:tabs>
+          <w:tab w:val="left" w:pos="1134"/>
+        </w:tabs>
+        <w:spacing w:after="0" w:line="240" w:lineRule="auto"/>
+        <w:ind w:left="0" w:firstLine="709"/>
+        <w:jc w:val="both"/>
+        <w:rPr>
+          <w:rFonts w:eastAsiaTheme="minorEastAsia" w:cs="Times New Roman"/>
+          <w:color w:val="000000" w:themeColor="text1"/>
+          <w:szCs w:val="28"/>
+          <w:lang w:val="ru-RU"/>
+        </w:rPr>
+      </w:pPr>
+      <w:r>
+        <w:rPr>
+          <w:rFonts w:eastAsiaTheme="minorEastAsia" w:cs="Times New Roman"/>
+          <w:color w:val="000000" w:themeColor="text1"/>
+          <w:szCs w:val="28"/>
+          <w:lang w:val="ru-RU"/>
+        </w:rPr>
+        <w:t>Текущая температура центрального процессора (CPU): 49 °C;</w:t>
+      </w:r>
+    </w:p>
+    <w:p>
+      <w:pPr>
+        <w:pStyle w:val="a7"/>
+        <w:numPr>
+          <w:ilvl w:val="0"/>
+          <w:numId w:val="22"/>
+        </w:numPr>
+        <w:tabs>
+          <w:tab w:val="left" w:pos="1134"/>
+        </w:tabs>
+        <w:spacing w:after="0" w:line="240" w:lineRule="auto"/>
+        <w:ind w:left="0" w:firstLine="709"/>
+        <w:jc w:val="both"/>
+        <w:rPr>
+          <w:rFonts w:eastAsiaTheme="minorEastAsia" w:cs="Times New Roman"/>
+          <w:color w:val="000000" w:themeColor="text1"/>
+          <w:szCs w:val="28"/>
+          <w:lang w:val="ru-RU"/>
+        </w:rPr>
+      </w:pPr>
+      <w:r>
+        <w:rPr>
+          <w:rFonts w:eastAsiaTheme="minorEastAsia" w:cs="Times New Roman"/>
+          <w:color w:val="000000" w:themeColor="text1"/>
+          <w:szCs w:val="28"/>
+          <w:lang w:val="ru-RU"/>
+        </w:rPr>
+        <w:t>Базовая скорость вращения вентиляторов:</w:t>
+      </w:r>
+    </w:p>
+    <w:p>
+      <w:pPr>
+        <w:pStyle w:val="a7"/>
+        <w:numPr>
+          <w:ilvl w:val="1"/>
+          <w:numId w:val="22"/>
+        </w:numPr>
+        <w:tabs>
+          <w:tab w:val="left" w:pos="1843"/>
+        </w:tabs>
+        <w:spacing w:after="0" w:line="240" w:lineRule="auto"/>
+        <w:ind w:left="709" w:firstLine="709"/>
+        <w:jc w:val="both"/>
+        <w:rPr>
+          <w:rFonts w:eastAsiaTheme="minorEastAsia" w:cs="Times New Roman"/>
+          <w:color w:val="000000" w:themeColor="text1"/>
+          <w:szCs w:val="28"/>
+          <w:lang w:val="ru-RU"/>
+        </w:rPr>
+      </w:pPr>
+      <w:r>
+        <w:rPr>
+          <w:rFonts w:eastAsiaTheme="minorEastAsia" w:cs="Times New Roman"/>
+          <w:color w:val="000000" w:themeColor="text1"/>
+          <w:szCs w:val="28"/>
+          <w:lang w:val="ru-RU"/>
+        </w:rPr>
+        <w:t>Вентилятор процессора: 0 RPM</w:t>
+      </w:r>
+      <w:r>
+        <w:rPr>
+          <w:rFonts w:eastAsiaTheme="minorEastAsia" w:cs="Times New Roman"/>
+          <w:color w:val="000000" w:themeColor="text1"/>
+          <w:szCs w:val="28"/>
+          <w:lang w:val="en-US"/>
+        </w:rPr>
+        <w:t>;</w:t>
+      </w:r>
+    </w:p>
+    <w:p>
+      <w:pPr>
+        <w:pStyle w:val="a7"/>
+        <w:numPr>
+          <w:ilvl w:val="1"/>
+          <w:numId w:val="22"/>
+        </w:numPr>
+        <w:tabs>
+          <w:tab w:val="left" w:pos="1843"/>
+        </w:tabs>
+        <w:spacing w:after="0" w:line="240" w:lineRule="auto"/>
+        <w:ind w:left="709" w:firstLine="709"/>
+        <w:jc w:val="both"/>
+        <w:rPr>
+          <w:rFonts w:eastAsiaTheme="minorEastAsia" w:cs="Times New Roman"/>
+          <w:color w:val="000000" w:themeColor="text1"/>
+          <w:szCs w:val="28"/>
+          <w:lang w:val="ru-RU"/>
+        </w:rPr>
+      </w:pPr>
+      <w:r>
+        <w:rPr>
+          <w:rFonts w:eastAsiaTheme="minorEastAsia" w:cs="Times New Roman"/>
+          <w:color w:val="000000" w:themeColor="text1"/>
+          <w:szCs w:val="28"/>
+          <w:lang w:val="ru-RU"/>
+        </w:rPr>
+        <w:t>Вентилятор GPU: 0 RPM</w:t>
+      </w:r>
+      <w:r>
+        <w:rPr>
+          <w:rFonts w:eastAsiaTheme="minorEastAsia" w:cs="Times New Roman"/>
+          <w:color w:val="000000" w:themeColor="text1"/>
+          <w:szCs w:val="28"/>
+          <w:lang w:val="en-US"/>
+        </w:rPr>
+        <w:t>.</w:t>
+      </w:r>
+    </w:p>
+    <w:p>
+      <w:pPr>
+        <w:tabs>
+          <w:tab w:val="left" w:pos="1843"/>
+        </w:tabs>
+        <w:spacing w:after="0" w:line="240" w:lineRule="auto"/>
+        <w:ind w:left="709"/>
+        <w:jc w:val="both"/>
+        <w:rPr>
+          <w:rFonts w:eastAsiaTheme="minorEastAsia" w:cs="Times New Roman"/>
+          <w:color w:val="000000" w:themeColor="text1"/>
+          <w:szCs w:val="28"/>
+          <w:lang w:val="ru-RU"/>
+        </w:rPr>
+      </w:pPr>
+    </w:p>
+    <w:p>
+      <w:pPr>
+        <w:tabs>
+          <w:tab w:val="left" w:pos="1134"/>
+        </w:tabs>
         <w:spacing w:after="0" w:line="240" w:lineRule="auto"/>
         <w:ind w:firstLine="709"/>
         <w:jc w:val="both"/>
         <w:rPr>
           <w:rFonts w:cs="Times New Roman"/>
-          <w:b/>
-          <w:bCs/>
-          <w:color w:val="000000" w:themeColor="text1"/>
-          <w:szCs w:val="28"/>
-          <w:lang w:val="ru-RU"/>
-        </w:rPr>
-      </w:pPr>
-    </w:p>
-    <w:p>
-      <w:pPr>
+          <w:color w:val="000000" w:themeColor="text1"/>
+          <w:szCs w:val="28"/>
+          <w:lang w:val="ru-RU"/>
+        </w:rPr>
+      </w:pPr>
+      <w:r>
+        <w:rPr>
+          <w:rFonts w:cs="Times New Roman"/>
+          <w:color w:val="000000" w:themeColor="text1"/>
+          <w:szCs w:val="28"/>
+          <w:lang w:val="ru-RU"/>
+        </w:rPr>
+        <w:t>В</w:t>
+      </w:r>
+      <w:r>
+        <w:rPr>
+          <w:rFonts w:cs="Times New Roman"/>
+          <w:color w:val="000000" w:themeColor="text1"/>
+          <w:szCs w:val="28"/>
+          <w:lang w:val="ru-RU"/>
+        </w:rPr>
+        <w:t xml:space="preserve"> </w:t>
+      </w:r>
+      <w:r>
+        <w:rPr>
+          <w:rFonts w:eastAsiaTheme="minorEastAsia" w:cs="Times New Roman"/>
+          <w:color w:val="000000" w:themeColor="text1"/>
+          <w:szCs w:val="28"/>
+          <w:lang w:val="ru-RU"/>
+        </w:rPr>
+        <w:t xml:space="preserve">режиме </w:t>
+      </w:r>
+      <w:r>
+        <w:rPr>
+          <w:rFonts w:eastAsiaTheme="minorEastAsia" w:cs="Times New Roman"/>
+          <w:color w:val="000000" w:themeColor="text1"/>
+          <w:szCs w:val="28"/>
+          <w:lang w:val="ru-RU"/>
+        </w:rPr>
+        <w:t>простоя</w:t>
+      </w:r>
+      <w:r>
+        <w:rPr>
+          <w:rFonts w:eastAsiaTheme="minorEastAsia" w:cs="Times New Roman"/>
+          <w:color w:val="000000" w:themeColor="text1"/>
+          <w:szCs w:val="28"/>
+          <w:lang w:val="ru-RU"/>
+        </w:rPr>
+        <w:t xml:space="preserve"> вентиляторы охлаждения системы полностью остановлены. Для ноутбука </w:t>
+      </w:r>
+      <w:r>
+        <w:rPr>
+          <w:rFonts w:eastAsiaTheme="minorEastAsia" w:cs="Times New Roman"/>
+          <w:color w:val="000000" w:themeColor="text1"/>
+          <w:szCs w:val="28"/>
+          <w:lang w:val="en-US"/>
+        </w:rPr>
+        <w:t>ASUS</w:t>
+      </w:r>
+      <w:r>
+        <w:rPr>
+          <w:rFonts w:eastAsiaTheme="minorEastAsia" w:cs="Times New Roman"/>
+          <w:color w:val="000000" w:themeColor="text1"/>
+          <w:szCs w:val="28"/>
+          <w:lang w:val="ru-RU"/>
+        </w:rPr>
+        <w:t xml:space="preserve"> </w:t>
+      </w:r>
+      <w:r>
+        <w:rPr>
+          <w:rFonts w:eastAsiaTheme="minorEastAsia" w:cs="Times New Roman"/>
+          <w:color w:val="000000" w:themeColor="text1"/>
+          <w:szCs w:val="28"/>
+          <w:lang w:val="en-US"/>
+        </w:rPr>
+        <w:t>TUF</w:t>
+      </w:r>
+      <w:r>
+        <w:rPr>
+          <w:rFonts w:eastAsiaTheme="minorEastAsia" w:cs="Times New Roman"/>
+          <w:color w:val="000000" w:themeColor="text1"/>
+          <w:szCs w:val="28"/>
+          <w:lang w:val="ru-RU"/>
+        </w:rPr>
+        <w:t xml:space="preserve"> </w:t>
+      </w:r>
+      <w:r>
+        <w:rPr>
+          <w:rFonts w:eastAsiaTheme="minorEastAsia" w:cs="Times New Roman"/>
+          <w:color w:val="000000" w:themeColor="text1"/>
+          <w:szCs w:val="28"/>
+          <w:lang w:val="en-US"/>
+        </w:rPr>
+        <w:t>Gaming</w:t>
+      </w:r>
+      <w:r>
+        <w:rPr>
+          <w:rFonts w:eastAsiaTheme="minorEastAsia" w:cs="Times New Roman"/>
+          <w:color w:val="000000" w:themeColor="text1"/>
+          <w:szCs w:val="28"/>
+          <w:lang w:val="ru-RU"/>
+        </w:rPr>
+        <w:t xml:space="preserve"> </w:t>
+      </w:r>
+      <w:r>
+        <w:rPr>
+          <w:rFonts w:eastAsiaTheme="minorEastAsia" w:cs="Times New Roman"/>
+          <w:color w:val="000000" w:themeColor="text1"/>
+          <w:szCs w:val="28"/>
+          <w:lang w:val="en-US"/>
+        </w:rPr>
+        <w:t>F</w:t>
+      </w:r>
+      <w:r>
+        <w:rPr>
+          <w:rFonts w:eastAsiaTheme="minorEastAsia" w:cs="Times New Roman"/>
+          <w:color w:val="000000" w:themeColor="text1"/>
+          <w:szCs w:val="28"/>
+          <w:lang w:val="ru-RU"/>
+        </w:rPr>
+        <w:t>16</w:t>
+      </w:r>
+      <w:r>
+        <w:rPr>
+          <w:rFonts w:eastAsiaTheme="minorEastAsia" w:cs="Times New Roman"/>
+          <w:color w:val="000000" w:themeColor="text1"/>
+          <w:szCs w:val="28"/>
+          <w:lang w:val="ru-RU"/>
+        </w:rPr>
+        <w:t xml:space="preserve"> это является абсолютной нормой, так как в нем аппаратно реализован полупассивный режим работы</w:t>
+      </w:r>
+      <w:r>
+        <w:rPr>
+          <w:rFonts w:eastAsiaTheme="minorEastAsia" w:cs="Times New Roman"/>
+          <w:color w:val="000000" w:themeColor="text1"/>
+          <w:szCs w:val="28"/>
+          <w:lang w:val="ru-RU"/>
+        </w:rPr>
+        <w:t xml:space="preserve"> — </w:t>
+      </w:r>
+      <w:r>
+        <w:rPr>
+          <w:rFonts w:eastAsiaTheme="minorEastAsia" w:cs="Times New Roman"/>
+          <w:color w:val="000000" w:themeColor="text1"/>
+          <w:szCs w:val="28"/>
+          <w:lang w:val="ru-RU"/>
+        </w:rPr>
+        <w:t>технология 0</w:t>
+      </w:r>
+      <w:r>
+        <w:rPr>
+          <w:rFonts w:eastAsiaTheme="minorEastAsia" w:cs="Times New Roman"/>
+          <w:color w:val="000000" w:themeColor="text1"/>
+          <w:szCs w:val="28"/>
+          <w:lang w:val="en-US"/>
+        </w:rPr>
+        <w:t>dB</w:t>
+      </w:r>
+      <w:r>
+        <w:rPr>
+          <w:rFonts w:eastAsiaTheme="minorEastAsia" w:cs="Times New Roman"/>
+          <w:color w:val="000000" w:themeColor="text1"/>
+          <w:szCs w:val="28"/>
+          <w:lang w:val="ru-RU"/>
+        </w:rPr>
+        <w:t xml:space="preserve"> </w:t>
+      </w:r>
+      <w:r>
+        <w:rPr>
+          <w:rFonts w:eastAsiaTheme="minorEastAsia" w:cs="Times New Roman"/>
+          <w:color w:val="000000" w:themeColor="text1"/>
+          <w:szCs w:val="28"/>
+          <w:lang w:val="en-US"/>
+        </w:rPr>
+        <w:t>Technology</w:t>
+      </w:r>
+      <w:r>
+        <w:rPr>
+          <w:rFonts w:eastAsiaTheme="minorEastAsia" w:cs="Times New Roman"/>
+          <w:color w:val="000000" w:themeColor="text1"/>
+          <w:szCs w:val="28"/>
+          <w:lang w:val="ru-RU"/>
+        </w:rPr>
+        <w:t>. Система охлаждения справляется с отводом тепла от процессора при температуре 49 °</w:t>
+      </w:r>
+      <w:r>
+        <w:rPr>
+          <w:rFonts w:eastAsiaTheme="minorEastAsia" w:cs="Times New Roman"/>
+          <w:color w:val="000000" w:themeColor="text1"/>
+          <w:szCs w:val="28"/>
+          <w:lang w:val="en-US"/>
+        </w:rPr>
+        <w:t>C</w:t>
+      </w:r>
+      <w:r>
+        <w:rPr>
+          <w:rFonts w:eastAsiaTheme="minorEastAsia" w:cs="Times New Roman"/>
+          <w:color w:val="000000" w:themeColor="text1"/>
+          <w:szCs w:val="28"/>
+          <w:lang w:val="ru-RU"/>
+        </w:rPr>
+        <w:t xml:space="preserve"> исключительно за счет радиаторов и тепловых трубок, без привлечения вентиляторов, что обеспечивает бесшумность работы</w:t>
+      </w:r>
+      <w:r>
+        <w:rPr>
+          <w:rFonts w:cs="Times New Roman"/>
+          <w:color w:val="000000" w:themeColor="text1"/>
+          <w:szCs w:val="28"/>
+          <w:lang w:val="ru-RU"/>
+        </w:rPr>
+        <w:t>.</w:t>
+      </w:r>
+    </w:p>
+    <w:p>
+      <w:pPr>
+        <w:tabs>
+          <w:tab w:val="left" w:pos="1134"/>
+        </w:tabs>
         <w:spacing w:after="0" w:line="240" w:lineRule="auto"/>
         <w:ind w:firstLine="709"/>
         <w:jc w:val="both"/>
         <w:rPr>
           <w:rFonts w:cs="Times New Roman"/>
+          <w:color w:val="000000" w:themeColor="text1"/>
+          <w:szCs w:val="28"/>
+          <w:lang w:val="ru-RU"/>
+        </w:rPr>
+      </w:pPr>
+    </w:p>
+    <w:p>
+      <w:pPr>
+        <w:tabs>
+          <w:tab w:val="left" w:pos="1134"/>
+        </w:tabs>
+        <w:spacing w:after="0" w:line="240" w:lineRule="auto"/>
+        <w:jc w:val="both"/>
+        <w:rPr>
+          <w:rFonts w:eastAsiaTheme="minorEastAsia" w:cs="Times New Roman"/>
           <w:b/>
           <w:bCs/>
           <w:color w:val="000000" w:themeColor="text1"/>
@@ -4139,39 +3871,165 @@
           <w:lang w:val="ru-RU"/>
         </w:rPr>
       </w:pPr>
-    </w:p>
-    <w:p>
-      <w:pPr>
+      <w:r>
+        <w:rPr>
+          <w:rFonts w:eastAsiaTheme="minorEastAsia" w:cs="Times New Roman"/>
+          <w:b/>
+          <w:bCs/>
+          <w:color w:val="000000" w:themeColor="text1"/>
+          <w:szCs w:val="28"/>
+          <w:lang w:val="ru-RU"/>
+        </w:rPr>
+        <w:t xml:space="preserve">Шаг № 5. </w:t>
+      </w:r>
+      <w:r>
+        <w:rPr>
+          <w:rFonts w:eastAsiaTheme="minorEastAsia" w:cs="Times New Roman"/>
+          <w:b/>
+          <w:bCs/>
+          <w:color w:val="000000" w:themeColor="text1"/>
+          <w:szCs w:val="28"/>
+        </w:rPr>
+        <w:t>Построение графика нагрева при пиковой нагрузке</w:t>
+      </w:r>
+    </w:p>
+    <w:p>
+      <w:pPr>
+        <w:tabs>
+          <w:tab w:val="left" w:pos="1134"/>
+        </w:tabs>
         <w:spacing w:after="0" w:line="240" w:lineRule="auto"/>
         <w:ind w:firstLine="709"/>
         <w:jc w:val="both"/>
         <w:rPr>
           <w:rFonts w:cs="Times New Roman"/>
+          <w:color w:val="000000" w:themeColor="text1"/>
+          <w:szCs w:val="28"/>
+        </w:rPr>
+      </w:pPr>
+      <w:r>
+        <w:rPr>
+          <w:rFonts w:cs="Times New Roman"/>
           <w:b/>
           <w:bCs/>
           <w:color w:val="000000" w:themeColor="text1"/>
           <w:szCs w:val="28"/>
-          <w:lang w:val="ru-RU"/>
-        </w:rPr>
-      </w:pPr>
-    </w:p>
-    <w:p>
-      <w:pPr>
+        </w:rPr>
+        <w:t>Технические параметры и заводские спецификации:</w:t>
+      </w:r>
+    </w:p>
+    <w:p>
+      <w:pPr>
+        <w:pStyle w:val="a7"/>
+        <w:numPr>
+          <w:ilvl w:val="0"/>
+          <w:numId w:val="25"/>
+        </w:numPr>
+        <w:tabs>
+          <w:tab w:val="left" w:pos="1134"/>
+        </w:tabs>
+        <w:spacing w:after="0" w:line="240" w:lineRule="auto"/>
+        <w:ind w:left="0" w:firstLine="709"/>
+        <w:jc w:val="both"/>
+        <w:rPr>
+          <w:rFonts w:cs="Times New Roman"/>
+          <w:color w:val="000000" w:themeColor="text1"/>
+          <w:szCs w:val="28"/>
+          <w:lang w:val="ru-RU"/>
+        </w:rPr>
+      </w:pPr>
+      <w:r>
+        <w:rPr>
+          <w:rFonts w:cs="Times New Roman"/>
+          <w:color w:val="000000" w:themeColor="text1"/>
+          <w:szCs w:val="28"/>
+        </w:rPr>
+        <w:t>Модель процессора: Intel Core 5 210H</w:t>
+      </w:r>
+      <w:r>
+        <w:rPr>
+          <w:rFonts w:cs="Times New Roman"/>
+          <w:color w:val="000000" w:themeColor="text1"/>
+          <w:szCs w:val="28"/>
+          <w:lang w:val="ru-RU"/>
+        </w:rPr>
+        <w:t>;</w:t>
+      </w:r>
+    </w:p>
+    <w:p>
+      <w:pPr>
+        <w:pStyle w:val="a7"/>
+        <w:numPr>
+          <w:ilvl w:val="0"/>
+          <w:numId w:val="25"/>
+        </w:numPr>
+        <w:tabs>
+          <w:tab w:val="left" w:pos="1134"/>
+        </w:tabs>
+        <w:spacing w:after="0" w:line="240" w:lineRule="auto"/>
+        <w:ind w:left="0" w:firstLine="709"/>
+        <w:jc w:val="both"/>
+        <w:rPr>
+          <w:rFonts w:cs="Times New Roman"/>
+          <w:color w:val="000000" w:themeColor="text1"/>
+          <w:szCs w:val="28"/>
+          <w:lang w:val="ru-RU"/>
+        </w:rPr>
+      </w:pPr>
+      <w:r>
+        <w:rPr>
+          <w:rFonts w:cs="Times New Roman"/>
+          <w:color w:val="000000" w:themeColor="text1"/>
+          <w:szCs w:val="28"/>
+        </w:rPr>
+        <w:t>Критическая температура разрушения кристалла (T-</w:t>
+      </w:r>
+      <w:r>
+        <w:rPr>
+          <w:rFonts w:cs="Times New Roman"/>
+          <w:color w:val="000000" w:themeColor="text1"/>
+          <w:szCs w:val="28"/>
+        </w:rPr>
+        <w:t>junction</w:t>
+      </w:r>
+      <w:r>
+        <w:rPr>
+          <w:rFonts w:cs="Times New Roman"/>
+          <w:color w:val="000000" w:themeColor="text1"/>
+          <w:szCs w:val="28"/>
+        </w:rPr>
+        <w:t>): 100 °C</w:t>
+      </w:r>
+      <w:r>
+        <w:rPr>
+          <w:rFonts w:cs="Times New Roman"/>
+          <w:color w:val="000000" w:themeColor="text1"/>
+          <w:szCs w:val="28"/>
+        </w:rPr>
+        <w:t>.</w:t>
+      </w:r>
+    </w:p>
+    <w:p>
+      <w:pPr>
+        <w:tabs>
+          <w:tab w:val="left" w:pos="1134"/>
+        </w:tabs>
         <w:spacing w:after="0" w:line="240" w:lineRule="auto"/>
         <w:ind w:firstLine="709"/>
         <w:jc w:val="both"/>
         <w:rPr>
           <w:rFonts w:cs="Times New Roman"/>
-          <w:b/>
-          <w:bCs/>
-          <w:color w:val="000000" w:themeColor="text1"/>
-          <w:szCs w:val="28"/>
-          <w:lang w:val="ru-RU"/>
-        </w:rPr>
-      </w:pPr>
-    </w:p>
-    <w:p>
-      <w:pPr>
+          <w:color w:val="000000" w:themeColor="text1"/>
+          <w:szCs w:val="28"/>
+          <w:lang w:val="ru-RU"/>
+        </w:rPr>
+      </w:pPr>
+    </w:p>
+    <w:p>
+      <w:pPr>
+        <w:tabs>
+          <w:tab w:val="left" w:pos="1134"/>
+        </w:tabs>
         <w:spacing w:after="0" w:line="240" w:lineRule="auto"/>
         <w:ind w:firstLine="709"/>
         <w:jc w:val="both"/>
@@ -4181,32 +4039,185 @@
           <w:bCs/>
           <w:color w:val="000000" w:themeColor="text1"/>
           <w:szCs w:val="28"/>
-          <w:lang w:val="ru-RU"/>
-        </w:rPr>
-      </w:pPr>
-    </w:p>
-    <w:p>
-      <w:pPr>
+        </w:rPr>
+      </w:pPr>
+      <w:r>
+        <w:rPr>
+          <w:rFonts w:cs="Times New Roman"/>
+          <w:b/>
+          <w:bCs/>
+          <w:color w:val="000000" w:themeColor="text1"/>
+          <w:szCs w:val="28"/>
+        </w:rPr>
+        <w:t>Пиковая температура стабилизации под нагрузкой:</w:t>
+      </w:r>
+    </w:p>
+    <w:p>
+      <w:pPr>
+        <w:pStyle w:val="a7"/>
+        <w:numPr>
+          <w:ilvl w:val="0"/>
+          <w:numId w:val="25"/>
+        </w:numPr>
+        <w:tabs>
+          <w:tab w:val="left" w:pos="1134"/>
+        </w:tabs>
+        <w:spacing w:after="0" w:line="240" w:lineRule="auto"/>
+        <w:ind w:left="0" w:firstLine="709"/>
+        <w:jc w:val="both"/>
+        <w:rPr>
+          <w:rFonts w:cs="Times New Roman"/>
+          <w:color w:val="000000" w:themeColor="text1"/>
+          <w:szCs w:val="28"/>
+          <w:lang w:val="ru-RU"/>
+        </w:rPr>
+      </w:pPr>
+      <w:r>
+        <w:rPr>
+          <w:rFonts w:cs="Times New Roman"/>
+          <w:color w:val="000000" w:themeColor="text1"/>
+          <w:szCs w:val="28"/>
+          <w:lang w:val="en-US"/>
+        </w:rPr>
+        <w:t>CPU Package</w:t>
+      </w:r>
+      <w:r>
+        <w:rPr>
+          <w:rFonts w:cs="Times New Roman"/>
+          <w:color w:val="000000" w:themeColor="text1"/>
+          <w:szCs w:val="28"/>
+          <w:lang w:val="en-US"/>
+        </w:rPr>
+        <w:t xml:space="preserve"> — 95 </w:t>
+      </w:r>
+      <w:r>
+        <w:rPr>
+          <w:rFonts w:cs="Times New Roman"/>
+          <w:color w:val="000000" w:themeColor="text1"/>
+          <w:szCs w:val="28"/>
+        </w:rPr>
+        <w:t>°C</w:t>
+      </w:r>
+      <w:r>
+        <w:rPr>
+          <w:rFonts w:cs="Times New Roman"/>
+          <w:color w:val="000000" w:themeColor="text1"/>
+          <w:szCs w:val="28"/>
+        </w:rPr>
+        <w:t>;</w:t>
+      </w:r>
+    </w:p>
+    <w:p>
+      <w:pPr>
+        <w:pStyle w:val="a7"/>
+        <w:numPr>
+          <w:ilvl w:val="0"/>
+          <w:numId w:val="25"/>
+        </w:numPr>
+        <w:tabs>
+          <w:tab w:val="left" w:pos="1134"/>
+        </w:tabs>
+        <w:spacing w:after="0" w:line="240" w:lineRule="auto"/>
+        <w:ind w:left="0" w:firstLine="709"/>
+        <w:jc w:val="both"/>
+        <w:rPr>
+          <w:rFonts w:cs="Times New Roman"/>
+          <w:color w:val="000000" w:themeColor="text1"/>
+          <w:szCs w:val="28"/>
+          <w:lang w:val="ru-RU"/>
+        </w:rPr>
+      </w:pPr>
+      <w:r>
+        <w:rPr>
+          <w:rFonts w:cs="Times New Roman"/>
+          <w:color w:val="000000" w:themeColor="text1"/>
+          <w:szCs w:val="28"/>
+        </w:rPr>
+        <w:t xml:space="preserve">CPU Core #1 — 94 </w:t>
+      </w:r>
+      <w:r>
+        <w:rPr>
+          <w:rFonts w:cs="Times New Roman"/>
+          <w:color w:val="000000" w:themeColor="text1"/>
+          <w:szCs w:val="28"/>
+        </w:rPr>
+        <w:t>°C</w:t>
+      </w:r>
+      <w:r>
+        <w:rPr>
+          <w:rFonts w:cs="Times New Roman"/>
+          <w:color w:val="000000" w:themeColor="text1"/>
+          <w:szCs w:val="28"/>
+        </w:rPr>
+        <w:t>.</w:t>
+      </w:r>
+    </w:p>
+    <w:p>
+      <w:pPr>
+        <w:tabs>
+          <w:tab w:val="left" w:pos="1843"/>
+        </w:tabs>
+        <w:spacing w:after="0" w:line="240" w:lineRule="auto"/>
+        <w:ind w:left="709"/>
+        <w:jc w:val="both"/>
+        <w:rPr>
+          <w:rFonts w:eastAsiaTheme="minorEastAsia" w:cs="Times New Roman"/>
+          <w:color w:val="000000" w:themeColor="text1"/>
+          <w:szCs w:val="28"/>
+          <w:lang w:val="ru-RU"/>
+        </w:rPr>
+      </w:pPr>
+    </w:p>
+    <w:p>
+      <w:pPr>
+        <w:tabs>
+          <w:tab w:val="left" w:pos="1134"/>
+        </w:tabs>
         <w:spacing w:after="0" w:line="240" w:lineRule="auto"/>
         <w:ind w:firstLine="709"/>
         <w:jc w:val="both"/>
         <w:rPr>
           <w:rFonts w:cs="Times New Roman"/>
-          <w:b/>
-          <w:bCs/>
-          <w:color w:val="000000" w:themeColor="text1"/>
-          <w:szCs w:val="28"/>
-          <w:lang w:val="ru-RU"/>
-        </w:rPr>
-      </w:pPr>
-    </w:p>
-    <w:p>
-      <w:pPr>
+          <w:color w:val="000000" w:themeColor="text1"/>
+          <w:szCs w:val="28"/>
+          <w:lang w:val="ru-RU"/>
+        </w:rPr>
+      </w:pPr>
+      <w:r>
+        <w:rPr>
+          <w:rFonts w:cs="Times New Roman"/>
+          <w:color w:val="000000" w:themeColor="text1"/>
+          <w:szCs w:val="28"/>
+          <w:lang w:val="ru-RU"/>
+        </w:rPr>
+        <w:t>Максимальная зафиксированная температура под 100% нагрузкой во время стресс-теста составила 95 °C. Это находится в пределах нормы для высокопроизводительных мобильных процессоров Intel, но оставляет минимальный запас в 5 °C до критического заводского порога деградации кремния Tj Max — 100 °C.</w:t>
+      </w:r>
+    </w:p>
+    <w:p>
+      <w:pPr>
+        <w:tabs>
+          <w:tab w:val="left" w:pos="1134"/>
+        </w:tabs>
         <w:spacing w:after="0" w:line="240" w:lineRule="auto"/>
         <w:ind w:firstLine="709"/>
         <w:jc w:val="both"/>
         <w:rPr>
           <w:rFonts w:cs="Times New Roman"/>
+          <w:color w:val="000000" w:themeColor="text1"/>
+          <w:szCs w:val="28"/>
+          <w:lang w:val="ru-RU"/>
+        </w:rPr>
+      </w:pPr>
+    </w:p>
+    <w:p>
+      <w:pPr>
+        <w:tabs>
+          <w:tab w:val="left" w:pos="1134"/>
+        </w:tabs>
+        <w:spacing w:after="0" w:line="240" w:lineRule="auto"/>
+        <w:jc w:val="both"/>
+        <w:rPr>
+          <w:rFonts w:eastAsiaTheme="minorEastAsia" w:cs="Times New Roman"/>
           <w:b/>
           <w:bCs/>
           <w:color w:val="000000" w:themeColor="text1"/>
@@ -4214,311 +4225,389 @@
           <w:lang w:val="ru-RU"/>
         </w:rPr>
       </w:pPr>
-    </w:p>
-    <w:p>
-      <w:pPr>
+      <w:r>
+        <w:rPr>
+          <w:rFonts w:eastAsiaTheme="minorEastAsia" w:cs="Times New Roman"/>
+          <w:b/>
+          <w:bCs/>
+          <w:color w:val="000000" w:themeColor="text1"/>
+          <w:szCs w:val="28"/>
+          <w:lang w:val="ru-RU"/>
+        </w:rPr>
+        <w:t>Шаг № </w:t>
+      </w:r>
+      <w:r>
+        <w:rPr>
+          <w:rFonts w:eastAsiaTheme="minorEastAsia" w:cs="Times New Roman"/>
+          <w:b/>
+          <w:bCs/>
+          <w:color w:val="000000" w:themeColor="text1"/>
+          <w:szCs w:val="28"/>
+          <w:lang w:val="ru-RU"/>
+        </w:rPr>
+        <w:t>6</w:t>
+      </w:r>
+      <w:r>
+        <w:rPr>
+          <w:rFonts w:eastAsiaTheme="minorEastAsia" w:cs="Times New Roman"/>
+          <w:b/>
+          <w:bCs/>
+          <w:color w:val="000000" w:themeColor="text1"/>
+          <w:szCs w:val="28"/>
+          <w:lang w:val="ru-RU"/>
+        </w:rPr>
+        <w:t xml:space="preserve">. </w:t>
+      </w:r>
+      <w:r>
+        <w:rPr>
+          <w:rFonts w:eastAsiaTheme="minorEastAsia" w:cs="Times New Roman"/>
+          <w:b/>
+          <w:bCs/>
+          <w:color w:val="000000" w:themeColor="text1"/>
+          <w:szCs w:val="28"/>
+        </w:rPr>
+        <w:t>Отслеживание реакций контроллера охлаждения</w:t>
+      </w:r>
+    </w:p>
+    <w:p>
+      <w:pPr>
+        <w:tabs>
+          <w:tab w:val="left" w:pos="1134"/>
+        </w:tabs>
         <w:spacing w:after="0" w:line="240" w:lineRule="auto"/>
         <w:ind w:firstLine="709"/>
         <w:jc w:val="both"/>
         <w:rPr>
           <w:rFonts w:cs="Times New Roman"/>
+          <w:color w:val="000000" w:themeColor="text1"/>
+          <w:szCs w:val="28"/>
+        </w:rPr>
+      </w:pPr>
+      <w:r>
+        <w:rPr>
+          <w:rFonts w:cs="Times New Roman"/>
           <w:b/>
           <w:bCs/>
           <w:color w:val="000000" w:themeColor="text1"/>
           <w:szCs w:val="28"/>
           <w:lang w:val="ru-RU"/>
         </w:rPr>
-      </w:pPr>
-    </w:p>
-    <w:p>
-      <w:pPr>
+        <w:t>Максимальная с</w:t>
+      </w:r>
+      <w:r>
+        <w:rPr>
+          <w:rFonts w:cs="Times New Roman"/>
+          <w:b/>
+          <w:bCs/>
+          <w:color w:val="000000" w:themeColor="text1"/>
+          <w:szCs w:val="28"/>
+          <w:lang w:val="ru-RU"/>
+        </w:rPr>
+        <w:t>корость вращения кулеров во время синтетического стресс-теста</w:t>
+      </w:r>
+      <w:r>
+        <w:rPr>
+          <w:rFonts w:cs="Times New Roman"/>
+          <w:b/>
+          <w:bCs/>
+          <w:color w:val="000000" w:themeColor="text1"/>
+          <w:szCs w:val="28"/>
+        </w:rPr>
+        <w:t>:</w:t>
+      </w:r>
+    </w:p>
+    <w:p>
+      <w:pPr>
+        <w:pStyle w:val="a7"/>
+        <w:numPr>
+          <w:ilvl w:val="0"/>
+          <w:numId w:val="25"/>
+        </w:numPr>
+        <w:tabs>
+          <w:tab w:val="left" w:pos="1134"/>
+        </w:tabs>
+        <w:spacing w:after="0" w:line="240" w:lineRule="auto"/>
+        <w:ind w:left="0" w:firstLine="709"/>
+        <w:jc w:val="both"/>
+        <w:rPr>
+          <w:rFonts w:cs="Times New Roman"/>
+          <w:color w:val="000000" w:themeColor="text1"/>
+          <w:szCs w:val="28"/>
+          <w:lang w:val="ru-RU"/>
+        </w:rPr>
+      </w:pPr>
+      <w:r>
+        <w:rPr>
+          <w:rFonts w:cs="Times New Roman"/>
+          <w:color w:val="000000" w:themeColor="text1"/>
+          <w:szCs w:val="28"/>
+          <w:lang w:val="ru-RU"/>
+        </w:rPr>
+        <w:t xml:space="preserve">Вентилятор процессора: </w:t>
+      </w:r>
+      <w:r>
+        <w:rPr>
+          <w:rFonts w:cs="Times New Roman"/>
+          <w:color w:val="000000" w:themeColor="text1"/>
+          <w:szCs w:val="28"/>
+          <w:lang w:val="ru-RU"/>
+        </w:rPr>
+        <w:t xml:space="preserve">4100 </w:t>
+      </w:r>
+      <w:r>
+        <w:rPr>
+          <w:rFonts w:cs="Times New Roman"/>
+          <w:color w:val="000000" w:themeColor="text1"/>
+          <w:szCs w:val="28"/>
+          <w:lang w:val="en-US"/>
+        </w:rPr>
+        <w:t>RPM</w:t>
+      </w:r>
+      <w:r>
+        <w:rPr>
+          <w:rFonts w:cs="Times New Roman"/>
+          <w:color w:val="000000" w:themeColor="text1"/>
+          <w:szCs w:val="28"/>
+          <w:lang w:val="ru-RU"/>
+        </w:rPr>
+        <w:t>;</w:t>
+      </w:r>
+    </w:p>
+    <w:p>
+      <w:pPr>
+        <w:pStyle w:val="a7"/>
+        <w:numPr>
+          <w:ilvl w:val="0"/>
+          <w:numId w:val="25"/>
+        </w:numPr>
+        <w:tabs>
+          <w:tab w:val="left" w:pos="1134"/>
+        </w:tabs>
+        <w:spacing w:after="0" w:line="240" w:lineRule="auto"/>
+        <w:ind w:left="0" w:firstLine="709"/>
+        <w:jc w:val="both"/>
+        <w:rPr>
+          <w:rFonts w:cs="Times New Roman"/>
+          <w:color w:val="000000" w:themeColor="text1"/>
+          <w:szCs w:val="28"/>
+          <w:lang w:val="ru-RU"/>
+        </w:rPr>
+      </w:pPr>
+      <w:r>
+        <w:rPr>
+          <w:rFonts w:cs="Times New Roman"/>
+          <w:color w:val="000000" w:themeColor="text1"/>
+          <w:szCs w:val="28"/>
+          <w:lang w:val="ru-RU"/>
+        </w:rPr>
+        <w:t xml:space="preserve">Вентилятор </w:t>
+      </w:r>
+      <w:r>
+        <w:rPr>
+          <w:rFonts w:cs="Times New Roman"/>
+          <w:color w:val="000000" w:themeColor="text1"/>
+          <w:szCs w:val="28"/>
+          <w:lang w:val="en-US"/>
+        </w:rPr>
+        <w:t xml:space="preserve">GPU: </w:t>
+      </w:r>
+      <w:r>
+        <w:rPr>
+          <w:rFonts w:cs="Times New Roman"/>
+          <w:color w:val="000000" w:themeColor="text1"/>
+          <w:szCs w:val="28"/>
+          <w:lang w:val="ru-RU"/>
+        </w:rPr>
+        <w:t>4500</w:t>
+      </w:r>
+      <w:r>
+        <w:rPr>
+          <w:rFonts w:cs="Times New Roman"/>
+          <w:color w:val="000000" w:themeColor="text1"/>
+          <w:szCs w:val="28"/>
+          <w:lang w:val="en-US"/>
+        </w:rPr>
+        <w:t xml:space="preserve"> RPM</w:t>
+      </w:r>
+      <w:r>
+        <w:rPr>
+          <w:rFonts w:cs="Times New Roman"/>
+          <w:color w:val="000000" w:themeColor="text1"/>
+          <w:szCs w:val="28"/>
+        </w:rPr>
+        <w:t>.</w:t>
+      </w:r>
+    </w:p>
+    <w:p>
+      <w:pPr>
+        <w:tabs>
+          <w:tab w:val="left" w:pos="1843"/>
+        </w:tabs>
+        <w:spacing w:after="0" w:line="240" w:lineRule="auto"/>
+        <w:ind w:left="709"/>
+        <w:jc w:val="both"/>
+        <w:rPr>
+          <w:rFonts w:eastAsiaTheme="minorEastAsia" w:cs="Times New Roman"/>
+          <w:color w:val="000000" w:themeColor="text1"/>
+          <w:szCs w:val="28"/>
+          <w:lang w:val="ru-RU"/>
+        </w:rPr>
+      </w:pPr>
+    </w:p>
+    <w:p>
+      <w:pPr>
+        <w:tabs>
+          <w:tab w:val="left" w:pos="1134"/>
+        </w:tabs>
         <w:spacing w:after="0" w:line="240" w:lineRule="auto"/>
         <w:ind w:firstLine="709"/>
         <w:jc w:val="both"/>
         <w:rPr>
           <w:rFonts w:cs="Times New Roman"/>
-          <w:b/>
-          <w:bCs/>
-          <w:color w:val="000000" w:themeColor="text1"/>
-          <w:szCs w:val="28"/>
-          <w:lang w:val="ru-RU"/>
-        </w:rPr>
-      </w:pPr>
-    </w:p>
-    <w:p>
-      <w:pPr>
-        <w:spacing w:after="0" w:line="240" w:lineRule="auto"/>
-        <w:ind w:firstLine="709"/>
-        <w:jc w:val="both"/>
-        <w:rPr>
-          <w:rFonts w:cs="Times New Roman"/>
-          <w:b/>
-          <w:bCs/>
-          <w:color w:val="000000" w:themeColor="text1"/>
-          <w:szCs w:val="28"/>
-          <w:lang w:val="ru-RU"/>
-        </w:rPr>
-      </w:pPr>
-    </w:p>
-    <w:p>
-      <w:pPr>
-        <w:spacing w:after="0" w:line="240" w:lineRule="auto"/>
-        <w:ind w:firstLine="709"/>
-        <w:jc w:val="both"/>
-        <w:rPr>
-          <w:rFonts w:cs="Times New Roman"/>
-          <w:b/>
-          <w:bCs/>
-          <w:color w:val="000000" w:themeColor="text1"/>
-          <w:szCs w:val="28"/>
-          <w:lang w:val="ru-RU"/>
-        </w:rPr>
-      </w:pPr>
-    </w:p>
-    <w:p>
-      <w:pPr>
-        <w:spacing w:after="0" w:line="240" w:lineRule="auto"/>
-        <w:ind w:firstLine="709"/>
-        <w:jc w:val="both"/>
-        <w:rPr>
-          <w:rFonts w:cs="Times New Roman"/>
-          <w:b/>
-          <w:bCs/>
-          <w:color w:val="000000" w:themeColor="text1"/>
-          <w:szCs w:val="28"/>
-          <w:lang w:val="ru-RU"/>
-        </w:rPr>
-      </w:pPr>
-    </w:p>
-    <w:p>
-      <w:pPr>
-        <w:spacing w:after="0" w:line="240" w:lineRule="auto"/>
-        <w:ind w:firstLine="709"/>
-        <w:jc w:val="both"/>
-        <w:rPr>
-          <w:rFonts w:cs="Times New Roman"/>
-          <w:b/>
-          <w:bCs/>
-          <w:color w:val="000000" w:themeColor="text1"/>
-          <w:szCs w:val="28"/>
-          <w:lang w:val="ru-RU"/>
-        </w:rPr>
-      </w:pPr>
-    </w:p>
-    <w:p>
-      <w:pPr>
-        <w:spacing w:after="0" w:line="240" w:lineRule="auto"/>
-        <w:jc w:val="both"/>
-        <w:rPr>
-          <w:rFonts w:eastAsiaTheme="minorEastAsia" w:cs="Times New Roman"/>
-          <w:color w:val="000000" w:themeColor="text1"/>
-          <w:szCs w:val="28"/>
-          <w:lang w:val="ru-RU"/>
-        </w:rPr>
-      </w:pPr>
-      <w:r>
-        <w:rPr>
-          <w:rFonts w:eastAsiaTheme="minorEastAsia" w:cs="Times New Roman"/>
-          <w:b/>
-          <w:bCs/>
-          <w:color w:val="000000" w:themeColor="text1"/>
-          <w:szCs w:val="28"/>
-        </w:rPr>
-        <w:t xml:space="preserve">Шаг </w:t>
-      </w:r>
-      <w:r>
-        <w:rPr>
-          <w:rFonts w:eastAsiaTheme="minorEastAsia" w:cs="Times New Roman"/>
-          <w:b/>
-          <w:bCs/>
-          <w:color w:val="000000" w:themeColor="text1"/>
-          <w:szCs w:val="28"/>
-          <w:lang w:val="ru-RU"/>
-        </w:rPr>
-        <w:t xml:space="preserve">№ </w:t>
-      </w:r>
-      <w:r>
-        <w:rPr>
-          <w:rFonts w:eastAsiaTheme="minorEastAsia" w:cs="Times New Roman"/>
-          <w:b/>
-          <w:bCs/>
-          <w:color w:val="000000" w:themeColor="text1"/>
-          <w:szCs w:val="28"/>
-        </w:rPr>
-        <w:t>3. Анализ износа твердотельных накопителей (TBW)</w:t>
-      </w:r>
-    </w:p>
-    <w:p>
-      <w:pPr>
-        <w:spacing w:after="0" w:line="240" w:lineRule="auto"/>
-        <w:ind w:firstLine="709"/>
-        <w:jc w:val="both"/>
-        <w:rPr>
-          <w:rFonts w:eastAsiaTheme="minorEastAsia" w:cs="Times New Roman"/>
-          <w:color w:val="000000" w:themeColor="text1"/>
-          <w:szCs w:val="28"/>
-          <w:lang w:val="ru-RU"/>
-        </w:rPr>
-      </w:pPr>
-      <w:r>
-        <w:rPr>
-          <w:rFonts w:eastAsiaTheme="minorEastAsia" w:cs="Times New Roman"/>
-          <w:color w:val="000000" w:themeColor="text1"/>
-          <w:szCs w:val="28"/>
-          <w:lang w:val="ru-RU"/>
-        </w:rPr>
-        <w:t>Всего хост-записей: 1646 ГБ.</w:t>
-      </w:r>
-    </w:p>
-    <w:p>
-      <w:pPr>
-        <w:spacing w:after="0" w:line="240" w:lineRule="auto"/>
-        <w:ind w:firstLine="709"/>
-        <w:jc w:val="both"/>
-        <w:rPr>
-          <w:rFonts w:eastAsiaTheme="minorEastAsia" w:cs="Times New Roman"/>
-          <w:color w:val="000000" w:themeColor="text1"/>
-          <w:szCs w:val="28"/>
-          <w:lang w:val="ru-RU"/>
-        </w:rPr>
-      </w:pPr>
-    </w:p>
-    <w:p>
-      <w:pPr>
-        <w:spacing w:after="0" w:line="240" w:lineRule="auto"/>
-        <w:ind w:firstLine="709"/>
-        <w:jc w:val="both"/>
-        <w:rPr>
-          <w:rFonts w:eastAsiaTheme="minorEastAsia" w:cs="Times New Roman"/>
-          <w:b/>
-          <w:bCs/>
-          <w:color w:val="000000" w:themeColor="text1"/>
-          <w:szCs w:val="28"/>
-        </w:rPr>
-      </w:pPr>
-      <w:r>
-        <w:rPr>
-          <w:rFonts w:eastAsiaTheme="minorEastAsia" w:cs="Times New Roman"/>
-          <w:b/>
-          <w:bCs/>
-          <w:color w:val="000000" w:themeColor="text1"/>
-          <w:szCs w:val="28"/>
-        </w:rPr>
-        <w:t>Сервисные инженеры используют этот параметр для двух ключевых задач:</w:t>
-      </w:r>
-    </w:p>
-    <w:p>
-      <w:pPr>
-        <w:numPr>
-          <w:ilvl w:val="0"/>
-          <w:numId w:val="17"/>
-        </w:numPr>
-        <w:tabs>
-          <w:tab w:val="clear" w:pos="720"/>
-          <w:tab w:val="num" w:pos="1134"/>
-        </w:tabs>
-        <w:spacing w:after="0" w:line="240" w:lineRule="auto"/>
-        <w:ind w:left="0" w:firstLine="709"/>
-        <w:jc w:val="both"/>
-        <w:rPr>
-          <w:rFonts w:eastAsiaTheme="minorEastAsia" w:cs="Times New Roman"/>
-          <w:color w:val="000000" w:themeColor="text1"/>
-          <w:szCs w:val="28"/>
-        </w:rPr>
-      </w:pPr>
-      <w:r>
-        <w:rPr>
-          <w:rFonts w:eastAsiaTheme="minorEastAsia" w:cs="Times New Roman"/>
-          <w:color w:val="000000" w:themeColor="text1"/>
-          <w:szCs w:val="28"/>
-        </w:rPr>
-        <w:t xml:space="preserve">Прогнозирование </w:t>
-      </w:r>
-      <w:r>
-        <w:rPr>
-          <w:rFonts w:eastAsiaTheme="minorEastAsia" w:cs="Times New Roman"/>
-          <w:color w:val="000000" w:themeColor="text1"/>
-          <w:szCs w:val="28"/>
-          <w:lang w:val="ru-RU"/>
-        </w:rPr>
-        <w:t>отказа</w:t>
-      </w:r>
-      <w:r>
-        <w:rPr>
-          <w:rFonts w:eastAsiaTheme="minorEastAsia" w:cs="Times New Roman"/>
-          <w:color w:val="000000" w:themeColor="text1"/>
-          <w:szCs w:val="28"/>
-        </w:rPr>
-        <w:t>: Ячейки флэш-памяти (NAND) изнашиваются при каждой перезаписи. Производитель указывает для каждой модели лимит гарантированного ресурса — расчетный TBW. Сравнивая текущее значение «Всего хост-записей» со спецификацией накопителя, инженер оценивает остаточный ресурс диска и может вовремя предупредить пользователя о необходимости замены устройства до его внезапной поломки.</w:t>
-      </w:r>
-    </w:p>
-    <w:p>
-      <w:pPr>
-        <w:numPr>
-          <w:ilvl w:val="0"/>
-          <w:numId w:val="17"/>
-        </w:numPr>
-        <w:tabs>
-          <w:tab w:val="clear" w:pos="720"/>
-          <w:tab w:val="num" w:pos="1134"/>
-        </w:tabs>
-        <w:spacing w:after="0" w:line="240" w:lineRule="auto"/>
-        <w:ind w:left="0" w:firstLine="709"/>
-        <w:jc w:val="both"/>
-        <w:rPr>
-          <w:rFonts w:eastAsiaTheme="minorEastAsia" w:cs="Times New Roman"/>
-          <w:color w:val="000000" w:themeColor="text1"/>
-          <w:szCs w:val="28"/>
-        </w:rPr>
-      </w:pPr>
-      <w:r>
-        <w:rPr>
-          <w:rFonts w:eastAsiaTheme="minorEastAsia" w:cs="Times New Roman"/>
-          <w:color w:val="000000" w:themeColor="text1"/>
-          <w:szCs w:val="28"/>
-        </w:rPr>
-        <w:t>Определение гарантийного статуса: Гарантия на SSD всегда является двойной — она ограничивается либо временным периодом</w:t>
-      </w:r>
-      <w:r>
-        <w:rPr>
-          <w:rFonts w:eastAsiaTheme="minorEastAsia" w:cs="Times New Roman"/>
-          <w:color w:val="000000" w:themeColor="text1"/>
-          <w:szCs w:val="28"/>
-          <w:lang w:val="ru-RU"/>
-        </w:rPr>
-        <w:t xml:space="preserve">, </w:t>
-      </w:r>
-      <w:r>
-        <w:rPr>
-          <w:rFonts w:eastAsiaTheme="minorEastAsia" w:cs="Times New Roman"/>
-          <w:color w:val="000000" w:themeColor="text1"/>
-          <w:szCs w:val="28"/>
-        </w:rPr>
-        <w:t xml:space="preserve">либо исчерпанием </w:t>
-      </w:r>
-      <w:r>
-        <w:rPr>
-          <w:rFonts w:eastAsiaTheme="minorEastAsia" w:cs="Times New Roman"/>
-          <w:color w:val="000000" w:themeColor="text1"/>
-          <w:szCs w:val="28"/>
-        </w:rPr>
-        <w:lastRenderedPageBreak/>
-        <w:t>ресурса TBW. Если накопитель выходит из строя, но встроенный счетчик показывает, что пользователь записал на диск объем данных, превышающий заявленный производителем лимит TBW, случай официально признается негарантийным, так как устройство исчерпало свой физический ресурс эксплуатации.</w:t>
-      </w:r>
-    </w:p>
-    <w:p>
-      <w:pPr>
-        <w:spacing w:after="0" w:line="240" w:lineRule="auto"/>
-        <w:ind w:firstLine="709"/>
-        <w:jc w:val="both"/>
-        <w:rPr>
-          <w:rFonts w:cs="Times New Roman"/>
-          <w:b/>
-          <w:bCs/>
-          <w:color w:val="000000" w:themeColor="text1"/>
-          <w:szCs w:val="28"/>
-        </w:rPr>
-      </w:pPr>
+          <w:color w:val="000000" w:themeColor="text1"/>
+          <w:szCs w:val="28"/>
+          <w:lang w:val="ru-RU"/>
+        </w:rPr>
+      </w:pPr>
+      <w:r>
+        <w:rPr>
+          <w:rFonts w:cs="Times New Roman"/>
+          <w:color w:val="000000" w:themeColor="text1"/>
+          <w:szCs w:val="28"/>
+          <w:lang w:val="ru-RU"/>
+        </w:rPr>
+        <w:t xml:space="preserve">Система охлаждения наращивала обороты плавно, но на отметке 90 </w:t>
+      </w:r>
+      <w:r>
+        <w:rPr>
+          <w:rFonts w:cs="Times New Roman"/>
+          <w:color w:val="000000" w:themeColor="text1"/>
+          <w:szCs w:val="28"/>
+        </w:rPr>
+        <w:t>°C</w:t>
+      </w:r>
+      <w:r>
+        <w:rPr>
+          <w:rFonts w:cs="Times New Roman"/>
+          <w:color w:val="000000" w:themeColor="text1"/>
+          <w:szCs w:val="28"/>
+          <w:lang w:val="ru-RU"/>
+        </w:rPr>
+        <w:t xml:space="preserve"> для </w:t>
+      </w:r>
+      <w:r>
+        <w:rPr>
+          <w:rFonts w:cs="Times New Roman"/>
+          <w:color w:val="000000" w:themeColor="text1"/>
+          <w:szCs w:val="28"/>
+          <w:lang w:val="en-US"/>
+        </w:rPr>
+        <w:t>CPU</w:t>
+      </w:r>
+      <w:r>
+        <w:rPr>
+          <w:rFonts w:cs="Times New Roman"/>
+          <w:color w:val="000000" w:themeColor="text1"/>
+          <w:szCs w:val="28"/>
+          <w:lang w:val="ru-RU"/>
+        </w:rPr>
+        <w:t xml:space="preserve"> </w:t>
+      </w:r>
+      <w:r>
+        <w:rPr>
+          <w:rFonts w:cs="Times New Roman"/>
+          <w:color w:val="000000" w:themeColor="text1"/>
+          <w:szCs w:val="28"/>
+          <w:lang w:val="en-US"/>
+        </w:rPr>
+        <w:t>Package</w:t>
+      </w:r>
+      <w:r>
+        <w:rPr>
+          <w:rFonts w:cs="Times New Roman"/>
+          <w:color w:val="000000" w:themeColor="text1"/>
+          <w:szCs w:val="28"/>
+          <w:lang w:val="ru-RU"/>
+        </w:rPr>
+        <w:t xml:space="preserve"> </w:t>
+      </w:r>
+      <w:r>
+        <w:rPr>
+          <w:rFonts w:cs="Times New Roman"/>
+          <w:color w:val="000000" w:themeColor="text1"/>
+          <w:szCs w:val="28"/>
+          <w:lang w:val="ru-RU"/>
+        </w:rPr>
+        <w:t xml:space="preserve">и 87 </w:t>
+      </w:r>
+      <w:r>
+        <w:rPr>
+          <w:rFonts w:cs="Times New Roman"/>
+          <w:color w:val="000000" w:themeColor="text1"/>
+          <w:szCs w:val="28"/>
+        </w:rPr>
+        <w:t>°C</w:t>
+      </w:r>
+      <w:r>
+        <w:rPr>
+          <w:rFonts w:cs="Times New Roman"/>
+          <w:color w:val="000000" w:themeColor="text1"/>
+          <w:szCs w:val="28"/>
+        </w:rPr>
+        <w:t xml:space="preserve"> </w:t>
+      </w:r>
+      <w:r>
+        <w:rPr>
+          <w:rFonts w:cs="Times New Roman"/>
+          <w:color w:val="000000" w:themeColor="text1"/>
+          <w:szCs w:val="28"/>
+          <w:lang w:val="ru-RU"/>
+        </w:rPr>
+        <w:t xml:space="preserve">для </w:t>
+      </w:r>
+      <w:r>
+        <w:rPr>
+          <w:rFonts w:cs="Times New Roman"/>
+          <w:color w:val="000000" w:themeColor="text1"/>
+          <w:szCs w:val="28"/>
+        </w:rPr>
+        <w:t>CPU Core #</w:t>
+      </w:r>
+      <w:r>
+        <w:rPr>
+          <w:rFonts w:cs="Times New Roman"/>
+          <w:color w:val="000000" w:themeColor="text1"/>
+          <w:szCs w:val="28"/>
+          <w:lang w:val="ru-RU"/>
+        </w:rPr>
+        <w:t>1 шум вентиляторов относительно резко стал громче</w:t>
+      </w:r>
+      <w:r>
+        <w:rPr>
+          <w:rFonts w:cs="Times New Roman"/>
+          <w:color w:val="000000" w:themeColor="text1"/>
+          <w:szCs w:val="28"/>
+          <w:lang w:val="ru-RU"/>
+        </w:rPr>
+        <w:t>.</w:t>
+      </w:r>
+      <w:r>
+        <w:rPr>
+          <w:rFonts w:cs="Times New Roman"/>
+          <w:color w:val="000000" w:themeColor="text1"/>
+          <w:szCs w:val="28"/>
+          <w:lang w:val="ru-RU"/>
+        </w:rPr>
+        <w:t xml:space="preserve"> </w:t>
+      </w:r>
+      <w:r>
+        <w:rPr>
+          <w:rFonts w:cs="Times New Roman"/>
+          <w:color w:val="000000" w:themeColor="text1"/>
+          <w:szCs w:val="28"/>
+        </w:rPr>
+        <w:t>Такой скачок шума связан с тем, что встроенный в материнскую плату EC-контроллер зафиксировал приближение температуры к критическому порогу и перевел вентиляторы в агрессивный режим максимального охлаждения для предотвращения троттлинга процессора.</w:t>
+      </w:r>
     </w:p>
     <w:p>
       <w:pPr>
@@ -4537,7 +4626,7 @@
           <w:lang w:val="ru-RU"/>
         </w:rPr>
       </w:pPr>
-      <w:bookmarkStart w:id="5" w:name="_Toc242094111"/>
+      <w:bookmarkStart w:id="6" w:name="_Toc243241684"/>
       <w:r>
         <w:rPr>
           <w:rFonts w:ascii="Times New Roman" w:hAnsi="Times New Roman" w:cs="Times New Roman"/>
@@ -4548,7 +4637,8 @@
           <w:szCs w:val="28"/>
           <w:lang w:val="ru-RU"/>
         </w:rPr>
-        <w:t xml:space="preserve">3.3 </w:t>
+        <w:lastRenderedPageBreak/>
+        <w:t xml:space="preserve">3.4 </w:t>
       </w:r>
       <w:r>
         <w:rPr>
@@ -4558,30 +4648,105 @@
           <w:color w:val="000000" w:themeColor="text1"/>
           <w:sz w:val="28"/>
           <w:szCs w:val="28"/>
-          <w:lang w:val="ru-RU"/>
-        </w:rPr>
-        <w:t>Бенчмаркинг</w:t>
-      </w:r>
-      <w:bookmarkEnd w:id="5"/>
-    </w:p>
-    <w:p>
-      <w:pPr>
-        <w:rPr>
-          <w:color w:val="000000" w:themeColor="text1"/>
-          <w:lang w:val="ru-RU"/>
-        </w:rPr>
-      </w:pPr>
-      <w:r>
-        <w:rPr>
+        </w:rPr>
+        <w:t>Оценка стабильности</w:t>
+      </w:r>
+      <w:bookmarkEnd w:id="6"/>
+    </w:p>
+    <w:p>
+      <w:pPr>
+        <w:tabs>
+          <w:tab w:val="left" w:pos="1134"/>
+        </w:tabs>
+        <w:spacing w:after="0" w:line="240" w:lineRule="auto"/>
+        <w:jc w:val="both"/>
+        <w:rPr>
+          <w:rFonts w:eastAsiaTheme="minorEastAsia" w:cs="Times New Roman"/>
+          <w:color w:val="000000" w:themeColor="text1"/>
+          <w:szCs w:val="28"/>
+          <w:lang w:val="ru-RU"/>
+        </w:rPr>
+      </w:pPr>
+      <w:r>
+        <w:rPr>
+          <w:rFonts w:eastAsiaTheme="minorEastAsia" w:cs="Times New Roman"/>
+          <w:b/>
+          <w:bCs/>
+          <w:color w:val="000000" w:themeColor="text1"/>
+          <w:szCs w:val="28"/>
+          <w:lang w:val="ru-RU"/>
+        </w:rPr>
+        <w:t>Шаг № </w:t>
+      </w:r>
+      <w:r>
+        <w:rPr>
+          <w:rFonts w:eastAsiaTheme="minorEastAsia" w:cs="Times New Roman"/>
+          <w:b/>
+          <w:bCs/>
+          <w:color w:val="000000" w:themeColor="text1"/>
+          <w:szCs w:val="28"/>
+          <w:lang w:val="ru-RU"/>
+        </w:rPr>
+        <w:t>7</w:t>
+      </w:r>
+      <w:r>
+        <w:rPr>
+          <w:rFonts w:eastAsiaTheme="minorEastAsia" w:cs="Times New Roman"/>
+          <w:b/>
+          <w:bCs/>
+          <w:color w:val="000000" w:themeColor="text1"/>
+          <w:szCs w:val="28"/>
+          <w:lang w:val="ru-RU"/>
+        </w:rPr>
+        <w:t xml:space="preserve">. </w:t>
+      </w:r>
+      <w:r>
+        <w:rPr>
+          <w:rFonts w:eastAsiaTheme="minorEastAsia" w:cs="Times New Roman"/>
+          <w:b/>
+          <w:bCs/>
+          <w:color w:val="000000" w:themeColor="text1"/>
+          <w:szCs w:val="28"/>
+        </w:rPr>
+        <w:t>Программная детекция температурного троттлинга</w:t>
+      </w:r>
+    </w:p>
+    <w:p>
+      <w:pPr>
+        <w:spacing w:after="0" w:line="240" w:lineRule="auto"/>
+        <w:jc w:val="both"/>
+        <w:rPr>
+          <w:rFonts w:eastAsiaTheme="minorEastAsia" w:cs="Times New Roman"/>
+          <w:color w:val="000000" w:themeColor="text1"/>
+          <w:szCs w:val="28"/>
+          <w:lang w:val="ru-RU"/>
+        </w:rPr>
+      </w:pPr>
+    </w:p>
+    <w:p>
+      <w:pPr>
+        <w:spacing w:after="0" w:line="240" w:lineRule="auto"/>
+        <w:jc w:val="both"/>
+        <w:rPr>
+          <w:rFonts w:eastAsiaTheme="minorEastAsia" w:cs="Times New Roman"/>
+          <w:color w:val="000000" w:themeColor="text1"/>
+          <w:szCs w:val="28"/>
+          <w:lang w:val="ru-RU"/>
+        </w:rPr>
+      </w:pPr>
+      <w:r>
+        <w:rPr>
+          <w:rFonts w:eastAsiaTheme="minorEastAsia" w:cs="Times New Roman"/>
           <w:noProof/>
           <w:color w:val="000000" w:themeColor="text1"/>
+          <w:szCs w:val="28"/>
           <w:lang w:val="ru-RU"/>
         </w:rPr>
         <w:drawing>
-          <wp:inline distT="0" distB="0" distL="0" distR="0" wp14:anchorId="75D3C6B3" wp14:editId="006258A8">
+          <wp:inline distT="0" distB="0" distL="0" distR="0" wp14:anchorId="2BC64DBC" wp14:editId="7AA25CF9">
             <wp:extent cx="5939790" cy="3712210"/>
             <wp:effectExtent l="0" t="0" r="3810" b="2540"/>
-            <wp:docPr id="1651244961" name="Рисунок 1"/>
+            <wp:docPr id="1217753021" name="Рисунок 1"/>
             <wp:cNvGraphicFramePr>
               <a:graphicFrameLocks xmlns:a="http://schemas.openxmlformats.org/drawingml/2006/main" noChangeAspect="1"/>
             </wp:cNvGraphicFramePr>
@@ -4589,7 +4754,7 @@
               <a:graphicData uri="http://schemas.openxmlformats.org/drawingml/2006/picture">
                 <pic:pic xmlns:pic="http://schemas.openxmlformats.org/drawingml/2006/picture">
                   <pic:nvPicPr>
-                    <pic:cNvPr id="1651244961" name=""/>
+                    <pic:cNvPr id="1217753021" name=""/>
                     <pic:cNvPicPr/>
                   </pic:nvPicPr>
                   <pic:blipFill>
@@ -4616,121 +4781,6 @@
     </w:p>
     <w:p>
       <w:pPr>
-        <w:rPr>
-          <w:color w:val="000000" w:themeColor="text1"/>
-          <w:lang w:val="ru-RU"/>
-        </w:rPr>
-      </w:pPr>
-    </w:p>
-    <w:p>
-      <w:pPr>
-        <w:rPr>
-          <w:color w:val="000000" w:themeColor="text1"/>
-          <w:lang w:val="ru-RU"/>
-        </w:rPr>
-      </w:pPr>
-    </w:p>
-    <w:p>
-      <w:pPr>
-        <w:rPr>
-          <w:color w:val="000000" w:themeColor="text1"/>
-          <w:lang w:val="ru-RU"/>
-        </w:rPr>
-      </w:pPr>
-    </w:p>
-    <w:p>
-      <w:pPr>
-        <w:rPr>
-          <w:color w:val="000000" w:themeColor="text1"/>
-          <w:lang w:val="ru-RU"/>
-        </w:rPr>
-      </w:pPr>
-    </w:p>
-    <w:p>
-      <w:pPr>
-        <w:pStyle w:val="2"/>
-        <w:tabs>
-          <w:tab w:val="left" w:pos="1134"/>
-          <w:tab w:val="left" w:pos="3766"/>
-        </w:tabs>
-        <w:rPr>
-          <w:rFonts w:ascii="Times New Roman" w:hAnsi="Times New Roman" w:cs="Times New Roman"/>
-          <w:b/>
-          <w:bCs/>
-          <w:color w:val="000000" w:themeColor="text1"/>
-          <w:sz w:val="28"/>
-          <w:szCs w:val="28"/>
-          <w:lang w:val="ru-RU"/>
-        </w:rPr>
-      </w:pPr>
-      <w:bookmarkStart w:id="6" w:name="_Toc242094112"/>
-      <w:r>
-        <w:rPr>
-          <w:rFonts w:ascii="Times New Roman" w:hAnsi="Times New Roman" w:cs="Times New Roman"/>
-          <w:b/>
-          <w:bCs/>
-          <w:color w:val="000000" w:themeColor="text1"/>
-          <w:sz w:val="28"/>
-          <w:szCs w:val="28"/>
-          <w:lang w:val="ru-RU"/>
-        </w:rPr>
-        <w:t xml:space="preserve">3.4 </w:t>
-      </w:r>
-      <w:r>
-        <w:rPr>
-          <w:rFonts w:ascii="Times New Roman" w:hAnsi="Times New Roman" w:cs="Times New Roman"/>
-          <w:b/>
-          <w:bCs/>
-          <w:color w:val="000000" w:themeColor="text1"/>
-          <w:sz w:val="28"/>
-          <w:szCs w:val="28"/>
-          <w:lang w:val="ru-RU"/>
-        </w:rPr>
-        <w:t>Анали</w:t>
-      </w:r>
-      <w:r>
-        <w:rPr>
-          <w:rFonts w:ascii="Times New Roman" w:hAnsi="Times New Roman" w:cs="Times New Roman"/>
-          <w:b/>
-          <w:bCs/>
-          <w:color w:val="000000" w:themeColor="text1"/>
-          <w:sz w:val="28"/>
-          <w:szCs w:val="28"/>
-          <w:lang w:val="ru-RU"/>
-        </w:rPr>
-        <w:t>тический блок (Тести</w:t>
-      </w:r>
-      <w:r>
-        <w:rPr>
-          <w:rFonts w:ascii="Times New Roman" w:hAnsi="Times New Roman" w:cs="Times New Roman"/>
-          <w:b/>
-          <w:bCs/>
-          <w:color w:val="000000" w:themeColor="text1"/>
-          <w:sz w:val="28"/>
-          <w:szCs w:val="28"/>
-          <w:lang w:val="ru-RU"/>
-        </w:rPr>
-        <w:t>рование</w:t>
-      </w:r>
-      <w:r>
-        <w:rPr>
-          <w:rFonts w:ascii="Times New Roman" w:hAnsi="Times New Roman" w:cs="Times New Roman"/>
-          <w:b/>
-          <w:bCs/>
-          <w:color w:val="000000" w:themeColor="text1"/>
-          <w:sz w:val="28"/>
-          <w:szCs w:val="28"/>
-          <w:lang w:val="ru-RU"/>
-        </w:rPr>
-        <w:t>)</w:t>
-      </w:r>
-      <w:bookmarkEnd w:id="6"/>
-    </w:p>
-    <w:p>
-      <w:pPr>
-        <w:tabs>
-          <w:tab w:val="left" w:pos="1134"/>
-        </w:tabs>
         <w:spacing w:after="0" w:line="240" w:lineRule="auto"/>
         <w:jc w:val="both"/>
         <w:rPr>
@@ -4743,142 +4793,76 @@
     </w:p>
     <w:p>
       <w:pPr>
-        <w:tabs>
-          <w:tab w:val="left" w:pos="1134"/>
-        </w:tabs>
         <w:spacing w:after="0" w:line="240" w:lineRule="auto"/>
         <w:jc w:val="both"/>
         <w:rPr>
           <w:rFonts w:eastAsiaTheme="minorEastAsia" w:cs="Times New Roman"/>
-          <w:b/>
-          <w:bCs/>
-          <w:color w:val="000000" w:themeColor="text1"/>
-          <w:szCs w:val="28"/>
-          <w:lang w:val="ru-RU"/>
-        </w:rPr>
-      </w:pPr>
-      <w:r>
-        <w:rPr>
-          <w:rFonts w:eastAsiaTheme="minorEastAsia" w:cs="Times New Roman"/>
-          <w:b/>
-          <w:bCs/>
-          <w:color w:val="000000" w:themeColor="text1"/>
-          <w:szCs w:val="28"/>
-          <w:lang w:val="ru-RU"/>
-        </w:rPr>
-        <w:t xml:space="preserve">Шаг № 5. </w:t>
-      </w:r>
-      <w:r>
-        <w:rPr>
-          <w:rFonts w:eastAsiaTheme="minorEastAsia" w:cs="Times New Roman"/>
-          <w:b/>
-          <w:bCs/>
-          <w:color w:val="000000" w:themeColor="text1"/>
-          <w:szCs w:val="28"/>
-        </w:rPr>
-        <w:t>Замер скорости последовательного доступа (Sequential)</w:t>
-      </w:r>
-    </w:p>
-    <w:p>
-      <w:pPr>
-        <w:pStyle w:val="a7"/>
-        <w:tabs>
+          <w:i/>
+          <w:iCs/>
+          <w:color w:val="000000" w:themeColor="text1"/>
+          <w:szCs w:val="28"/>
+          <w:lang w:val="ru-RU"/>
+        </w:rPr>
+      </w:pPr>
+      <w:r>
+        <w:rPr>
+          <w:rFonts w:eastAsiaTheme="minorEastAsia" w:cs="Times New Roman"/>
+          <w:color w:val="000000" w:themeColor="text1"/>
+          <w:szCs w:val="28"/>
+          <w:lang w:val="ru-RU"/>
+        </w:rPr>
+        <w:tab/>
+      </w:r>
+      <w:r>
+        <w:rPr>
+          <w:rFonts w:eastAsiaTheme="minorEastAsia" w:cs="Times New Roman"/>
+          <w:i/>
+          <w:iCs/>
+          <w:color w:val="000000" w:themeColor="text1"/>
+          <w:szCs w:val="28"/>
+        </w:rPr>
+        <w:t>Тестирование проводилось в течение 60 секунд (с 17:34:21 по 17:35:21), что обусловлено аппаратным лимитом ознакомительной версии утилиты AIDA64 Extreme</w:t>
+      </w:r>
+      <w:r>
+        <w:rPr>
+          <w:rFonts w:eastAsiaTheme="minorEastAsia" w:cs="Times New Roman"/>
+          <w:i/>
+          <w:iCs/>
+          <w:color w:val="000000" w:themeColor="text1"/>
+          <w:szCs w:val="28"/>
+          <w:lang w:val="ru-RU"/>
+        </w:rPr>
+        <w:t xml:space="preserve"> (скриншот сделан уже после остановки тестирования)</w:t>
+      </w:r>
+      <w:r>
+        <w:rPr>
+          <w:rFonts w:eastAsiaTheme="minorEastAsia" w:cs="Times New Roman"/>
+          <w:i/>
+          <w:iCs/>
+          <w:color w:val="000000" w:themeColor="text1"/>
+          <w:szCs w:val="28"/>
+        </w:rPr>
+        <w:t>.</w:t>
+      </w:r>
+    </w:p>
+    <w:p>
+      <w:pPr>
+        <w:spacing w:after="0" w:line="240" w:lineRule="auto"/>
+        <w:jc w:val="both"/>
+        <w:rPr>
+          <w:rFonts w:eastAsiaTheme="minorEastAsia" w:cs="Times New Roman"/>
+          <w:color w:val="000000" w:themeColor="text1"/>
+          <w:szCs w:val="28"/>
+          <w:lang w:val="ru-RU"/>
+        </w:rPr>
+      </w:pPr>
+    </w:p>
+    <w:p>
+      <w:pPr>
+        <w:tabs>
+          <w:tab w:val="num" w:pos="720"/>
           <w:tab w:val="left" w:pos="1134"/>
         </w:tabs>
-        <w:spacing w:after="0" w:line="240" w:lineRule="auto"/>
-        <w:ind w:left="709"/>
-        <w:jc w:val="both"/>
-        <w:rPr>
-          <w:rFonts w:eastAsiaTheme="minorEastAsia" w:cs="Times New Roman"/>
-          <w:color w:val="000000" w:themeColor="text1"/>
-          <w:szCs w:val="28"/>
-          <w:lang w:val="en-US"/>
-        </w:rPr>
-      </w:pPr>
-      <w:r>
-        <w:rPr>
-          <w:rFonts w:eastAsiaTheme="minorEastAsia" w:cs="Times New Roman"/>
-          <w:color w:val="000000" w:themeColor="text1"/>
-          <w:szCs w:val="28"/>
-          <w:lang w:val="en-US"/>
-        </w:rPr>
-        <w:t xml:space="preserve">Read: 6744.88 </w:t>
-      </w:r>
-      <w:r>
-        <w:rPr>
-          <w:rFonts w:eastAsiaTheme="minorEastAsia" w:cs="Times New Roman"/>
-          <w:color w:val="000000" w:themeColor="text1"/>
-          <w:szCs w:val="28"/>
-          <w:lang w:val="ru-RU"/>
-        </w:rPr>
-        <w:t>МБ</w:t>
-      </w:r>
-      <w:r>
-        <w:rPr>
-          <w:rFonts w:eastAsiaTheme="minorEastAsia" w:cs="Times New Roman"/>
-          <w:color w:val="000000" w:themeColor="text1"/>
-          <w:szCs w:val="28"/>
-          <w:lang w:val="en-US"/>
-        </w:rPr>
-        <w:t>/</w:t>
-      </w:r>
-      <w:r>
-        <w:rPr>
-          <w:rFonts w:eastAsiaTheme="minorEastAsia" w:cs="Times New Roman"/>
-          <w:color w:val="000000" w:themeColor="text1"/>
-          <w:szCs w:val="28"/>
-          <w:lang w:val="ru-RU"/>
-        </w:rPr>
-        <w:t>с</w:t>
-      </w:r>
-      <w:r>
-        <w:rPr>
-          <w:rFonts w:eastAsiaTheme="minorEastAsia" w:cs="Times New Roman"/>
-          <w:color w:val="000000" w:themeColor="text1"/>
-          <w:szCs w:val="28"/>
-          <w:lang w:val="en-US"/>
-        </w:rPr>
-        <w:t xml:space="preserve">. Write: 3669.34 </w:t>
-      </w:r>
-      <w:r>
-        <w:rPr>
-          <w:rFonts w:eastAsiaTheme="minorEastAsia" w:cs="Times New Roman"/>
-          <w:color w:val="000000" w:themeColor="text1"/>
-          <w:szCs w:val="28"/>
-          <w:lang w:val="ru-RU"/>
-        </w:rPr>
-        <w:t>МБ</w:t>
-      </w:r>
-      <w:r>
-        <w:rPr>
-          <w:rFonts w:eastAsiaTheme="minorEastAsia" w:cs="Times New Roman"/>
-          <w:color w:val="000000" w:themeColor="text1"/>
-          <w:szCs w:val="28"/>
-          <w:lang w:val="en-US"/>
-        </w:rPr>
-        <w:t>/</w:t>
-      </w:r>
-      <w:r>
-        <w:rPr>
-          <w:rFonts w:eastAsiaTheme="minorEastAsia" w:cs="Times New Roman"/>
-          <w:color w:val="000000" w:themeColor="text1"/>
-          <w:szCs w:val="28"/>
-          <w:lang w:val="ru-RU"/>
-        </w:rPr>
-        <w:t>с</w:t>
-      </w:r>
-      <w:r>
-        <w:rPr>
-          <w:rFonts w:eastAsiaTheme="minorEastAsia" w:cs="Times New Roman"/>
-          <w:color w:val="000000" w:themeColor="text1"/>
-          <w:szCs w:val="28"/>
-          <w:lang w:val="en-US"/>
-        </w:rPr>
-        <w:t>.</w:t>
-      </w:r>
-    </w:p>
-    <w:p>
-      <w:pPr>
         <w:spacing w:after="0" w:line="240" w:lineRule="auto"/>
         <w:ind w:firstLine="709"/>
         <w:jc w:val="both"/>
@@ -4886,44 +4870,225 @@
           <w:rFonts w:eastAsiaTheme="minorEastAsia" w:cs="Times New Roman"/>
           <w:color w:val="000000" w:themeColor="text1"/>
           <w:szCs w:val="28"/>
-          <w:lang w:val="en-US"/>
-        </w:rPr>
-      </w:pPr>
-    </w:p>
-    <w:p>
-      <w:pPr>
+          <w:lang w:val="ru-RU"/>
+        </w:rPr>
+      </w:pPr>
+      <w:r>
+        <w:rPr>
+          <w:rFonts w:eastAsiaTheme="minorEastAsia" w:cs="Times New Roman"/>
+          <w:color w:val="000000" w:themeColor="text1"/>
+          <w:szCs w:val="28"/>
+        </w:rPr>
+        <w:t xml:space="preserve">Во время проведения синтетического стресс-теста утилитой AIDA64 Extreme на ноутбуке был зафиксирован температурный троттлинг. Программа активировала предупреждение </w:t>
+      </w:r>
+      <w:r>
+        <w:rPr>
+          <w:rFonts w:eastAsiaTheme="minorEastAsia" w:cs="Times New Roman"/>
+          <w:b/>
+          <w:bCs/>
+          <w:color w:val="000000" w:themeColor="text1"/>
+          <w:szCs w:val="28"/>
+        </w:rPr>
+        <w:t>«</w:t>
+      </w:r>
+      <w:r>
+        <w:rPr>
+          <w:rFonts w:eastAsiaTheme="minorEastAsia" w:cs="Times New Roman"/>
+          <w:color w:val="000000" w:themeColor="text1"/>
+          <w:szCs w:val="28"/>
+        </w:rPr>
+        <w:t>Overheating Detected!</w:t>
+      </w:r>
+      <w:r>
+        <w:rPr>
+          <w:rFonts w:eastAsiaTheme="minorEastAsia" w:cs="Times New Roman"/>
+          <w:b/>
+          <w:bCs/>
+          <w:color w:val="000000" w:themeColor="text1"/>
+          <w:szCs w:val="28"/>
+        </w:rPr>
+        <w:t>»</w:t>
+      </w:r>
+      <w:r>
+        <w:rPr>
+          <w:rFonts w:eastAsiaTheme="minorEastAsia" w:cs="Times New Roman"/>
+          <w:color w:val="000000" w:themeColor="text1"/>
+          <w:szCs w:val="28"/>
+        </w:rPr>
+        <w:t>, а пиковое значение пропуска рабочих тактов процессора достигло 17% (CPU Throttling max: 17%). Это указывает на то, что при достижении температуры в 94–95 °C штатная система охлаждения не успела мгновенно отвести возросший тепловой поток, из-за чего процессор был вынужден принудительно снизить тактовую частоту и пропустить часть циклов, чтобы удержать нагрев в пределах заводского лимита безопасности.</w:t>
+      </w:r>
+    </w:p>
+    <w:p>
+      <w:pPr>
+        <w:tabs>
+          <w:tab w:val="num" w:pos="720"/>
+          <w:tab w:val="left" w:pos="1134"/>
+        </w:tabs>
         <w:spacing w:after="0" w:line="240" w:lineRule="auto"/>
         <w:ind w:firstLine="709"/>
         <w:jc w:val="both"/>
         <w:rPr>
           <w:rFonts w:eastAsiaTheme="minorEastAsia" w:cs="Times New Roman"/>
+          <w:color w:val="000000" w:themeColor="text1"/>
+          <w:szCs w:val="28"/>
+          <w:lang w:val="ru-RU"/>
+        </w:rPr>
+      </w:pPr>
+    </w:p>
+    <w:p>
+      <w:pPr>
+        <w:tabs>
+          <w:tab w:val="num" w:pos="720"/>
+          <w:tab w:val="left" w:pos="1134"/>
+        </w:tabs>
+        <w:spacing w:after="0" w:line="240" w:lineRule="auto"/>
+        <w:ind w:firstLine="709"/>
+        <w:jc w:val="both"/>
+        <w:rPr>
+          <w:rFonts w:eastAsiaTheme="minorEastAsia" w:cs="Times New Roman"/>
+          <w:color w:val="000000" w:themeColor="text1"/>
+          <w:szCs w:val="28"/>
+          <w:lang w:val="ru-RU"/>
+        </w:rPr>
+      </w:pPr>
+    </w:p>
+    <w:p>
+      <w:pPr>
+        <w:tabs>
+          <w:tab w:val="num" w:pos="720"/>
+          <w:tab w:val="left" w:pos="1134"/>
+        </w:tabs>
+        <w:spacing w:after="0" w:line="240" w:lineRule="auto"/>
+        <w:ind w:firstLine="709"/>
+        <w:jc w:val="both"/>
+        <w:rPr>
+          <w:rFonts w:eastAsiaTheme="minorEastAsia" w:cs="Times New Roman"/>
+          <w:color w:val="000000" w:themeColor="text1"/>
+          <w:szCs w:val="28"/>
+          <w:lang w:val="ru-RU"/>
+        </w:rPr>
+      </w:pPr>
+    </w:p>
+    <w:p>
+      <w:pPr>
+        <w:tabs>
+          <w:tab w:val="num" w:pos="720"/>
+          <w:tab w:val="left" w:pos="1134"/>
+        </w:tabs>
+        <w:spacing w:after="0" w:line="240" w:lineRule="auto"/>
+        <w:ind w:firstLine="709"/>
+        <w:jc w:val="both"/>
+        <w:rPr>
+          <w:rFonts w:eastAsiaTheme="minorEastAsia" w:cs="Times New Roman"/>
+          <w:color w:val="000000" w:themeColor="text1"/>
+          <w:szCs w:val="28"/>
+          <w:lang w:val="ru-RU"/>
+        </w:rPr>
+      </w:pPr>
+    </w:p>
+    <w:p>
+      <w:pPr>
+        <w:tabs>
+          <w:tab w:val="num" w:pos="720"/>
+          <w:tab w:val="left" w:pos="1134"/>
+        </w:tabs>
+        <w:spacing w:after="0" w:line="240" w:lineRule="auto"/>
+        <w:ind w:firstLine="709"/>
+        <w:jc w:val="both"/>
+        <w:rPr>
+          <w:rFonts w:eastAsiaTheme="minorEastAsia" w:cs="Times New Roman"/>
+          <w:color w:val="000000" w:themeColor="text1"/>
+          <w:szCs w:val="28"/>
+          <w:lang w:val="ru-RU"/>
+        </w:rPr>
+      </w:pPr>
+    </w:p>
+    <w:p>
+      <w:pPr>
+        <w:tabs>
+          <w:tab w:val="num" w:pos="720"/>
+          <w:tab w:val="left" w:pos="1134"/>
+        </w:tabs>
+        <w:spacing w:after="0" w:line="240" w:lineRule="auto"/>
+        <w:ind w:firstLine="709"/>
+        <w:jc w:val="both"/>
+        <w:rPr>
+          <w:rFonts w:eastAsiaTheme="minorEastAsia" w:cs="Times New Roman"/>
+          <w:color w:val="000000" w:themeColor="text1"/>
+          <w:szCs w:val="28"/>
+          <w:lang w:val="ru-RU"/>
+        </w:rPr>
+      </w:pPr>
+    </w:p>
+    <w:p>
+      <w:pPr>
+        <w:tabs>
+          <w:tab w:val="num" w:pos="720"/>
+          <w:tab w:val="left" w:pos="1134"/>
+        </w:tabs>
+        <w:spacing w:after="0" w:line="240" w:lineRule="auto"/>
+        <w:ind w:firstLine="709"/>
+        <w:jc w:val="both"/>
+        <w:rPr>
+          <w:rFonts w:eastAsiaTheme="minorEastAsia" w:cs="Times New Roman"/>
+          <w:color w:val="000000" w:themeColor="text1"/>
+          <w:szCs w:val="28"/>
+          <w:lang w:val="ru-RU"/>
+        </w:rPr>
+      </w:pPr>
+    </w:p>
+    <w:p>
+      <w:pPr>
+        <w:tabs>
+          <w:tab w:val="num" w:pos="720"/>
+          <w:tab w:val="left" w:pos="1134"/>
+        </w:tabs>
+        <w:spacing w:after="0" w:line="240" w:lineRule="auto"/>
+        <w:ind w:firstLine="709"/>
+        <w:jc w:val="both"/>
+        <w:rPr>
+          <w:rFonts w:eastAsiaTheme="minorEastAsia" w:cs="Times New Roman"/>
+          <w:color w:val="000000" w:themeColor="text1"/>
+          <w:szCs w:val="28"/>
+          <w:lang w:val="ru-RU"/>
+        </w:rPr>
+      </w:pPr>
+    </w:p>
+    <w:p>
+      <w:pPr>
+        <w:tabs>
+          <w:tab w:val="left" w:pos="1134"/>
+        </w:tabs>
+        <w:spacing w:after="0" w:line="240" w:lineRule="auto"/>
+        <w:ind w:firstLine="709"/>
+        <w:jc w:val="both"/>
+        <w:rPr>
+          <w:rFonts w:eastAsiaTheme="minorEastAsia" w:cs="Times New Roman"/>
+          <w:color w:val="000000" w:themeColor="text1"/>
+          <w:szCs w:val="28"/>
+          <w:lang w:val="ru-RU"/>
+        </w:rPr>
+      </w:pPr>
+      <w:r>
+        <w:rPr>
+          <w:rFonts w:eastAsiaTheme="minorEastAsia" w:cs="Times New Roman"/>
           <w:b/>
           <w:bCs/>
           <w:color w:val="000000" w:themeColor="text1"/>
           <w:szCs w:val="28"/>
-          <w:lang w:val="ru-RU"/>
-        </w:rPr>
-      </w:pPr>
-      <w:r>
-        <w:rPr>
-          <w:rFonts w:eastAsiaTheme="minorEastAsia" w:cs="Times New Roman"/>
-          <w:b/>
-          <w:bCs/>
-          <w:color w:val="000000" w:themeColor="text1"/>
-          <w:szCs w:val="28"/>
-          <w:lang w:val="ru-RU"/>
-        </w:rPr>
-        <w:t>Реальные сценарии эксплуатации, где критически важна последовательная скорость (Sequential):</w:t>
-      </w:r>
-    </w:p>
-    <w:p>
-      <w:pPr>
-        <w:pStyle w:val="a7"/>
+        </w:rPr>
+        <w:lastRenderedPageBreak/>
+        <w:t>Рекомендации по физическому обслуживанию ноутбука:</w:t>
+      </w:r>
+    </w:p>
+    <w:p>
+      <w:pPr>
         <w:numPr>
-          <w:ilvl w:val="0"/>
-          <w:numId w:val="19"/>
+          <w:ilvl w:val="1"/>
+          <w:numId w:val="28"/>
         </w:numPr>
         <w:tabs>
+          <w:tab w:val="clear" w:pos="1440"/>
           <w:tab w:val="left" w:pos="1134"/>
         </w:tabs>
         <w:spacing w:after="0" w:line="240" w:lineRule="auto"/>
@@ -4933,27 +5098,42 @@
           <w:rFonts w:eastAsiaTheme="minorEastAsia" w:cs="Times New Roman"/>
           <w:color w:val="000000" w:themeColor="text1"/>
           <w:szCs w:val="28"/>
-          <w:lang w:val="ru-RU"/>
-        </w:rPr>
-      </w:pPr>
-      <w:r>
-        <w:rPr>
-          <w:rFonts w:eastAsiaTheme="minorEastAsia" w:cs="Times New Roman"/>
-          <w:color w:val="000000" w:themeColor="text1"/>
-          <w:szCs w:val="28"/>
-          <w:lang w:val="ru-RU"/>
-        </w:rPr>
-        <w:t>Работа с видеомонтажом высокого разрешения (4K/8K): при рендеринге и экспорте тяжелых несжатых видеофайлов или при одновременной работе с несколькими потоками (мультикам) накопитель должен непрерывно считывать и записывать гигабайты данных в секунду, чтобы превью в монтажной программе не зависало.</w:t>
-      </w:r>
-    </w:p>
-    <w:p>
-      <w:pPr>
-        <w:pStyle w:val="a7"/>
+        </w:rPr>
+      </w:pPr>
+      <w:r>
+        <w:rPr>
+          <w:rFonts w:eastAsiaTheme="minorEastAsia" w:cs="Times New Roman"/>
+          <w:color w:val="000000" w:themeColor="text1"/>
+          <w:szCs w:val="28"/>
+        </w:rPr>
+        <w:t xml:space="preserve">Использование подставки или подъем корпуса: </w:t>
+      </w:r>
+      <w:r>
+        <w:rPr>
+          <w:rFonts w:eastAsiaTheme="minorEastAsia" w:cs="Times New Roman"/>
+          <w:color w:val="000000" w:themeColor="text1"/>
+          <w:szCs w:val="28"/>
+          <w:lang w:val="ru-RU"/>
+        </w:rPr>
+        <w:t>п</w:t>
+      </w:r>
+      <w:r>
+        <w:rPr>
+          <w:rFonts w:eastAsiaTheme="minorEastAsia" w:cs="Times New Roman"/>
+          <w:color w:val="000000" w:themeColor="text1"/>
+          <w:szCs w:val="28"/>
+        </w:rPr>
+        <w:t>ри выполнении тяжелых задач или в играх рекомендуется использовать охлаждающую подставку или слегка приподнимать заднюю часть ноутбука над столом (например, с помощью специальных ножек), чтобы увеличить зазор для забора воздуха вентиляторами.</w:t>
+      </w:r>
+    </w:p>
+    <w:p>
+      <w:pPr>
         <w:numPr>
-          <w:ilvl w:val="0"/>
-          <w:numId w:val="19"/>
+          <w:ilvl w:val="1"/>
+          <w:numId w:val="28"/>
         </w:numPr>
         <w:tabs>
+          <w:tab w:val="clear" w:pos="1440"/>
           <w:tab w:val="left" w:pos="1134"/>
         </w:tabs>
         <w:spacing w:after="0" w:line="240" w:lineRule="auto"/>
@@ -4963,28 +5143,42 @@
           <w:rFonts w:eastAsiaTheme="minorEastAsia" w:cs="Times New Roman"/>
           <w:color w:val="000000" w:themeColor="text1"/>
           <w:szCs w:val="28"/>
-          <w:lang w:val="ru-RU"/>
-        </w:rPr>
-      </w:pPr>
-      <w:r>
-        <w:rPr>
-          <w:rFonts w:eastAsiaTheme="minorEastAsia" w:cs="Times New Roman"/>
-          <w:color w:val="000000" w:themeColor="text1"/>
-          <w:szCs w:val="28"/>
-          <w:lang w:val="ru-RU"/>
-        </w:rPr>
-        <w:lastRenderedPageBreak/>
-        <w:t>Резервное копирование и архивация (Backup): создание полных образов операционной системы или бэкап больших папок с файлами. Скорость в 3.6 ГБ/с на запись позволяет создавать резервные копии объемом в сотни гигабайт за считанные минуты.</w:t>
-      </w:r>
-    </w:p>
-    <w:p>
-      <w:pPr>
-        <w:pStyle w:val="a7"/>
+        </w:rPr>
+      </w:pPr>
+      <w:r>
+        <w:rPr>
+          <w:rFonts w:eastAsiaTheme="minorEastAsia" w:cs="Times New Roman"/>
+          <w:color w:val="000000" w:themeColor="text1"/>
+          <w:szCs w:val="28"/>
+        </w:rPr>
+        <w:t xml:space="preserve">Регулярная профилактическая чистка: </w:t>
+      </w:r>
+      <w:r>
+        <w:rPr>
+          <w:rFonts w:eastAsiaTheme="minorEastAsia" w:cs="Times New Roman"/>
+          <w:color w:val="000000" w:themeColor="text1"/>
+          <w:szCs w:val="28"/>
+          <w:lang w:val="ru-RU"/>
+        </w:rPr>
+        <w:t>и</w:t>
+      </w:r>
+      <w:r>
+        <w:rPr>
+          <w:rFonts w:eastAsiaTheme="minorEastAsia" w:cs="Times New Roman"/>
+          <w:color w:val="000000" w:themeColor="text1"/>
+          <w:szCs w:val="28"/>
+        </w:rPr>
+        <w:t>з-за высокой мощности процессора Intel Core 5 210H даже минимальный слой пыли на радиаторах критичен. Необходимо производить очистку сот радиатора от пыли каждые 6 месяцев.</w:t>
+      </w:r>
+    </w:p>
+    <w:p>
+      <w:pPr>
         <w:numPr>
-          <w:ilvl w:val="0"/>
-          <w:numId w:val="19"/>
+          <w:ilvl w:val="1"/>
+          <w:numId w:val="28"/>
         </w:numPr>
         <w:tabs>
+          <w:tab w:val="clear" w:pos="1440"/>
           <w:tab w:val="left" w:pos="1134"/>
         </w:tabs>
         <w:spacing w:after="0" w:line="240" w:lineRule="auto"/>
@@ -4994,52 +5188,38 @@
           <w:rFonts w:eastAsiaTheme="minorEastAsia" w:cs="Times New Roman"/>
           <w:color w:val="000000" w:themeColor="text1"/>
           <w:szCs w:val="28"/>
-          <w:lang w:val="ru-RU"/>
-        </w:rPr>
-      </w:pPr>
-      <w:r>
-        <w:rPr>
-          <w:rFonts w:eastAsiaTheme="minorEastAsia" w:cs="Times New Roman"/>
-          <w:color w:val="000000" w:themeColor="text1"/>
-          <w:szCs w:val="28"/>
-          <w:lang w:val="ru-RU"/>
-        </w:rPr>
-        <w:t>Работа с виртуализацией: копирование, развертывание и перемещение тяжелых ISO-образов или виртуальных жестких дисков (VHD/VMDK) для виртуальных машин (например, в VMware или Hyper-V).</w:t>
-      </w:r>
-    </w:p>
-    <w:p>
-      <w:pPr>
-        <w:pStyle w:val="a7"/>
-        <w:numPr>
-          <w:ilvl w:val="0"/>
-          <w:numId w:val="19"/>
-        </w:numPr>
-        <w:tabs>
-          <w:tab w:val="left" w:pos="1134"/>
-        </w:tabs>
-        <w:spacing w:after="0" w:line="240" w:lineRule="auto"/>
-        <w:ind w:left="0" w:firstLine="709"/>
-        <w:jc w:val="both"/>
-        <w:rPr>
-          <w:rFonts w:eastAsiaTheme="minorEastAsia" w:cs="Times New Roman"/>
-          <w:color w:val="000000" w:themeColor="text1"/>
-          <w:szCs w:val="28"/>
-          <w:lang w:val="ru-RU"/>
-        </w:rPr>
-      </w:pPr>
-      <w:r>
-        <w:rPr>
-          <w:rFonts w:eastAsiaTheme="minorEastAsia" w:cs="Times New Roman"/>
-          <w:color w:val="000000" w:themeColor="text1"/>
-          <w:szCs w:val="28"/>
-          <w:lang w:val="ru-RU"/>
-        </w:rPr>
-        <w:t>Перенос крупных медиабиблиотек: копирование цельных больших файлов, таких как образы дисков, объемные базы данных или архивы с одного быстрого накопителя на другой.</w:t>
-      </w:r>
-    </w:p>
-    <w:p>
-      <w:pPr>
-        <w:tabs>
+        </w:rPr>
+      </w:pPr>
+      <w:r>
+        <w:rPr>
+          <w:rFonts w:eastAsiaTheme="minorEastAsia" w:cs="Times New Roman"/>
+          <w:color w:val="000000" w:themeColor="text1"/>
+          <w:szCs w:val="28"/>
+        </w:rPr>
+        <w:t xml:space="preserve">Контроль и замена термоинтерфейса: </w:t>
+      </w:r>
+      <w:r>
+        <w:rPr>
+          <w:rFonts w:eastAsiaTheme="minorEastAsia" w:cs="Times New Roman"/>
+          <w:color w:val="000000" w:themeColor="text1"/>
+          <w:szCs w:val="28"/>
+          <w:lang w:val="ru-RU"/>
+        </w:rPr>
+        <w:t>п</w:t>
+      </w:r>
+      <w:r>
+        <w:rPr>
+          <w:rFonts w:eastAsiaTheme="minorEastAsia" w:cs="Times New Roman"/>
+          <w:color w:val="000000" w:themeColor="text1"/>
+          <w:szCs w:val="28"/>
+        </w:rPr>
+        <w:t>ри фиксации регулярного троттлинга в повседневных задачах следует обратиться в сервисный центр для проверки качества заводского прижима радиатора и замены термопасты на высокоэффективный состав с высокой теплопроводностью (или жидкий металл/фазовый переход, если это предусмотрено конструкцией).</w:t>
+      </w:r>
+    </w:p>
+    <w:p>
+      <w:pPr>
+        <w:tabs>
+          <w:tab w:val="num" w:pos="720"/>
           <w:tab w:val="left" w:pos="1134"/>
         </w:tabs>
         <w:spacing w:after="0" w:line="240" w:lineRule="auto"/>
@@ -5091,837 +5271,29 @@
         <w:jc w:val="both"/>
         <w:rPr>
           <w:rFonts w:eastAsiaTheme="minorEastAsia" w:cs="Times New Roman"/>
-          <w:b/>
-          <w:bCs/>
-          <w:color w:val="000000" w:themeColor="text1"/>
-          <w:szCs w:val="28"/>
-          <w:lang w:val="ru-RU"/>
-        </w:rPr>
-      </w:pPr>
-      <w:r>
-        <w:rPr>
-          <w:rFonts w:eastAsiaTheme="minorEastAsia" w:cs="Times New Roman"/>
-          <w:b/>
-          <w:bCs/>
-          <w:color w:val="000000" w:themeColor="text1"/>
-          <w:szCs w:val="28"/>
-          <w:lang w:val="ru-RU"/>
-        </w:rPr>
-        <w:t xml:space="preserve">Шаг № 6. </w:t>
-      </w:r>
-      <w:r>
-        <w:rPr>
-          <w:rFonts w:eastAsiaTheme="minorEastAsia" w:cs="Times New Roman"/>
-          <w:b/>
-          <w:bCs/>
-          <w:color w:val="000000" w:themeColor="text1"/>
-          <w:szCs w:val="28"/>
-        </w:rPr>
-        <w:t>Замер скорости последовательного доступа (Sequential)</w:t>
-      </w:r>
-    </w:p>
-    <w:p>
-      <w:pPr>
-        <w:pStyle w:val="a7"/>
+          <w:color w:val="000000" w:themeColor="text1"/>
+          <w:szCs w:val="28"/>
+          <w:lang w:val="ru-RU"/>
+        </w:rPr>
+      </w:pPr>
+    </w:p>
+    <w:p>
+      <w:pPr>
         <w:tabs>
           <w:tab w:val="left" w:pos="1134"/>
         </w:tabs>
-        <w:spacing w:after="0" w:line="240" w:lineRule="auto"/>
-        <w:ind w:left="709"/>
-        <w:jc w:val="both"/>
-        <w:rPr>
-          <w:rFonts w:eastAsiaTheme="minorEastAsia" w:cs="Times New Roman"/>
-          <w:color w:val="000000" w:themeColor="text1"/>
-          <w:szCs w:val="28"/>
-          <w:lang w:val="en-US"/>
-        </w:rPr>
-      </w:pPr>
-      <w:r>
-        <w:rPr>
-          <w:rFonts w:eastAsiaTheme="minorEastAsia" w:cs="Times New Roman"/>
-          <w:color w:val="000000" w:themeColor="text1"/>
-          <w:szCs w:val="28"/>
-          <w:lang w:val="en-US"/>
-        </w:rPr>
-        <w:t xml:space="preserve">Read: 571.97 </w:t>
-      </w:r>
-      <w:r>
-        <w:rPr>
-          <w:rFonts w:eastAsiaTheme="minorEastAsia" w:cs="Times New Roman"/>
-          <w:color w:val="000000" w:themeColor="text1"/>
-          <w:szCs w:val="28"/>
-          <w:lang w:val="ru-RU"/>
-        </w:rPr>
-        <w:t>МБ</w:t>
-      </w:r>
-      <w:r>
-        <w:rPr>
-          <w:rFonts w:eastAsiaTheme="minorEastAsia" w:cs="Times New Roman"/>
-          <w:color w:val="000000" w:themeColor="text1"/>
-          <w:szCs w:val="28"/>
-          <w:lang w:val="en-US"/>
-        </w:rPr>
-        <w:t>/</w:t>
-      </w:r>
-      <w:r>
-        <w:rPr>
-          <w:rFonts w:eastAsiaTheme="minorEastAsia" w:cs="Times New Roman"/>
-          <w:color w:val="000000" w:themeColor="text1"/>
-          <w:szCs w:val="28"/>
-          <w:lang w:val="ru-RU"/>
-        </w:rPr>
-        <w:t>с</w:t>
-      </w:r>
-      <w:r>
-        <w:rPr>
-          <w:rFonts w:eastAsiaTheme="minorEastAsia" w:cs="Times New Roman"/>
-          <w:color w:val="000000" w:themeColor="text1"/>
-          <w:szCs w:val="28"/>
-          <w:lang w:val="en-US"/>
-        </w:rPr>
-        <w:t xml:space="preserve">. Write: 446.30 </w:t>
-      </w:r>
-      <w:r>
-        <w:rPr>
-          <w:rFonts w:eastAsiaTheme="minorEastAsia" w:cs="Times New Roman"/>
-          <w:color w:val="000000" w:themeColor="text1"/>
-          <w:szCs w:val="28"/>
-          <w:lang w:val="ru-RU"/>
-        </w:rPr>
-        <w:t>МБ</w:t>
-      </w:r>
-      <w:r>
-        <w:rPr>
-          <w:rFonts w:eastAsiaTheme="minorEastAsia" w:cs="Times New Roman"/>
-          <w:color w:val="000000" w:themeColor="text1"/>
-          <w:szCs w:val="28"/>
-          <w:lang w:val="en-US"/>
-        </w:rPr>
-        <w:t>/</w:t>
-      </w:r>
-      <w:r>
-        <w:rPr>
-          <w:rFonts w:eastAsiaTheme="minorEastAsia" w:cs="Times New Roman"/>
-          <w:color w:val="000000" w:themeColor="text1"/>
-          <w:szCs w:val="28"/>
-          <w:lang w:val="ru-RU"/>
-        </w:rPr>
-        <w:t>с</w:t>
-      </w:r>
-      <w:r>
-        <w:rPr>
-          <w:rFonts w:eastAsiaTheme="minorEastAsia" w:cs="Times New Roman"/>
-          <w:color w:val="000000" w:themeColor="text1"/>
-          <w:szCs w:val="28"/>
-          <w:lang w:val="en-US"/>
-        </w:rPr>
-        <w:t>.</w:t>
-      </w:r>
-    </w:p>
-    <w:p>
-      <w:pPr>
-        <w:spacing w:after="0" w:line="240" w:lineRule="auto"/>
-        <w:ind w:firstLine="709"/>
-        <w:jc w:val="both"/>
-        <w:rPr>
-          <w:rFonts w:eastAsiaTheme="minorEastAsia" w:cs="Times New Roman"/>
-          <w:color w:val="000000" w:themeColor="text1"/>
-          <w:szCs w:val="28"/>
-          <w:lang w:val="en-US"/>
-        </w:rPr>
-      </w:pPr>
-    </w:p>
-    <w:p>
-      <w:pPr>
-        <w:spacing w:after="0" w:line="240" w:lineRule="auto"/>
-        <w:ind w:firstLine="709"/>
-        <w:rPr>
-          <w:rFonts w:eastAsia="Times New Roman" w:cs="Times New Roman"/>
-          <w:color w:val="000000" w:themeColor="text1"/>
-          <w:kern w:val="0"/>
-          <w:szCs w:val="28"/>
-          <w:lang w:val="ru-RU" w:eastAsia="ru-BY"/>
-          <w14:ligatures w14:val="none"/>
-        </w:rPr>
-      </w:pPr>
-      <w:r>
-        <w:rPr>
-          <w:rFonts w:eastAsia="Times New Roman" w:cs="Times New Roman"/>
-          <w:b/>
-          <w:bCs/>
-          <w:color w:val="000000" w:themeColor="text1"/>
-          <w:kern w:val="0"/>
-          <w:szCs w:val="28"/>
-          <w:lang w:eastAsia="ru-BY"/>
-          <w14:ligatures w14:val="none"/>
-        </w:rPr>
-        <w:t>Сравнение скоростей SEQ и 4K:</w:t>
-      </w:r>
-    </w:p>
-    <w:p>
-      <w:pPr>
-        <w:spacing w:after="0" w:line="240" w:lineRule="auto"/>
-        <w:ind w:firstLine="709"/>
-        <w:rPr>
-          <w:rFonts w:eastAsia="Times New Roman" w:cs="Times New Roman"/>
-          <w:color w:val="000000" w:themeColor="text1"/>
-          <w:kern w:val="0"/>
-          <w:szCs w:val="28"/>
-          <w:lang w:val="ru-RU" w:eastAsia="ru-BY"/>
-          <w14:ligatures w14:val="none"/>
-        </w:rPr>
-      </w:pPr>
-      <w:r>
-        <w:rPr>
-          <w:rFonts w:eastAsia="Times New Roman" w:cs="Times New Roman"/>
-          <w:color w:val="000000" w:themeColor="text1"/>
-          <w:kern w:val="0"/>
-          <w:szCs w:val="28"/>
-          <w:lang w:eastAsia="ru-BY"/>
-          <w14:ligatures w14:val="none"/>
-        </w:rPr>
-        <w:t>При сравнении результатов</w:t>
-      </w:r>
-      <w:r>
-        <w:rPr>
-          <w:rFonts w:eastAsia="Times New Roman" w:cs="Times New Roman"/>
-          <w:color w:val="000000" w:themeColor="text1"/>
-          <w:kern w:val="0"/>
-          <w:szCs w:val="28"/>
-          <w:lang w:val="ru-RU" w:eastAsia="ru-BY"/>
-          <w14:ligatures w14:val="none"/>
-        </w:rPr>
-        <w:t xml:space="preserve"> </w:t>
-      </w:r>
-      <w:r>
-        <w:rPr>
-          <w:rFonts w:eastAsia="Times New Roman" w:cs="Times New Roman"/>
-          <w:color w:val="000000" w:themeColor="text1"/>
-          <w:kern w:val="0"/>
-          <w:szCs w:val="28"/>
-          <w:lang w:eastAsia="ru-BY"/>
-          <w14:ligatures w14:val="none"/>
-        </w:rPr>
-        <w:t>оказал</w:t>
-      </w:r>
-      <w:r>
-        <w:rPr>
-          <w:rFonts w:eastAsia="Times New Roman" w:cs="Times New Roman"/>
-          <w:color w:val="000000" w:themeColor="text1"/>
-          <w:kern w:val="0"/>
-          <w:szCs w:val="28"/>
-          <w:lang w:val="ru-RU" w:eastAsia="ru-BY"/>
-          <w14:ligatures w14:val="none"/>
-        </w:rPr>
-        <w:t>ось, что скорость случайного чтения почти</w:t>
-      </w:r>
-      <w:r>
-        <w:rPr>
-          <w:rFonts w:eastAsia="Times New Roman" w:cs="Times New Roman"/>
-          <w:b/>
-          <w:bCs/>
-          <w:color w:val="000000" w:themeColor="text1"/>
-          <w:kern w:val="0"/>
-          <w:szCs w:val="28"/>
-          <w:lang w:eastAsia="ru-BY"/>
-          <w14:ligatures w14:val="none"/>
-        </w:rPr>
-        <w:t xml:space="preserve"> </w:t>
-      </w:r>
-      <w:r>
-        <w:rPr>
-          <w:rFonts w:eastAsia="Times New Roman" w:cs="Times New Roman"/>
-          <w:color w:val="000000" w:themeColor="text1"/>
-          <w:kern w:val="0"/>
-          <w:szCs w:val="28"/>
-          <w:lang w:eastAsia="ru-BY"/>
-          <w14:ligatures w14:val="none"/>
-        </w:rPr>
-        <w:t>в 12 раз ниже последовательного, а скорость случайной записи — в 8 раз ниже последовательной.</w:t>
-      </w:r>
-    </w:p>
-    <w:p>
-      <w:pPr>
-        <w:spacing w:after="0" w:line="240" w:lineRule="auto"/>
-        <w:ind w:firstLine="709"/>
-        <w:rPr>
-          <w:rFonts w:eastAsia="Times New Roman" w:cs="Times New Roman"/>
-          <w:color w:val="000000" w:themeColor="text1"/>
-          <w:kern w:val="0"/>
-          <w:szCs w:val="28"/>
-          <w:lang w:val="ru-RU" w:eastAsia="ru-BY"/>
-          <w14:ligatures w14:val="none"/>
-        </w:rPr>
-      </w:pPr>
-      <w:r>
-        <w:rPr>
-          <w:rFonts w:eastAsia="Times New Roman" w:cs="Times New Roman"/>
-          <w:color w:val="000000" w:themeColor="text1"/>
-          <w:kern w:val="0"/>
-          <w:szCs w:val="28"/>
-          <w:lang w:eastAsia="ru-BY"/>
-          <w14:ligatures w14:val="none"/>
-        </w:rPr>
-        <w:t>Это падение абсолютно нормально и обусловлено архитектурой накопителей. При последовательном доступе контроллер SSD непрерывно считывает один крупный массив данных. При случайном доступе (4K) контроллер вынужден на каждый микроскопический блок выполнять огромный объем сопутствующей работы: запрашивать таблицы трансляции адресов, искать нужные ячейки памяти во флэш-массиве и открывать/закрывать тысячи мелких сессий, что создает высокую вычислительную задержку.</w:t>
-      </w:r>
-    </w:p>
-    <w:p>
-      <w:pPr>
-        <w:spacing w:after="0" w:line="240" w:lineRule="auto"/>
-        <w:ind w:firstLine="709"/>
-        <w:rPr>
-          <w:rFonts w:eastAsia="Times New Roman" w:cs="Times New Roman"/>
-          <w:color w:val="000000" w:themeColor="text1"/>
-          <w:kern w:val="0"/>
-          <w:szCs w:val="28"/>
-          <w:lang w:val="ru-RU" w:eastAsia="ru-BY"/>
-          <w14:ligatures w14:val="none"/>
-        </w:rPr>
-      </w:pPr>
-    </w:p>
-    <w:p>
-      <w:pPr>
-        <w:spacing w:after="0" w:line="240" w:lineRule="auto"/>
-        <w:ind w:firstLine="709"/>
-        <w:rPr>
-          <w:rFonts w:eastAsia="Times New Roman" w:cs="Times New Roman"/>
-          <w:color w:val="000000" w:themeColor="text1"/>
-          <w:kern w:val="0"/>
-          <w:szCs w:val="28"/>
-          <w:lang w:val="ru-RU" w:eastAsia="ru-BY"/>
-          <w14:ligatures w14:val="none"/>
-        </w:rPr>
-      </w:pPr>
-      <w:r>
-        <w:rPr>
-          <w:rFonts w:eastAsia="Times New Roman" w:cs="Times New Roman"/>
-          <w:b/>
-          <w:bCs/>
-          <w:color w:val="000000" w:themeColor="text1"/>
-          <w:kern w:val="0"/>
-          <w:szCs w:val="28"/>
-          <w:lang w:eastAsia="ru-BY"/>
-          <w14:ligatures w14:val="none"/>
-        </w:rPr>
-        <w:t>Важность метрики 4K для программной инженерии:</w:t>
-      </w:r>
-    </w:p>
-    <w:p>
-      <w:pPr>
-        <w:spacing w:after="0" w:line="240" w:lineRule="auto"/>
-        <w:ind w:firstLine="709"/>
-        <w:rPr>
-          <w:rFonts w:eastAsia="Times New Roman" w:cs="Times New Roman"/>
-          <w:color w:val="000000" w:themeColor="text1"/>
-          <w:kern w:val="0"/>
-          <w:szCs w:val="28"/>
-          <w:lang w:eastAsia="ru-BY"/>
-          <w14:ligatures w14:val="none"/>
-        </w:rPr>
-      </w:pPr>
-      <w:r>
-        <w:rPr>
-          <w:rFonts w:eastAsia="Times New Roman" w:cs="Times New Roman"/>
-          <w:color w:val="000000" w:themeColor="text1"/>
-          <w:kern w:val="0"/>
-          <w:szCs w:val="28"/>
-          <w:lang w:eastAsia="ru-BY"/>
-          <w14:ligatures w14:val="none"/>
-        </w:rPr>
-        <w:t>Для задач разработчика ПО и повседневного использования ПК именно скорость 4K (а не линейные гигабайты) является главным показателем быстродействия:</w:t>
-      </w:r>
-    </w:p>
-    <w:p>
-      <w:pPr>
-        <w:pStyle w:val="a7"/>
-        <w:numPr>
-          <w:ilvl w:val="0"/>
-          <w:numId w:val="20"/>
-        </w:numPr>
-        <w:tabs>
-          <w:tab w:val="left" w:pos="1134"/>
-        </w:tabs>
-        <w:spacing w:after="0" w:line="240" w:lineRule="auto"/>
-        <w:ind w:left="0" w:firstLine="709"/>
-        <w:jc w:val="both"/>
-        <w:rPr>
-          <w:rFonts w:eastAsiaTheme="minorEastAsia" w:cs="Times New Roman"/>
-          <w:color w:val="000000" w:themeColor="text1"/>
-          <w:szCs w:val="28"/>
-          <w:lang w:val="ru-RU"/>
-        </w:rPr>
-      </w:pPr>
-      <w:r>
-        <w:rPr>
-          <w:rFonts w:eastAsiaTheme="minorEastAsia" w:cs="Times New Roman"/>
-          <w:color w:val="000000" w:themeColor="text1"/>
-          <w:szCs w:val="28"/>
-          <w:lang w:val="ru-RU"/>
-        </w:rPr>
-        <w:t>Компиляция кода: исходный код крупных проектов состоит из тысяч мелких текстовых файлов. При сборке проекта компилятор должен мгновенно считать эту лавину микрофайлов. Высокая скорость 4K на SSD, по сравнению с HDD, критически сокращает время компиляции.</w:t>
-      </w:r>
-    </w:p>
-    <w:p>
-      <w:pPr>
-        <w:pStyle w:val="a7"/>
-        <w:numPr>
-          <w:ilvl w:val="0"/>
-          <w:numId w:val="20"/>
-        </w:numPr>
-        <w:tabs>
-          <w:tab w:val="left" w:pos="1134"/>
-        </w:tabs>
-        <w:spacing w:after="0" w:line="240" w:lineRule="auto"/>
-        <w:ind w:left="0" w:firstLine="709"/>
-        <w:jc w:val="both"/>
-        <w:rPr>
-          <w:rFonts w:eastAsiaTheme="minorEastAsia" w:cs="Times New Roman"/>
-          <w:color w:val="000000" w:themeColor="text1"/>
-          <w:szCs w:val="28"/>
-          <w:lang w:val="ru-RU"/>
-        </w:rPr>
-      </w:pPr>
-      <w:r>
-        <w:rPr>
-          <w:rFonts w:eastAsiaTheme="minorEastAsia" w:cs="Times New Roman"/>
-          <w:color w:val="000000" w:themeColor="text1"/>
-          <w:szCs w:val="28"/>
-          <w:lang w:val="ru-RU"/>
-        </w:rPr>
-        <w:t>Работа с локальными базами данных: системы управления базами данных (СУБД) при разработке и тестировании приложений постоянно совершают тысячи мелких транзакций (запись логов, обновление статусов строк), которые разбросаны по всему диску и происходят именно блоками по 4 КБ.</w:t>
-      </w:r>
-    </w:p>
-    <w:p>
-      <w:pPr>
-        <w:pStyle w:val="a7"/>
-        <w:numPr>
-          <w:ilvl w:val="0"/>
-          <w:numId w:val="20"/>
-        </w:numPr>
-        <w:tabs>
-          <w:tab w:val="left" w:pos="1134"/>
-        </w:tabs>
-        <w:spacing w:after="0" w:line="240" w:lineRule="auto"/>
-        <w:ind w:left="0" w:firstLine="709"/>
-        <w:jc w:val="both"/>
-        <w:rPr>
-          <w:rFonts w:eastAsiaTheme="minorEastAsia" w:cs="Times New Roman"/>
-          <w:color w:val="000000" w:themeColor="text1"/>
-          <w:szCs w:val="28"/>
-          <w:lang w:val="ru-RU"/>
-        </w:rPr>
-      </w:pPr>
-      <w:r>
-        <w:rPr>
-          <w:rFonts w:eastAsiaTheme="minorEastAsia" w:cs="Times New Roman"/>
-          <w:color w:val="000000" w:themeColor="text1"/>
-          <w:szCs w:val="28"/>
-          <w:lang w:val="ru-RU"/>
-        </w:rPr>
-        <w:t xml:space="preserve">Запуск ОС и среды разработки: операционная система и «тяжелый» софт разработчика (например, IntelliJ IDEA, VS Code, Docker-контейнеры) состоят из сотен динамических библиотек и конфигурационных файлов. </w:t>
-      </w:r>
-      <w:r>
-        <w:rPr>
-          <w:rFonts w:eastAsiaTheme="minorEastAsia" w:cs="Times New Roman"/>
-          <w:color w:val="000000" w:themeColor="text1"/>
-          <w:szCs w:val="28"/>
-          <w:lang w:val="ru-RU"/>
-        </w:rPr>
-        <w:lastRenderedPageBreak/>
-        <w:t>Высокий показатель 4K обеспечивает мгновенный отклик интерфейса и исключает микрофризы при обращении к дисковому кэшу.</w:t>
-      </w:r>
-    </w:p>
-    <w:p>
-      <w:pPr>
-        <w:pStyle w:val="a7"/>
-        <w:tabs>
-          <w:tab w:val="left" w:pos="1134"/>
-        </w:tabs>
-        <w:spacing w:after="0" w:line="240" w:lineRule="auto"/>
-        <w:ind w:left="709"/>
-        <w:jc w:val="both"/>
-        <w:rPr>
-          <w:rFonts w:eastAsiaTheme="minorEastAsia" w:cs="Times New Roman"/>
-          <w:color w:val="000000" w:themeColor="text1"/>
-          <w:szCs w:val="28"/>
-          <w:lang w:val="ru-RU"/>
-        </w:rPr>
-      </w:pPr>
-    </w:p>
-    <w:p>
-      <w:pPr>
-        <w:pStyle w:val="a7"/>
-        <w:tabs>
-          <w:tab w:val="left" w:pos="1134"/>
-        </w:tabs>
-        <w:spacing w:after="0" w:line="240" w:lineRule="auto"/>
-        <w:ind w:left="709"/>
-        <w:jc w:val="both"/>
-        <w:rPr>
-          <w:rFonts w:eastAsiaTheme="minorEastAsia" w:cs="Times New Roman"/>
-          <w:color w:val="000000" w:themeColor="text1"/>
-          <w:szCs w:val="28"/>
-          <w:lang w:val="ru-RU"/>
-        </w:rPr>
-      </w:pPr>
-    </w:p>
-    <w:p>
-      <w:pPr>
-        <w:pStyle w:val="a7"/>
-        <w:tabs>
-          <w:tab w:val="left" w:pos="1134"/>
-        </w:tabs>
-        <w:spacing w:after="0" w:line="240" w:lineRule="auto"/>
-        <w:ind w:left="709"/>
-        <w:jc w:val="both"/>
-        <w:rPr>
-          <w:rFonts w:eastAsiaTheme="minorEastAsia" w:cs="Times New Roman"/>
-          <w:color w:val="000000" w:themeColor="text1"/>
-          <w:szCs w:val="28"/>
-          <w:lang w:val="ru-RU"/>
-        </w:rPr>
-      </w:pPr>
-    </w:p>
-    <w:p>
-      <w:pPr>
-        <w:pStyle w:val="a7"/>
-        <w:tabs>
-          <w:tab w:val="left" w:pos="1134"/>
-        </w:tabs>
-        <w:spacing w:after="0" w:line="240" w:lineRule="auto"/>
-        <w:ind w:left="709"/>
-        <w:jc w:val="both"/>
-        <w:rPr>
-          <w:rFonts w:eastAsiaTheme="minorEastAsia" w:cs="Times New Roman"/>
-          <w:color w:val="000000" w:themeColor="text1"/>
-          <w:szCs w:val="28"/>
-          <w:lang w:val="ru-RU"/>
-        </w:rPr>
-      </w:pPr>
-    </w:p>
-    <w:p>
-      <w:pPr>
-        <w:pStyle w:val="a7"/>
-        <w:tabs>
-          <w:tab w:val="left" w:pos="1134"/>
-        </w:tabs>
-        <w:spacing w:after="0" w:line="240" w:lineRule="auto"/>
-        <w:ind w:left="709"/>
-        <w:jc w:val="both"/>
-        <w:rPr>
-          <w:rFonts w:eastAsiaTheme="minorEastAsia" w:cs="Times New Roman"/>
-          <w:color w:val="000000" w:themeColor="text1"/>
-          <w:szCs w:val="28"/>
-          <w:lang w:val="ru-RU"/>
-        </w:rPr>
-      </w:pPr>
-    </w:p>
-    <w:p>
-      <w:pPr>
-        <w:pStyle w:val="a7"/>
-        <w:tabs>
-          <w:tab w:val="left" w:pos="1134"/>
-        </w:tabs>
-        <w:spacing w:after="0" w:line="240" w:lineRule="auto"/>
-        <w:ind w:left="709"/>
-        <w:jc w:val="both"/>
-        <w:rPr>
-          <w:rFonts w:eastAsiaTheme="minorEastAsia" w:cs="Times New Roman"/>
-          <w:color w:val="000000" w:themeColor="text1"/>
-          <w:szCs w:val="28"/>
-          <w:lang w:val="ru-RU"/>
-        </w:rPr>
-      </w:pPr>
-    </w:p>
-    <w:p>
-      <w:pPr>
-        <w:pStyle w:val="a7"/>
-        <w:tabs>
-          <w:tab w:val="left" w:pos="1134"/>
-        </w:tabs>
-        <w:spacing w:after="0" w:line="240" w:lineRule="auto"/>
-        <w:ind w:left="709"/>
-        <w:jc w:val="both"/>
-        <w:rPr>
-          <w:rFonts w:eastAsiaTheme="minorEastAsia" w:cs="Times New Roman"/>
-          <w:color w:val="000000" w:themeColor="text1"/>
-          <w:szCs w:val="28"/>
-          <w:lang w:val="ru-RU"/>
-        </w:rPr>
-      </w:pPr>
-    </w:p>
-    <w:p>
-      <w:pPr>
-        <w:pStyle w:val="a7"/>
-        <w:tabs>
-          <w:tab w:val="left" w:pos="1134"/>
-        </w:tabs>
-        <w:spacing w:after="0" w:line="240" w:lineRule="auto"/>
-        <w:ind w:left="709"/>
-        <w:jc w:val="both"/>
-        <w:rPr>
-          <w:rFonts w:eastAsiaTheme="minorEastAsia" w:cs="Times New Roman"/>
-          <w:color w:val="000000" w:themeColor="text1"/>
-          <w:szCs w:val="28"/>
-          <w:lang w:val="ru-RU"/>
-        </w:rPr>
-      </w:pPr>
-    </w:p>
-    <w:p>
-      <w:pPr>
-        <w:pStyle w:val="a7"/>
-        <w:tabs>
-          <w:tab w:val="left" w:pos="1134"/>
-        </w:tabs>
-        <w:spacing w:after="0" w:line="240" w:lineRule="auto"/>
-        <w:ind w:left="709"/>
-        <w:jc w:val="both"/>
-        <w:rPr>
-          <w:rFonts w:eastAsiaTheme="minorEastAsia" w:cs="Times New Roman"/>
-          <w:color w:val="000000" w:themeColor="text1"/>
-          <w:szCs w:val="28"/>
-          <w:lang w:val="ru-RU"/>
-        </w:rPr>
-      </w:pPr>
-    </w:p>
-    <w:p>
-      <w:pPr>
-        <w:pStyle w:val="a7"/>
-        <w:tabs>
-          <w:tab w:val="left" w:pos="1134"/>
-        </w:tabs>
-        <w:spacing w:after="0" w:line="240" w:lineRule="auto"/>
-        <w:ind w:left="709"/>
-        <w:jc w:val="both"/>
-        <w:rPr>
-          <w:rFonts w:eastAsiaTheme="minorEastAsia" w:cs="Times New Roman"/>
-          <w:color w:val="000000" w:themeColor="text1"/>
-          <w:szCs w:val="28"/>
-          <w:lang w:val="ru-RU"/>
-        </w:rPr>
-      </w:pPr>
-    </w:p>
-    <w:p>
-      <w:pPr>
-        <w:pStyle w:val="2"/>
-        <w:tabs>
-          <w:tab w:val="left" w:pos="1134"/>
-          <w:tab w:val="left" w:pos="3766"/>
-        </w:tabs>
-        <w:rPr>
-          <w:rFonts w:ascii="Times New Roman" w:hAnsi="Times New Roman" w:cs="Times New Roman"/>
-          <w:b/>
-          <w:bCs/>
-          <w:color w:val="000000" w:themeColor="text1"/>
-          <w:sz w:val="28"/>
-          <w:szCs w:val="28"/>
-          <w:lang w:val="ru-RU"/>
-        </w:rPr>
-      </w:pPr>
-      <w:bookmarkStart w:id="7" w:name="_Toc242094113"/>
-      <w:r>
-        <w:rPr>
-          <w:rFonts w:ascii="Times New Roman" w:hAnsi="Times New Roman" w:cs="Times New Roman"/>
-          <w:b/>
-          <w:bCs/>
-          <w:color w:val="000000" w:themeColor="text1"/>
-          <w:sz w:val="28"/>
-          <w:szCs w:val="28"/>
-          <w:lang w:val="ru-RU"/>
-        </w:rPr>
-        <w:t>3.4 Теория обслуживания</w:t>
-      </w:r>
-      <w:bookmarkEnd w:id="7"/>
-    </w:p>
-    <w:p>
-      <w:pPr>
         <w:spacing w:after="0" w:line="240" w:lineRule="auto"/>
         <w:jc w:val="both"/>
         <w:rPr>
           <w:rFonts w:eastAsiaTheme="minorEastAsia" w:cs="Times New Roman"/>
-          <w:b/>
-          <w:bCs/>
-          <w:color w:val="000000" w:themeColor="text1"/>
-          <w:szCs w:val="28"/>
-          <w:lang w:val="ru-RU"/>
-        </w:rPr>
-      </w:pPr>
-      <w:r>
-        <w:rPr>
-          <w:rFonts w:eastAsiaTheme="minorEastAsia" w:cs="Times New Roman"/>
-          <w:b/>
-          <w:bCs/>
-          <w:color w:val="000000" w:themeColor="text1"/>
-          <w:szCs w:val="28"/>
-          <w:lang w:val="ru-RU"/>
-        </w:rPr>
-        <w:t xml:space="preserve">Шаг № 7. </w:t>
-      </w:r>
-      <w:r>
-        <w:rPr>
-          <w:rFonts w:eastAsiaTheme="minorEastAsia" w:cs="Times New Roman"/>
-          <w:b/>
-          <w:bCs/>
-          <w:color w:val="000000" w:themeColor="text1"/>
-          <w:szCs w:val="28"/>
-        </w:rPr>
-        <w:t>Программное обслуживание накопителей (TRIM и дефрагментация)</w:t>
-      </w:r>
-    </w:p>
-    <w:p>
-      <w:pPr>
-        <w:spacing w:after="0" w:line="240" w:lineRule="auto"/>
-        <w:ind w:firstLine="720"/>
-        <w:jc w:val="both"/>
-        <w:rPr>
-          <w:rFonts w:eastAsiaTheme="minorEastAsia" w:cs="Times New Roman"/>
-          <w:color w:val="000000" w:themeColor="text1"/>
-          <w:szCs w:val="28"/>
-          <w:lang w:val="ru-RU"/>
-        </w:rPr>
-      </w:pPr>
-      <w:r>
-        <w:rPr>
-          <w:rFonts w:eastAsiaTheme="minorEastAsia" w:cs="Times New Roman"/>
-          <w:color w:val="000000" w:themeColor="text1"/>
-          <w:szCs w:val="28"/>
-          <w:lang w:val="ru-RU"/>
-        </w:rPr>
-        <w:t>Жесткое правило обслуживания: для классических жестких дисков (HDD) дефрагментация жизненно необходима, в то время как для твердотельных накопителей (SSD) она строго противопоказана и заменяется командой TRIM.</w:t>
-      </w:r>
-    </w:p>
-    <w:p>
-      <w:pPr>
-        <w:spacing w:after="0" w:line="240" w:lineRule="auto"/>
-        <w:ind w:firstLine="720"/>
-        <w:jc w:val="both"/>
-        <w:rPr>
-          <w:rFonts w:eastAsiaTheme="minorEastAsia" w:cs="Times New Roman"/>
-          <w:color w:val="000000" w:themeColor="text1"/>
-          <w:szCs w:val="28"/>
-          <w:lang w:val="ru-RU"/>
-        </w:rPr>
-      </w:pPr>
-    </w:p>
-    <w:p>
-      <w:pPr>
-        <w:spacing w:after="0" w:line="240" w:lineRule="auto"/>
-        <w:ind w:firstLine="720"/>
-        <w:jc w:val="both"/>
-        <w:rPr>
-          <w:rFonts w:eastAsiaTheme="minorEastAsia" w:cs="Times New Roman"/>
-          <w:b/>
-          <w:bCs/>
-          <w:color w:val="000000" w:themeColor="text1"/>
-          <w:szCs w:val="28"/>
-          <w:lang w:val="ru-RU"/>
-        </w:rPr>
-      </w:pPr>
-      <w:r>
-        <w:rPr>
-          <w:rFonts w:eastAsiaTheme="minorEastAsia" w:cs="Times New Roman"/>
-          <w:b/>
-          <w:bCs/>
-          <w:color w:val="000000" w:themeColor="text1"/>
-          <w:szCs w:val="28"/>
-          <w:lang w:val="ru-RU"/>
-        </w:rPr>
-        <w:t>Почему фрагментация замедляет HDD и зачем ему дефрагментация:</w:t>
-      </w:r>
-    </w:p>
-    <w:p>
-      <w:pPr>
-        <w:pStyle w:val="a7"/>
-        <w:numPr>
-          <w:ilvl w:val="0"/>
-          <w:numId w:val="20"/>
-        </w:numPr>
-        <w:tabs>
-          <w:tab w:val="left" w:pos="1134"/>
-        </w:tabs>
-        <w:spacing w:after="0" w:line="240" w:lineRule="auto"/>
-        <w:ind w:left="0" w:firstLine="709"/>
-        <w:jc w:val="both"/>
-        <w:rPr>
-          <w:rFonts w:eastAsiaTheme="minorEastAsia" w:cs="Times New Roman"/>
-          <w:color w:val="000000" w:themeColor="text1"/>
-          <w:szCs w:val="28"/>
-          <w:lang w:val="ru-RU"/>
-        </w:rPr>
-      </w:pPr>
-      <w:r>
-        <w:rPr>
-          <w:rFonts w:eastAsiaTheme="minorEastAsia" w:cs="Times New Roman"/>
-          <w:color w:val="000000" w:themeColor="text1"/>
-          <w:szCs w:val="28"/>
-          <w:lang w:val="ru-RU"/>
-        </w:rPr>
-        <w:t>Физическое ограничение: конструкция HDD включает вращающиеся магнитные пластины и подвижную считывающую головку.</w:t>
-      </w:r>
-    </w:p>
-    <w:p>
-      <w:pPr>
-        <w:pStyle w:val="a7"/>
-        <w:numPr>
-          <w:ilvl w:val="0"/>
-          <w:numId w:val="20"/>
-        </w:numPr>
-        <w:tabs>
-          <w:tab w:val="left" w:pos="1134"/>
-        </w:tabs>
-        <w:spacing w:after="0" w:line="240" w:lineRule="auto"/>
-        <w:ind w:left="0" w:firstLine="709"/>
-        <w:jc w:val="both"/>
-        <w:rPr>
-          <w:rFonts w:eastAsiaTheme="minorEastAsia" w:cs="Times New Roman"/>
-          <w:color w:val="000000" w:themeColor="text1"/>
-          <w:szCs w:val="28"/>
-          <w:lang w:val="ru-RU"/>
-        </w:rPr>
-      </w:pPr>
-      <w:r>
-        <w:rPr>
-          <w:rFonts w:eastAsiaTheme="minorEastAsia" w:cs="Times New Roman"/>
-          <w:color w:val="000000" w:themeColor="text1"/>
-          <w:szCs w:val="28"/>
-          <w:lang w:val="ru-RU"/>
-        </w:rPr>
-        <w:t>Проблема фрагментации: когда файлы перезаписываются, они разбиваются на фрагменты и сохраняются в разных частях пластины. Чтобы считать один фрагментированный файл, головка HDD вынуждена постоянно перемещаться по диску, тратя время на физическое позиционирование. Это приводит к резкому падению скорости.</w:t>
-      </w:r>
-    </w:p>
-    <w:p>
-      <w:pPr>
-        <w:pStyle w:val="a7"/>
-        <w:numPr>
-          <w:ilvl w:val="0"/>
-          <w:numId w:val="20"/>
-        </w:numPr>
-        <w:tabs>
-          <w:tab w:val="left" w:pos="1134"/>
-        </w:tabs>
-        <w:spacing w:after="0" w:line="240" w:lineRule="auto"/>
-        <w:ind w:left="0" w:firstLine="720"/>
-        <w:jc w:val="both"/>
-        <w:rPr>
-          <w:rFonts w:eastAsiaTheme="minorEastAsia" w:cs="Times New Roman"/>
-          <w:color w:val="000000" w:themeColor="text1"/>
-          <w:szCs w:val="28"/>
-          <w:lang w:val="ru-RU"/>
-        </w:rPr>
-      </w:pPr>
-      <w:r>
-        <w:rPr>
-          <w:rFonts w:eastAsiaTheme="minorEastAsia" w:cs="Times New Roman"/>
-          <w:color w:val="000000" w:themeColor="text1"/>
-          <w:szCs w:val="28"/>
-          <w:lang w:val="ru-RU"/>
-        </w:rPr>
-        <w:t>Решение: дефрагментация пересобирает куски файлов в один непрерывный последовательный блок. В результате головка считывает файл за один проход, возвращая диску максимальную скорость.</w:t>
-      </w:r>
-    </w:p>
-    <w:p>
-      <w:pPr>
-        <w:pStyle w:val="a7"/>
+          <w:color w:val="000000" w:themeColor="text1"/>
+          <w:szCs w:val="28"/>
+          <w:lang w:val="ru-RU"/>
+        </w:rPr>
+      </w:pPr>
+    </w:p>
+    <w:p>
+      <w:pPr>
         <w:tabs>
           <w:tab w:val="left" w:pos="1134"/>
         </w:tabs>
@@ -5937,7 +5309,6 @@
     </w:p>
     <w:p>
       <w:pPr>
-        <w:pStyle w:val="a7"/>
         <w:tabs>
           <w:tab w:val="left" w:pos="1134"/>
         </w:tabs>
@@ -5945,99 +5316,14 @@
         <w:jc w:val="both"/>
         <w:rPr>
           <w:rFonts w:eastAsiaTheme="minorEastAsia" w:cs="Times New Roman"/>
-          <w:b/>
-          <w:bCs/>
-          <w:color w:val="000000" w:themeColor="text1"/>
-          <w:szCs w:val="28"/>
-          <w:lang w:val="en-US"/>
-        </w:rPr>
-      </w:pPr>
-      <w:r>
-        <w:rPr>
-          <w:rFonts w:eastAsiaTheme="minorEastAsia" w:cs="Times New Roman"/>
-          <w:b/>
-          <w:bCs/>
-          <w:color w:val="000000" w:themeColor="text1"/>
-          <w:szCs w:val="28"/>
-          <w:lang w:val="ru-RU"/>
-        </w:rPr>
-        <w:t>Почему дефрагментация противопоказана SSD</w:t>
-      </w:r>
-      <w:r>
-        <w:rPr>
-          <w:rFonts w:eastAsiaTheme="minorEastAsia" w:cs="Times New Roman"/>
-          <w:b/>
-          <w:bCs/>
-          <w:color w:val="000000" w:themeColor="text1"/>
-          <w:szCs w:val="28"/>
-          <w:lang w:val="en-US"/>
-        </w:rPr>
-        <w:t>:</w:t>
-      </w:r>
-    </w:p>
-    <w:p>
-      <w:pPr>
-        <w:pStyle w:val="a7"/>
-        <w:numPr>
-          <w:ilvl w:val="0"/>
-          <w:numId w:val="20"/>
-        </w:numPr>
-        <w:tabs>
-          <w:tab w:val="left" w:pos="1134"/>
-        </w:tabs>
-        <w:spacing w:after="0" w:line="240" w:lineRule="auto"/>
-        <w:ind w:left="0" w:firstLine="720"/>
-        <w:jc w:val="both"/>
-        <w:rPr>
-          <w:rFonts w:eastAsiaTheme="minorEastAsia" w:cs="Times New Roman"/>
-          <w:color w:val="000000" w:themeColor="text1"/>
-          <w:szCs w:val="28"/>
-          <w:lang w:val="ru-RU"/>
-        </w:rPr>
-      </w:pPr>
-      <w:r>
-        <w:rPr>
-          <w:rFonts w:eastAsiaTheme="minorEastAsia" w:cs="Times New Roman"/>
-          <w:color w:val="000000" w:themeColor="text1"/>
-          <w:szCs w:val="28"/>
-          <w:lang w:val="ru-RU"/>
-        </w:rPr>
-        <w:t>Отсутствие механики: внутри SSD нет подвижных деталей, а доступ к любой ячейке памяти (в начале или конце диска) происходит мгновенно и занимает одинаковое время. Для контроллера SSD фрагментации файлов физически не существует как проблемы производительности.</w:t>
-      </w:r>
-    </w:p>
-    <w:p>
-      <w:pPr>
-        <w:pStyle w:val="a7"/>
-        <w:numPr>
-          <w:ilvl w:val="0"/>
-          <w:numId w:val="20"/>
-        </w:numPr>
-        <w:tabs>
-          <w:tab w:val="left" w:pos="1134"/>
-        </w:tabs>
-        <w:spacing w:after="0" w:line="240" w:lineRule="auto"/>
-        <w:ind w:left="0" w:firstLine="720"/>
-        <w:jc w:val="both"/>
-        <w:rPr>
-          <w:rFonts w:eastAsiaTheme="minorEastAsia" w:cs="Times New Roman"/>
-          <w:color w:val="000000" w:themeColor="text1"/>
-          <w:szCs w:val="28"/>
-          <w:lang w:val="ru-RU"/>
-        </w:rPr>
-      </w:pPr>
-      <w:r>
-        <w:rPr>
-          <w:rFonts w:eastAsiaTheme="minorEastAsia" w:cs="Times New Roman"/>
-          <w:color w:val="000000" w:themeColor="text1"/>
-          <w:szCs w:val="28"/>
-          <w:lang w:val="ru-RU"/>
-        </w:rPr>
-        <w:t>Вред от процесса: дефрагментация заставляет SSD выполнять миллионы циклов перезаписи мелких блоков, перемещая их туда-обратно. Это не дает никакого прироста скорости, но бесполезно расходует ограниченный ресурс перезаписи (TBW) флэш-памяти, приближая накопитель к выходу из строя.</w:t>
-      </w:r>
-    </w:p>
-    <w:p>
-      <w:pPr>
-        <w:pStyle w:val="a7"/>
+          <w:color w:val="000000" w:themeColor="text1"/>
+          <w:szCs w:val="28"/>
+          <w:lang w:val="ru-RU"/>
+        </w:rPr>
+      </w:pPr>
+    </w:p>
+    <w:p>
+      <w:pPr>
         <w:tabs>
           <w:tab w:val="left" w:pos="1134"/>
         </w:tabs>
@@ -6053,7 +5339,6 @@
     </w:p>
     <w:p>
       <w:pPr>
-        <w:pStyle w:val="a7"/>
         <w:tabs>
           <w:tab w:val="left" w:pos="1134"/>
         </w:tabs>
@@ -6061,37 +5346,18 @@
         <w:jc w:val="both"/>
         <w:rPr>
           <w:rFonts w:eastAsiaTheme="minorEastAsia" w:cs="Times New Roman"/>
-          <w:b/>
-          <w:bCs/>
-          <w:color w:val="000000" w:themeColor="text1"/>
-          <w:szCs w:val="28"/>
-          <w:lang w:val="ru-RU"/>
-        </w:rPr>
-      </w:pPr>
-      <w:r>
-        <w:rPr>
-          <w:rFonts w:eastAsiaTheme="minorEastAsia" w:cs="Times New Roman"/>
-          <w:b/>
-          <w:bCs/>
-          <w:color w:val="000000" w:themeColor="text1"/>
-          <w:szCs w:val="28"/>
-          <w:lang w:val="ru-RU"/>
-        </w:rPr>
-        <w:t>Альтернатива — команда TRIM:</w:t>
-      </w:r>
-    </w:p>
-    <w:p>
-      <w:pPr>
-        <w:pStyle w:val="a7"/>
-        <w:numPr>
-          <w:ilvl w:val="0"/>
-          <w:numId w:val="20"/>
-        </w:numPr>
+          <w:color w:val="000000" w:themeColor="text1"/>
+          <w:szCs w:val="28"/>
+          <w:lang w:val="ru-RU"/>
+        </w:rPr>
+      </w:pPr>
+    </w:p>
+    <w:p>
+      <w:pPr>
         <w:tabs>
           <w:tab w:val="left" w:pos="1134"/>
         </w:tabs>
         <w:spacing w:after="0" w:line="240" w:lineRule="auto"/>
-        <w:ind w:left="0" w:firstLine="720"/>
         <w:jc w:val="both"/>
         <w:rPr>
           <w:rFonts w:eastAsiaTheme="minorEastAsia" w:cs="Times New Roman"/>
@@ -6100,29 +5366,13 @@
           <w:lang w:val="ru-RU"/>
         </w:rPr>
       </w:pPr>
-      <w:r>
-        <w:rPr>
-          <w:rFonts w:eastAsiaTheme="minorEastAsia" w:cs="Times New Roman"/>
-          <w:color w:val="000000" w:themeColor="text1"/>
-          <w:szCs w:val="28"/>
-          <w:lang w:val="ru-RU"/>
-        </w:rPr>
-        <w:lastRenderedPageBreak/>
-        <w:t>Вместо дефрагментации операционная система отправляет на SSD команду TRIM.</w:t>
-      </w:r>
-    </w:p>
-    <w:p>
-      <w:pPr>
-        <w:pStyle w:val="a7"/>
-        <w:numPr>
-          <w:ilvl w:val="0"/>
-          <w:numId w:val="20"/>
-        </w:numPr>
+    </w:p>
+    <w:p>
+      <w:pPr>
         <w:tabs>
           <w:tab w:val="left" w:pos="1134"/>
         </w:tabs>
         <w:spacing w:after="0" w:line="240" w:lineRule="auto"/>
-        <w:ind w:left="0" w:firstLine="720"/>
         <w:jc w:val="both"/>
         <w:rPr>
           <w:rFonts w:eastAsiaTheme="minorEastAsia" w:cs="Times New Roman"/>
@@ -6131,15 +5381,171 @@
           <w:lang w:val="ru-RU"/>
         </w:rPr>
       </w:pPr>
-      <w:r>
-        <w:rPr>
-          <w:rFonts w:eastAsiaTheme="minorEastAsia" w:cs="Times New Roman"/>
-          <w:color w:val="000000" w:themeColor="text1"/>
-          <w:szCs w:val="28"/>
-          <w:lang w:val="ru-RU"/>
-        </w:rPr>
-        <w:t>Она указывает контроллеру, какие блоки памяти содержат удаленные пользователем данные и больше не используются. Контроллер SSD заранее очищает эти ячейки в фоновом режиме. Благодаря этому при последующей записи диску не приходится тратить время на предварительное стирание старых данных, что сохраняет стабильно высокую скорость работы SSD на протяжении всего срока службы.</w:t>
-      </w:r>
+    </w:p>
+    <w:p>
+      <w:pPr>
+        <w:tabs>
+          <w:tab w:val="left" w:pos="1134"/>
+        </w:tabs>
+        <w:spacing w:after="0" w:line="240" w:lineRule="auto"/>
+        <w:jc w:val="both"/>
+        <w:rPr>
+          <w:rFonts w:eastAsiaTheme="minorEastAsia" w:cs="Times New Roman"/>
+          <w:color w:val="000000" w:themeColor="text1"/>
+          <w:szCs w:val="28"/>
+          <w:lang w:val="ru-RU"/>
+        </w:rPr>
+      </w:pPr>
+    </w:p>
+    <w:p>
+      <w:pPr>
+        <w:tabs>
+          <w:tab w:val="left" w:pos="1134"/>
+        </w:tabs>
+        <w:spacing w:after="0" w:line="240" w:lineRule="auto"/>
+        <w:jc w:val="both"/>
+        <w:rPr>
+          <w:rFonts w:eastAsiaTheme="minorEastAsia" w:cs="Times New Roman"/>
+          <w:color w:val="000000" w:themeColor="text1"/>
+          <w:szCs w:val="28"/>
+          <w:lang w:val="ru-RU"/>
+        </w:rPr>
+      </w:pPr>
+    </w:p>
+    <w:p>
+      <w:pPr>
+        <w:tabs>
+          <w:tab w:val="left" w:pos="1134"/>
+        </w:tabs>
+        <w:spacing w:after="0" w:line="240" w:lineRule="auto"/>
+        <w:jc w:val="both"/>
+        <w:rPr>
+          <w:rFonts w:eastAsiaTheme="minorEastAsia" w:cs="Times New Roman"/>
+          <w:color w:val="000000" w:themeColor="text1"/>
+          <w:szCs w:val="28"/>
+          <w:lang w:val="ru-RU"/>
+        </w:rPr>
+      </w:pPr>
+    </w:p>
+    <w:p>
+      <w:pPr>
+        <w:tabs>
+          <w:tab w:val="left" w:pos="1134"/>
+        </w:tabs>
+        <w:spacing w:after="0" w:line="240" w:lineRule="auto"/>
+        <w:jc w:val="both"/>
+        <w:rPr>
+          <w:rFonts w:eastAsiaTheme="minorEastAsia" w:cs="Times New Roman"/>
+          <w:color w:val="000000" w:themeColor="text1"/>
+          <w:szCs w:val="28"/>
+          <w:lang w:val="ru-RU"/>
+        </w:rPr>
+      </w:pPr>
+    </w:p>
+    <w:p>
+      <w:pPr>
+        <w:tabs>
+          <w:tab w:val="left" w:pos="1134"/>
+        </w:tabs>
+        <w:spacing w:after="0" w:line="240" w:lineRule="auto"/>
+        <w:jc w:val="both"/>
+        <w:rPr>
+          <w:rFonts w:eastAsiaTheme="minorEastAsia" w:cs="Times New Roman"/>
+          <w:color w:val="000000" w:themeColor="text1"/>
+          <w:szCs w:val="28"/>
+          <w:lang w:val="ru-RU"/>
+        </w:rPr>
+      </w:pPr>
+    </w:p>
+    <w:p>
+      <w:pPr>
+        <w:tabs>
+          <w:tab w:val="left" w:pos="1134"/>
+        </w:tabs>
+        <w:spacing w:after="0" w:line="240" w:lineRule="auto"/>
+        <w:jc w:val="both"/>
+        <w:rPr>
+          <w:rFonts w:eastAsiaTheme="minorEastAsia" w:cs="Times New Roman"/>
+          <w:color w:val="000000" w:themeColor="text1"/>
+          <w:szCs w:val="28"/>
+          <w:lang w:val="ru-RU"/>
+        </w:rPr>
+      </w:pPr>
+    </w:p>
+    <w:p>
+      <w:pPr>
+        <w:tabs>
+          <w:tab w:val="left" w:pos="1134"/>
+        </w:tabs>
+        <w:spacing w:after="0" w:line="240" w:lineRule="auto"/>
+        <w:jc w:val="both"/>
+        <w:rPr>
+          <w:rFonts w:eastAsiaTheme="minorEastAsia" w:cs="Times New Roman"/>
+          <w:color w:val="000000" w:themeColor="text1"/>
+          <w:szCs w:val="28"/>
+          <w:lang w:val="ru-RU"/>
+        </w:rPr>
+      </w:pPr>
+    </w:p>
+    <w:p>
+      <w:pPr>
+        <w:tabs>
+          <w:tab w:val="left" w:pos="1134"/>
+        </w:tabs>
+        <w:spacing w:after="0" w:line="240" w:lineRule="auto"/>
+        <w:jc w:val="both"/>
+        <w:rPr>
+          <w:rFonts w:eastAsiaTheme="minorEastAsia" w:cs="Times New Roman"/>
+          <w:color w:val="000000" w:themeColor="text1"/>
+          <w:szCs w:val="28"/>
+          <w:lang w:val="ru-RU"/>
+        </w:rPr>
+      </w:pPr>
+    </w:p>
+    <w:p>
+      <w:pPr>
+        <w:tabs>
+          <w:tab w:val="left" w:pos="1134"/>
+        </w:tabs>
+        <w:spacing w:after="0" w:line="240" w:lineRule="auto"/>
+        <w:jc w:val="both"/>
+        <w:rPr>
+          <w:rFonts w:eastAsiaTheme="minorEastAsia" w:cs="Times New Roman"/>
+          <w:color w:val="000000" w:themeColor="text1"/>
+          <w:szCs w:val="28"/>
+          <w:lang w:val="ru-RU"/>
+        </w:rPr>
+      </w:pPr>
+    </w:p>
+    <w:p>
+      <w:pPr>
+        <w:tabs>
+          <w:tab w:val="left" w:pos="1134"/>
+        </w:tabs>
+        <w:spacing w:after="0" w:line="240" w:lineRule="auto"/>
+        <w:jc w:val="both"/>
+        <w:rPr>
+          <w:rFonts w:eastAsiaTheme="minorEastAsia" w:cs="Times New Roman"/>
+          <w:color w:val="000000" w:themeColor="text1"/>
+          <w:szCs w:val="28"/>
+          <w:lang w:val="ru-RU"/>
+        </w:rPr>
+      </w:pPr>
+    </w:p>
+    <w:p>
+      <w:pPr>
+        <w:tabs>
+          <w:tab w:val="left" w:pos="1134"/>
+        </w:tabs>
+        <w:spacing w:after="0" w:line="240" w:lineRule="auto"/>
+        <w:jc w:val="both"/>
+        <w:rPr>
+          <w:rFonts w:eastAsiaTheme="minorEastAsia" w:cs="Times New Roman"/>
+          <w:color w:val="000000" w:themeColor="text1"/>
+          <w:szCs w:val="28"/>
+          <w:lang w:val="ru-RU"/>
+        </w:rPr>
+      </w:pPr>
     </w:p>
     <w:p>
       <w:pPr>
@@ -6199,7 +5605,7 @@
           <w:lang w:val="ru-RU"/>
         </w:rPr>
       </w:pPr>
-      <w:bookmarkStart w:id="8" w:name="_Toc242094114"/>
+      <w:bookmarkStart w:id="7" w:name="_Toc243241685"/>
       <w:r>
         <w:rPr>
           <w:rFonts w:ascii="Times New Roman" w:eastAsiaTheme="minorEastAsia" w:hAnsi="Times New Roman" w:cs="Times New Roman"/>
@@ -6210,9 +5616,10 @@
           <w:szCs w:val="32"/>
           <w:lang w:val="ru-RU"/>
         </w:rPr>
+        <w:lastRenderedPageBreak/>
         <w:t>4 ВЫВОДЫ</w:t>
       </w:r>
-      <w:bookmarkEnd w:id="8"/>
+      <w:bookmarkEnd w:id="7"/>
     </w:p>
     <w:p>
       <w:pPr>
@@ -6226,20 +5633,53 @@
         <w:rPr>
           <w:color w:val="000000" w:themeColor="text1"/>
         </w:rPr>
-        <w:t xml:space="preserve">В ходе выполнения лабораторной работы были освоены теоретические основы и практические навыки комплексной диагностики дисковой подсистемы ПК, оценки технического состояния твердотельного накопителя по технологии S.M.A.R.T. и проведения бенчмаркинга производительности. </w:t>
-      </w:r>
-    </w:p>
-    <w:p>
-      <w:pPr>
-        <w:pStyle w:val="a7"/>
-        <w:numPr>
-          <w:ilvl w:val="0"/>
-          <w:numId w:val="21"/>
-        </w:numPr>
-        <w:tabs>
-          <w:tab w:val="left" w:pos="1134"/>
-        </w:tabs>
-        <w:ind w:left="0" w:firstLine="709"/>
+        <w:t xml:space="preserve">В ходе выполнения лабораторной работы были успешно изучены программные методы контроля термического состояния вычислительной техники на примере игрового ноутбука ASUS TUF </w:t>
+      </w:r>
+      <w:proofErr w:type="spellStart"/>
+      <w:r>
+        <w:rPr>
+          <w:color w:val="000000" w:themeColor="text1"/>
+        </w:rPr>
+        <w:t>Gaming</w:t>
+      </w:r>
+      <w:proofErr w:type="spellEnd"/>
+      <w:r>
+        <w:rPr>
+          <w:color w:val="000000" w:themeColor="text1"/>
+        </w:rPr>
+        <w:t xml:space="preserve"> F16. На практике освоена работа со специализированным низкоуровневым софтом — фирменной утилитой управления Armoury Crate</w:t>
+      </w:r>
+      <w:r>
+        <w:rPr>
+          <w:color w:val="000000" w:themeColor="text1"/>
+          <w:lang w:val="ru-RU"/>
+        </w:rPr>
+        <w:t xml:space="preserve"> (включающей в себя функции </w:t>
+      </w:r>
+      <w:r>
+        <w:rPr>
+          <w:color w:val="000000" w:themeColor="text1"/>
+          <w:lang w:val="en-US"/>
+        </w:rPr>
+        <w:t>FanControl</w:t>
+      </w:r>
+      <w:r>
+        <w:rPr>
+          <w:color w:val="000000" w:themeColor="text1"/>
+          <w:lang w:val="ru-RU"/>
+        </w:rPr>
+        <w:t>)</w:t>
+      </w:r>
+      <w:r>
+        <w:rPr>
+          <w:color w:val="000000" w:themeColor="text1"/>
+        </w:rPr>
+        <w:t xml:space="preserve"> и диагностическим комплексом AIDA64 Extreme.</w:t>
+      </w:r>
+    </w:p>
+    <w:p>
+      <w:pPr>
+        <w:ind w:firstLine="720"/>
         <w:jc w:val="both"/>
         <w:rPr>
           <w:color w:val="000000" w:themeColor="text1"/>
@@ -6249,20 +5689,12 @@
         <w:rPr>
           <w:color w:val="000000" w:themeColor="text1"/>
         </w:rPr>
-        <w:t>Анализ логической структуры и характеристик накопителя: с помощью встроенной оснастки «Управление дисками» изучена структура системного диска Micron (модель MTFDKBA512QGN-1BN1AABGA, форм-фактор M.2, интерфейс NVMe 1.4). Зафиксировано наличие основного системного тома C: с файловой системой NTFS, а также служебных разделов EFI (200 МБ) и восстановления (859 МБ).</w:t>
-      </w:r>
-    </w:p>
-    <w:p>
-      <w:pPr>
-        <w:pStyle w:val="a7"/>
-        <w:numPr>
-          <w:ilvl w:val="0"/>
-          <w:numId w:val="21"/>
-        </w:numPr>
-        <w:tabs>
-          <w:tab w:val="left" w:pos="1134"/>
-        </w:tabs>
-        <w:ind w:left="0" w:firstLine="709"/>
+        <w:t>Проведенное кратковременное синтетическое стресс-тестирование выявило предельную тепловую нагрузку на процессор Intel Core 5 210H, при которой температура кристалла достигла пиковых 95 °C. В ходе эксперимента был наглядно зафиксирован и задокументирован аппаратный защитный механизм — температурный троттлинг с пиковым пропуском 17% тактов. Тест доказал высокую скорость отклика встроенного EC-контроллера, который оперативно перевел вентиляторы в агрессивный режим работы (4100/4500 RPM).</w:t>
+      </w:r>
+    </w:p>
+    <w:p>
+      <w:pPr>
+        <w:ind w:firstLine="720"/>
         <w:jc w:val="both"/>
         <w:rPr>
           <w:color w:val="000000" w:themeColor="text1"/>
@@ -6272,111 +5704,12 @@
         <w:rPr>
           <w:color w:val="000000" w:themeColor="text1"/>
         </w:rPr>
-        <w:t>Оценка аппаратного здоровья и ресурса (S.M.A.R.T. и TBW): с помощью утилиты CrystalDiskInfo проанализированы показатели самодиагностики SSD. Общее техническое состояние накопителя оценивается как «Хорошее 99%» при рабочей температуре 36 °C. На основе параметра «Всего хост-записей» (1646 ГБ) усвоена методика расчета остаточного ресурса флэш-памяти (TBW) и определения гарантийного статуса устройства.</w:t>
-      </w:r>
-    </w:p>
-    <w:p>
-      <w:pPr>
-        <w:pStyle w:val="a7"/>
-        <w:numPr>
-          <w:ilvl w:val="0"/>
-          <w:numId w:val="21"/>
-        </w:numPr>
-        <w:tabs>
-          <w:tab w:val="left" w:pos="1134"/>
-        </w:tabs>
-        <w:ind w:left="0" w:firstLine="709"/>
-        <w:jc w:val="both"/>
-        <w:rPr>
-          <w:color w:val="000000" w:themeColor="text1"/>
-        </w:rPr>
-      </w:pPr>
-      <w:r>
-        <w:rPr>
-          <w:color w:val="000000" w:themeColor="text1"/>
-        </w:rPr>
-        <w:t>Бенчмаркинг и анализ скоростных характеристик: проведено тестирование пропускной способности SSD в утилите CrystalDiskMark:</w:t>
-      </w:r>
-    </w:p>
-    <w:p>
-      <w:pPr>
-        <w:pStyle w:val="a7"/>
-        <w:numPr>
-          <w:ilvl w:val="1"/>
-          <w:numId w:val="21"/>
-        </w:numPr>
-        <w:tabs>
-          <w:tab w:val="left" w:pos="1134"/>
-        </w:tabs>
-        <w:ind w:left="0" w:firstLine="709"/>
-        <w:jc w:val="both"/>
-        <w:rPr>
-          <w:color w:val="000000" w:themeColor="text1"/>
-        </w:rPr>
-      </w:pPr>
-      <w:r>
-        <w:rPr>
-          <w:color w:val="000000" w:themeColor="text1"/>
-        </w:rPr>
-        <w:t>Последовательный доступ (Sequential): скорость чтения составила 6744.88 МБ/с, записи — 3669.34 МБ/с, что отвечает требованиям высокопроизводительных задач (работа с 4K/8K видео, крупными архивами и виртуальными машинами).</w:t>
-      </w:r>
-    </w:p>
-    <w:p>
-      <w:pPr>
-        <w:pStyle w:val="a7"/>
-        <w:numPr>
-          <w:ilvl w:val="1"/>
-          <w:numId w:val="21"/>
-        </w:numPr>
-        <w:tabs>
-          <w:tab w:val="left" w:pos="1134"/>
-        </w:tabs>
-        <w:ind w:left="0" w:firstLine="709"/>
-        <w:jc w:val="both"/>
-        <w:rPr>
-          <w:color w:val="000000" w:themeColor="text1"/>
-        </w:rPr>
-      </w:pPr>
-      <w:r>
-        <w:rPr>
-          <w:color w:val="000000" w:themeColor="text1"/>
-        </w:rPr>
-        <w:t>Случайный доступ (4K): скорость чтения зафиксирована на уровне 571.97 МБ/с, записи — 446.30 МБ/с. Разъяснена причина падения показателей (задержки контроллера при обработке таблиц трансляции адресов) и обоснована ключевая важность метрики 4K для задач разработки ПО (быстрая компиляция кода, отклик СУБД и работу с мелким кэшем).</w:t>
-      </w:r>
-    </w:p>
-    <w:p>
-      <w:pPr>
-        <w:pStyle w:val="a7"/>
-        <w:numPr>
-          <w:ilvl w:val="0"/>
-          <w:numId w:val="21"/>
-        </w:numPr>
-        <w:tabs>
-          <w:tab w:val="left" w:pos="1134"/>
-        </w:tabs>
-        <w:ind w:left="0" w:firstLine="709"/>
-        <w:jc w:val="both"/>
-        <w:rPr>
-          <w:color w:val="000000" w:themeColor="text1"/>
-        </w:rPr>
-      </w:pPr>
-      <w:r>
-        <w:rPr>
-          <w:color w:val="000000" w:themeColor="text1"/>
-        </w:rPr>
-        <w:t xml:space="preserve">Обоснование правил программного обслуживания: изучена принципиальная разница в обслуживании HDD и SSD накопителей. </w:t>
-      </w:r>
-      <w:r>
-        <w:rPr>
-          <w:color w:val="000000" w:themeColor="text1"/>
-        </w:rPr>
-        <w:lastRenderedPageBreak/>
-        <w:t>Установлено, что классическая дефрагментация строго противопоказана SSD, так как не дает прироста быстродействия в отсутствие механических деталей, но бессмысленно расходует ресурс ячеек NAND (TBW). Подтверждена необходимость использования встроенной команды TRIM, заменяющей дефрагментацию и поддерживающей высокую скорость записи путем своевременной фоновой очистки неиспользуемых блоков памяти.</w:t>
+        <w:t>Сформулированные по результатам анализа рекомендации по физическому уходу за устройством (чистка, подъем корпуса, замена термопасты) направлены на долгосрочную защиту кремниевых структур от деградации под воздействием электромиграции и механического стресса, вызванных экстремальным нагревом мощных мобильных компонентов.</w:t>
       </w:r>
     </w:p>
     <w:sectPr>
       <w:pgSz w:w="11906" w:h="16838"/>
-      <w:pgMar w:top="1134" w:right="851" w:bottom="709" w:left="1701" w:header="0" w:footer="0" w:gutter="0"/>
+      <w:pgMar w:top="1134" w:right="851" w:bottom="1418" w:left="1701" w:header="0" w:footer="0" w:gutter="0"/>
       <w:cols w:space="708"/>
       <w:docGrid w:linePitch="360"/>
     </w:sectPr>
@@ -6437,6 +5770,151 @@
 <file path=word/numbering.xml><?xml version="1.0" encoding="utf-8"?>
 <w:numbering xmlns:wpc="http://schemas.microsoft.com/office/word/2010/wordprocessingCanvas" xmlns:cx="http://schemas.microsoft.com/office/drawing/2014/chartex" xmlns:cx1="http://schemas.microsoft.com/office/drawing/2015/9/8/chartex" xmlns:cx2="http://schemas.microsoft.com/office/drawing/2015/10/21/chartex" xmlns:cx3="http://schemas.microsoft.com/office/drawing/2016/5/9/chartex" xmlns:cx4="http://schemas.microsoft.com/office/drawing/2016/5/10/chartex" xmlns:cx5="http://schemas.microsoft.com/office/drawing/2016/5/11/chartex" xmlns:cx6="http://schemas.microsoft.com/office/drawing/2016/5/12/chartex" xmlns:cx7="http://schemas.microsoft.com/office/drawing/2016/5/13/chartex" xmlns:cx8="http://schemas.microsoft.com/office/drawing/2016/5/14/chartex" xmlns:mc="http://schemas.openxmlformats.org/markup-compatibility/2006" xmlns:aink="http://schemas.microsoft.com/office/drawing/2016/ink" xmlns:am3d="http://schemas.microsoft.com/office/drawing/2017/model3d" xmlns:o="urn:schemas-microsoft-com:office:office" xmlns:oel="http://schemas.microsoft.com/office/2019/extlst" xmlns:r="http://schemas.openxmlformats.org/officeDocument/2006/relationships" xmlns:m="http://schemas.openxmlformats.org/officeDocument/2006/math" xmlns:v="urn:schemas-microsoft-com:vml" xmlns:wp14="http://schemas.microsoft.com/office/word/2010/wordprocessingDrawing" xmlns:wp="http://schemas.openxmlformats.org/drawingml/2006/wordprocessingDrawing" xmlns:w10="urn:schemas-microsoft-com:office:word" xmlns:w="http://schemas.openxmlformats.org/wordprocessingml/2006/main" xmlns:w14="http://schemas.microsoft.com/office/word/2010/wordml" xmlns:w15="http://schemas.microsoft.com/office/word/2012/wordml" xmlns:w16cex="http://schemas.microsoft.com/office/word/2018/wordml/cex" xmlns:w16cid="http://schemas.microsoft.com/office/word/2016/wordml/cid" xmlns:w16="http://schemas.microsoft.com/office/word/2018/wordml" xmlns:w16du="http://schemas.microsoft.com/office/word/2023/wordml/word16du" xmlns:w16sdtdh="http://schemas.microsoft.com/office/word/2020/wordml/sdtdatahash" xmlns:w16sdtfl="http://schemas.microsoft.com/office/word/2024/wordml/sdtformatlock" xmlns:w16se="http://schemas.microsoft.com/office/word/2015/wordml/symex" xmlns:wpg="http://schemas.microsoft.com/office/word/2010/wordprocessingGroup" xmlns:wpi="http://schemas.microsoft.com/office/word/2010/wordprocessingInk" xmlns:wne="http://schemas.microsoft.com/office/word/2006/wordml" xmlns:wps="http://schemas.microsoft.com/office/word/2010/wordprocessingShape" mc:Ignorable="w14 w15 w16se w16cid w16 w16cex w16sdtdh w16sdtfl w16du wp14">
   <w:abstractNum w:abstractNumId="0" w15:restartNumberingAfterBreak="0">
+    <w:nsid w:val="02245B7D"/>
+    <w:multiLevelType w:val="multilevel"/>
+    <w:tmpl w:val="21646C3C"/>
+    <w:lvl w:ilvl="0">
+      <w:start w:val="1"/>
+      <w:numFmt w:val="bullet"/>
+      <w:lvlText w:val=""/>
+      <w:lvlJc w:val="left"/>
+      <w:pPr>
+        <w:tabs>
+          <w:tab w:val="num" w:pos="720"/>
+        </w:tabs>
+        <w:ind w:left="720" w:hanging="360"/>
+      </w:pPr>
+      <w:rPr>
+        <w:rFonts w:ascii="Symbol" w:hAnsi="Symbol" w:hint="default"/>
+        <w:sz w:val="20"/>
+      </w:rPr>
+    </w:lvl>
+    <w:lvl w:ilvl="1">
+      <w:start w:val="1"/>
+      <w:numFmt w:val="decimal"/>
+      <w:lvlText w:val="%2."/>
+      <w:lvlJc w:val="left"/>
+      <w:pPr>
+        <w:tabs>
+          <w:tab w:val="num" w:pos="1440"/>
+        </w:tabs>
+        <w:ind w:left="1440" w:hanging="360"/>
+      </w:pPr>
+    </w:lvl>
+    <w:lvl w:ilvl="2" w:tentative="1">
+      <w:start w:val="1"/>
+      <w:numFmt w:val="bullet"/>
+      <w:lvlText w:val=""/>
+      <w:lvlJc w:val="left"/>
+      <w:pPr>
+        <w:tabs>
+          <w:tab w:val="num" w:pos="2160"/>
+        </w:tabs>
+        <w:ind w:left="2160" w:hanging="360"/>
+      </w:pPr>
+      <w:rPr>
+        <w:rFonts w:ascii="Wingdings" w:hAnsi="Wingdings" w:hint="default"/>
+        <w:sz w:val="20"/>
+      </w:rPr>
+    </w:lvl>
+    <w:lvl w:ilvl="3" w:tentative="1">
+      <w:start w:val="1"/>
+      <w:numFmt w:val="bullet"/>
+      <w:lvlText w:val=""/>
+      <w:lvlJc w:val="left"/>
+      <w:pPr>
+        <w:tabs>
+          <w:tab w:val="num" w:pos="2880"/>
+        </w:tabs>
+        <w:ind w:left="2880" w:hanging="360"/>
+      </w:pPr>
+      <w:rPr>
+        <w:rFonts w:ascii="Wingdings" w:hAnsi="Wingdings" w:hint="default"/>
+        <w:sz w:val="20"/>
+      </w:rPr>
+    </w:lvl>
+    <w:lvl w:ilvl="4" w:tentative="1">
+      <w:start w:val="1"/>
+      <w:numFmt w:val="bullet"/>
+      <w:lvlText w:val=""/>
+      <w:lvlJc w:val="left"/>
+      <w:pPr>
+        <w:tabs>
+          <w:tab w:val="num" w:pos="3600"/>
+        </w:tabs>
+        <w:ind w:left="3600" w:hanging="360"/>
+      </w:pPr>
+      <w:rPr>
+        <w:rFonts w:ascii="Wingdings" w:hAnsi="Wingdings" w:hint="default"/>
+        <w:sz w:val="20"/>
+      </w:rPr>
+    </w:lvl>
+    <w:lvl w:ilvl="5" w:tentative="1">
+      <w:start w:val="1"/>
+      <w:numFmt w:val="bullet"/>
+      <w:lvlText w:val=""/>
+      <w:lvlJc w:val="left"/>
+      <w:pPr>
+        <w:tabs>
+          <w:tab w:val="num" w:pos="4320"/>
+        </w:tabs>
+        <w:ind w:left="4320" w:hanging="360"/>
+      </w:pPr>
+      <w:rPr>
+        <w:rFonts w:ascii="Wingdings" w:hAnsi="Wingdings" w:hint="default"/>
+        <w:sz w:val="20"/>
+      </w:rPr>
+    </w:lvl>
+    <w:lvl w:ilvl="6" w:tentative="1">
+      <w:start w:val="1"/>
+      <w:numFmt w:val="bullet"/>
+      <w:lvlText w:val=""/>
+      <w:lvlJc w:val="left"/>
+      <w:pPr>
+        <w:tabs>
+          <w:tab w:val="num" w:pos="5040"/>
+        </w:tabs>
+        <w:ind w:left="5040" w:hanging="360"/>
+      </w:pPr>
+      <w:rPr>
+        <w:rFonts w:ascii="Wingdings" w:hAnsi="Wingdings" w:hint="default"/>
+        <w:sz w:val="20"/>
+      </w:rPr>
+    </w:lvl>
+    <w:lvl w:ilvl="7" w:tentative="1">
+      <w:start w:val="1"/>
+      <w:numFmt w:val="bullet"/>
+      <w:lvlText w:val=""/>
+      <w:lvlJc w:val="left"/>
+      <w:pPr>
+        <w:tabs>
+          <w:tab w:val="num" w:pos="5760"/>
+        </w:tabs>
+        <w:ind w:left="5760" w:hanging="360"/>
+      </w:pPr>
+      <w:rPr>
+        <w:rFonts w:ascii="Wingdings" w:hAnsi="Wingdings" w:hint="default"/>
+        <w:sz w:val="20"/>
+      </w:rPr>
+    </w:lvl>
+    <w:lvl w:ilvl="8" w:tentative="1">
+      <w:start w:val="1"/>
+      <w:numFmt w:val="bullet"/>
+      <w:lvlText w:val=""/>
+      <w:lvlJc w:val="left"/>
+      <w:pPr>
+        <w:tabs>
+          <w:tab w:val="num" w:pos="6480"/>
+        </w:tabs>
+        <w:ind w:left="6480" w:hanging="360"/>
+      </w:pPr>
+      <w:rPr>
+        <w:rFonts w:ascii="Wingdings" w:hAnsi="Wingdings" w:hint="default"/>
+        <w:sz w:val="20"/>
+      </w:rPr>
+    </w:lvl>
+  </w:abstractNum>
+  <w:abstractNum w:abstractNumId="1" w15:restartNumberingAfterBreak="0">
     <w:nsid w:val="0A02245C"/>
     <w:multiLevelType w:val="hybridMultilevel"/>
     <w:tmpl w:val="28EEB1D8"/>
@@ -6549,7 +6027,120 @@
       </w:rPr>
     </w:lvl>
   </w:abstractNum>
-  <w:abstractNum w:abstractNumId="1" w15:restartNumberingAfterBreak="0">
+  <w:abstractNum w:abstractNumId="2" w15:restartNumberingAfterBreak="0">
+    <w:nsid w:val="0D6B6243"/>
+    <w:multiLevelType w:val="hybridMultilevel"/>
+    <w:tmpl w:val="FCD88778"/>
+    <w:lvl w:ilvl="0" w:tplc="0C000001">
+      <w:start w:val="1"/>
+      <w:numFmt w:val="bullet"/>
+      <w:lvlText w:val=""/>
+      <w:lvlJc w:val="left"/>
+      <w:pPr>
+        <w:ind w:left="1429" w:hanging="360"/>
+      </w:pPr>
+      <w:rPr>
+        <w:rFonts w:ascii="Symbol" w:hAnsi="Symbol" w:hint="default"/>
+      </w:rPr>
+    </w:lvl>
+    <w:lvl w:ilvl="1" w:tplc="0C000003">
+      <w:start w:val="1"/>
+      <w:numFmt w:val="bullet"/>
+      <w:lvlText w:val="o"/>
+      <w:lvlJc w:val="left"/>
+      <w:pPr>
+        <w:ind w:left="2149" w:hanging="360"/>
+      </w:pPr>
+      <w:rPr>
+        <w:rFonts w:ascii="Courier New" w:hAnsi="Courier New" w:cs="Courier New" w:hint="default"/>
+      </w:rPr>
+    </w:lvl>
+    <w:lvl w:ilvl="2" w:tplc="0C000005" w:tentative="1">
+      <w:start w:val="1"/>
+      <w:numFmt w:val="bullet"/>
+      <w:lvlText w:val=""/>
+      <w:lvlJc w:val="left"/>
+      <w:pPr>
+        <w:ind w:left="2869" w:hanging="360"/>
+      </w:pPr>
+      <w:rPr>
+        <w:rFonts w:ascii="Wingdings" w:hAnsi="Wingdings" w:hint="default"/>
+      </w:rPr>
+    </w:lvl>
+    <w:lvl w:ilvl="3" w:tplc="0C000001" w:tentative="1">
+      <w:start w:val="1"/>
+      <w:numFmt w:val="bullet"/>
+      <w:lvlText w:val=""/>
+      <w:lvlJc w:val="left"/>
+      <w:pPr>
+        <w:ind w:left="3589" w:hanging="360"/>
+      </w:pPr>
+      <w:rPr>
+        <w:rFonts w:ascii="Symbol" w:hAnsi="Symbol" w:hint="default"/>
+      </w:rPr>
+    </w:lvl>
+    <w:lvl w:ilvl="4" w:tplc="0C000003" w:tentative="1">
+      <w:start w:val="1"/>
+      <w:numFmt w:val="bullet"/>
+      <w:lvlText w:val="o"/>
+      <w:lvlJc w:val="left"/>
+      <w:pPr>
+        <w:ind w:left="4309" w:hanging="360"/>
+      </w:pPr>
+      <w:rPr>
+        <w:rFonts w:ascii="Courier New" w:hAnsi="Courier New" w:cs="Courier New" w:hint="default"/>
+      </w:rPr>
+    </w:lvl>
+    <w:lvl w:ilvl="5" w:tplc="0C000005" w:tentative="1">
+      <w:start w:val="1"/>
+      <w:numFmt w:val="bullet"/>
+      <w:lvlText w:val=""/>
+      <w:lvlJc w:val="left"/>
+      <w:pPr>
+        <w:ind w:left="5029" w:hanging="360"/>
+      </w:pPr>
+      <w:rPr>
+        <w:rFonts w:ascii="Wingdings" w:hAnsi="Wingdings" w:hint="default"/>
+      </w:rPr>
+    </w:lvl>
+    <w:lvl w:ilvl="6" w:tplc="0C000001" w:tentative="1">
+      <w:start w:val="1"/>
+      <w:numFmt w:val="bullet"/>
+      <w:lvlText w:val=""/>
+      <w:lvlJc w:val="left"/>
+      <w:pPr>
+        <w:ind w:left="5749" w:hanging="360"/>
+      </w:pPr>
+      <w:rPr>
+        <w:rFonts w:ascii="Symbol" w:hAnsi="Symbol" w:hint="default"/>
+      </w:rPr>
+    </w:lvl>
+    <w:lvl w:ilvl="7" w:tplc="0C000003" w:tentative="1">
+      <w:start w:val="1"/>
+      <w:numFmt w:val="bullet"/>
+      <w:lvlText w:val="o"/>
+      <w:lvlJc w:val="left"/>
+      <w:pPr>
+        <w:ind w:left="6469" w:hanging="360"/>
+      </w:pPr>
+      <w:rPr>
+        <w:rFonts w:ascii="Courier New" w:hAnsi="Courier New" w:cs="Courier New" w:hint="default"/>
+      </w:rPr>
+    </w:lvl>
+    <w:lvl w:ilvl="8" w:tplc="0C000005" w:tentative="1">
+      <w:start w:val="1"/>
+      <w:numFmt w:val="bullet"/>
+      <w:lvlText w:val=""/>
+      <w:lvlJc w:val="left"/>
+      <w:pPr>
+        <w:ind w:left="7189" w:hanging="360"/>
+      </w:pPr>
+      <w:rPr>
+        <w:rFonts w:ascii="Wingdings" w:hAnsi="Wingdings" w:hint="default"/>
+      </w:rPr>
+    </w:lvl>
+  </w:abstractNum>
+  <w:abstractNum w:abstractNumId="3" w15:restartNumberingAfterBreak="0">
     <w:nsid w:val="0E68636B"/>
     <w:multiLevelType w:val="multilevel"/>
     <w:tmpl w:val="AEAA1A80"/>
@@ -6698,7 +6289,7 @@
       </w:rPr>
     </w:lvl>
   </w:abstractNum>
-  <w:abstractNum w:abstractNumId="2" w15:restartNumberingAfterBreak="0">
+  <w:abstractNum w:abstractNumId="4" w15:restartNumberingAfterBreak="0">
     <w:nsid w:val="0EB01B6F"/>
     <w:multiLevelType w:val="hybridMultilevel"/>
     <w:tmpl w:val="D1542FDC"/>
@@ -6787,7 +6378,7 @@
       </w:pPr>
     </w:lvl>
   </w:abstractNum>
-  <w:abstractNum w:abstractNumId="3" w15:restartNumberingAfterBreak="0">
+  <w:abstractNum w:abstractNumId="5" w15:restartNumberingAfterBreak="0">
     <w:nsid w:val="0EDD6400"/>
     <w:multiLevelType w:val="hybridMultilevel"/>
     <w:tmpl w:val="576893A8"/>
@@ -6900,7 +6491,7 @@
       </w:rPr>
     </w:lvl>
   </w:abstractNum>
-  <w:abstractNum w:abstractNumId="4" w15:restartNumberingAfterBreak="0">
+  <w:abstractNum w:abstractNumId="6" w15:restartNumberingAfterBreak="0">
     <w:nsid w:val="1CF173CF"/>
     <w:multiLevelType w:val="multilevel"/>
     <w:tmpl w:val="5AFE5A62"/>
@@ -7049,7 +6640,7 @@
       </w:rPr>
     </w:lvl>
   </w:abstractNum>
-  <w:abstractNum w:abstractNumId="5" w15:restartNumberingAfterBreak="0">
+  <w:abstractNum w:abstractNumId="7" w15:restartNumberingAfterBreak="0">
     <w:nsid w:val="246A2CEF"/>
     <w:multiLevelType w:val="hybridMultilevel"/>
     <w:tmpl w:val="F97A41FA"/>
@@ -7162,7 +6753,7 @@
       </w:rPr>
     </w:lvl>
   </w:abstractNum>
-  <w:abstractNum w:abstractNumId="6" w15:restartNumberingAfterBreak="0">
+  <w:abstractNum w:abstractNumId="8" w15:restartNumberingAfterBreak="0">
     <w:nsid w:val="25013ED7"/>
     <w:multiLevelType w:val="hybridMultilevel"/>
     <w:tmpl w:val="E7A8CC74"/>
@@ -7275,7 +6866,7 @@
       </w:rPr>
     </w:lvl>
   </w:abstractNum>
-  <w:abstractNum w:abstractNumId="7" w15:restartNumberingAfterBreak="0">
+  <w:abstractNum w:abstractNumId="9" w15:restartNumberingAfterBreak="0">
     <w:nsid w:val="294441AC"/>
     <w:multiLevelType w:val="hybridMultilevel"/>
     <w:tmpl w:val="62F029E8"/>
@@ -7388,7 +6979,7 @@
       </w:rPr>
     </w:lvl>
   </w:abstractNum>
-  <w:abstractNum w:abstractNumId="8" w15:restartNumberingAfterBreak="0">
+  <w:abstractNum w:abstractNumId="10" w15:restartNumberingAfterBreak="0">
     <w:nsid w:val="2CCA09B0"/>
     <w:multiLevelType w:val="multilevel"/>
     <w:tmpl w:val="A8E03236"/>
@@ -7537,7 +7128,7 @@
       </w:rPr>
     </w:lvl>
   </w:abstractNum>
-  <w:abstractNum w:abstractNumId="9" w15:restartNumberingAfterBreak="0">
+  <w:abstractNum w:abstractNumId="11" w15:restartNumberingAfterBreak="0">
     <w:nsid w:val="352D42FE"/>
     <w:multiLevelType w:val="multilevel"/>
     <w:tmpl w:val="75662EC8"/>
@@ -7686,7 +7277,269 @@
       </w:rPr>
     </w:lvl>
   </w:abstractNum>
-  <w:abstractNum w:abstractNumId="10" w15:restartNumberingAfterBreak="0">
+  <w:abstractNum w:abstractNumId="12" w15:restartNumberingAfterBreak="0">
+    <w:nsid w:val="379812A8"/>
+    <w:multiLevelType w:val="multilevel"/>
+    <w:tmpl w:val="D0D6458A"/>
+    <w:lvl w:ilvl="0">
+      <w:start w:val="1"/>
+      <w:numFmt w:val="bullet"/>
+      <w:lvlText w:val=""/>
+      <w:lvlJc w:val="left"/>
+      <w:pPr>
+        <w:tabs>
+          <w:tab w:val="num" w:pos="720"/>
+        </w:tabs>
+        <w:ind w:left="720" w:hanging="360"/>
+      </w:pPr>
+      <w:rPr>
+        <w:rFonts w:ascii="Symbol" w:hAnsi="Symbol" w:hint="default"/>
+        <w:sz w:val="20"/>
+      </w:rPr>
+    </w:lvl>
+    <w:lvl w:ilvl="1" w:tentative="1">
+      <w:start w:val="1"/>
+      <w:numFmt w:val="bullet"/>
+      <w:lvlText w:val="o"/>
+      <w:lvlJc w:val="left"/>
+      <w:pPr>
+        <w:tabs>
+          <w:tab w:val="num" w:pos="1440"/>
+        </w:tabs>
+        <w:ind w:left="1440" w:hanging="360"/>
+      </w:pPr>
+      <w:rPr>
+        <w:rFonts w:ascii="Courier New" w:hAnsi="Courier New" w:hint="default"/>
+        <w:sz w:val="20"/>
+      </w:rPr>
+    </w:lvl>
+    <w:lvl w:ilvl="2" w:tentative="1">
+      <w:start w:val="1"/>
+      <w:numFmt w:val="bullet"/>
+      <w:lvlText w:val=""/>
+      <w:lvlJc w:val="left"/>
+      <w:pPr>
+        <w:tabs>
+          <w:tab w:val="num" w:pos="2160"/>
+        </w:tabs>
+        <w:ind w:left="2160" w:hanging="360"/>
+      </w:pPr>
+      <w:rPr>
+        <w:rFonts w:ascii="Wingdings" w:hAnsi="Wingdings" w:hint="default"/>
+        <w:sz w:val="20"/>
+      </w:rPr>
+    </w:lvl>
+    <w:lvl w:ilvl="3" w:tentative="1">
+      <w:start w:val="1"/>
+      <w:numFmt w:val="bullet"/>
+      <w:lvlText w:val=""/>
+      <w:lvlJc w:val="left"/>
+      <w:pPr>
+        <w:tabs>
+          <w:tab w:val="num" w:pos="2880"/>
+        </w:tabs>
+        <w:ind w:left="2880" w:hanging="360"/>
+      </w:pPr>
+      <w:rPr>
+        <w:rFonts w:ascii="Wingdings" w:hAnsi="Wingdings" w:hint="default"/>
+        <w:sz w:val="20"/>
+      </w:rPr>
+    </w:lvl>
+    <w:lvl w:ilvl="4" w:tentative="1">
+      <w:start w:val="1"/>
+      <w:numFmt w:val="bullet"/>
+      <w:lvlText w:val=""/>
+      <w:lvlJc w:val="left"/>
+      <w:pPr>
+        <w:tabs>
+          <w:tab w:val="num" w:pos="3600"/>
+        </w:tabs>
+        <w:ind w:left="3600" w:hanging="360"/>
+      </w:pPr>
+      <w:rPr>
+        <w:rFonts w:ascii="Wingdings" w:hAnsi="Wingdings" w:hint="default"/>
+        <w:sz w:val="20"/>
+      </w:rPr>
+    </w:lvl>
+    <w:lvl w:ilvl="5" w:tentative="1">
+      <w:start w:val="1"/>
+      <w:numFmt w:val="bullet"/>
+      <w:lvlText w:val=""/>
+      <w:lvlJc w:val="left"/>
+      <w:pPr>
+        <w:tabs>
+          <w:tab w:val="num" w:pos="4320"/>
+        </w:tabs>
+        <w:ind w:left="4320" w:hanging="360"/>
+      </w:pPr>
+      <w:rPr>
+        <w:rFonts w:ascii="Wingdings" w:hAnsi="Wingdings" w:hint="default"/>
+        <w:sz w:val="20"/>
+      </w:rPr>
+    </w:lvl>
+    <w:lvl w:ilvl="6" w:tentative="1">
+      <w:start w:val="1"/>
+      <w:numFmt w:val="bullet"/>
+      <w:lvlText w:val=""/>
+      <w:lvlJc w:val="left"/>
+      <w:pPr>
+        <w:tabs>
+          <w:tab w:val="num" w:pos="5040"/>
+        </w:tabs>
+        <w:ind w:left="5040" w:hanging="360"/>
+      </w:pPr>
+      <w:rPr>
+        <w:rFonts w:ascii="Wingdings" w:hAnsi="Wingdings" w:hint="default"/>
+        <w:sz w:val="20"/>
+      </w:rPr>
+    </w:lvl>
+    <w:lvl w:ilvl="7" w:tentative="1">
+      <w:start w:val="1"/>
+      <w:numFmt w:val="bullet"/>
+      <w:lvlText w:val=""/>
+      <w:lvlJc w:val="left"/>
+      <w:pPr>
+        <w:tabs>
+          <w:tab w:val="num" w:pos="5760"/>
+        </w:tabs>
+        <w:ind w:left="5760" w:hanging="360"/>
+      </w:pPr>
+      <w:rPr>
+        <w:rFonts w:ascii="Wingdings" w:hAnsi="Wingdings" w:hint="default"/>
+        <w:sz w:val="20"/>
+      </w:rPr>
+    </w:lvl>
+    <w:lvl w:ilvl="8" w:tentative="1">
+      <w:start w:val="1"/>
+      <w:numFmt w:val="bullet"/>
+      <w:lvlText w:val=""/>
+      <w:lvlJc w:val="left"/>
+      <w:pPr>
+        <w:tabs>
+          <w:tab w:val="num" w:pos="6480"/>
+        </w:tabs>
+        <w:ind w:left="6480" w:hanging="360"/>
+      </w:pPr>
+      <w:rPr>
+        <w:rFonts w:ascii="Wingdings" w:hAnsi="Wingdings" w:hint="default"/>
+        <w:sz w:val="20"/>
+      </w:rPr>
+    </w:lvl>
+  </w:abstractNum>
+  <w:abstractNum w:abstractNumId="13" w15:restartNumberingAfterBreak="0">
+    <w:nsid w:val="38A30488"/>
+    <w:multiLevelType w:val="hybridMultilevel"/>
+    <w:tmpl w:val="15AA66C6"/>
+    <w:lvl w:ilvl="0" w:tplc="0C000001">
+      <w:start w:val="1"/>
+      <w:numFmt w:val="bullet"/>
+      <w:lvlText w:val=""/>
+      <w:lvlJc w:val="left"/>
+      <w:pPr>
+        <w:ind w:left="1429" w:hanging="360"/>
+      </w:pPr>
+      <w:rPr>
+        <w:rFonts w:ascii="Symbol" w:hAnsi="Symbol" w:hint="default"/>
+      </w:rPr>
+    </w:lvl>
+    <w:lvl w:ilvl="1" w:tplc="0C000003" w:tentative="1">
+      <w:start w:val="1"/>
+      <w:numFmt w:val="bullet"/>
+      <w:lvlText w:val="o"/>
+      <w:lvlJc w:val="left"/>
+      <w:pPr>
+        <w:ind w:left="2149" w:hanging="360"/>
+      </w:pPr>
+      <w:rPr>
+        <w:rFonts w:ascii="Courier New" w:hAnsi="Courier New" w:cs="Courier New" w:hint="default"/>
+      </w:rPr>
+    </w:lvl>
+    <w:lvl w:ilvl="2" w:tplc="0C000005" w:tentative="1">
+      <w:start w:val="1"/>
+      <w:numFmt w:val="bullet"/>
+      <w:lvlText w:val=""/>
+      <w:lvlJc w:val="left"/>
+      <w:pPr>
+        <w:ind w:left="2869" w:hanging="360"/>
+      </w:pPr>
+      <w:rPr>
+        <w:rFonts w:ascii="Wingdings" w:hAnsi="Wingdings" w:hint="default"/>
+      </w:rPr>
+    </w:lvl>
+    <w:lvl w:ilvl="3" w:tplc="0C000001" w:tentative="1">
+      <w:start w:val="1"/>
+      <w:numFmt w:val="bullet"/>
+      <w:lvlText w:val=""/>
+      <w:lvlJc w:val="left"/>
+      <w:pPr>
+        <w:ind w:left="3589" w:hanging="360"/>
+      </w:pPr>
+      <w:rPr>
+        <w:rFonts w:ascii="Symbol" w:hAnsi="Symbol" w:hint="default"/>
+      </w:rPr>
+    </w:lvl>
+    <w:lvl w:ilvl="4" w:tplc="0C000003" w:tentative="1">
+      <w:start w:val="1"/>
+      <w:numFmt w:val="bullet"/>
+      <w:lvlText w:val="o"/>
+      <w:lvlJc w:val="left"/>
+      <w:pPr>
+        <w:ind w:left="4309" w:hanging="360"/>
+      </w:pPr>
+      <w:rPr>
+        <w:rFonts w:ascii="Courier New" w:hAnsi="Courier New" w:cs="Courier New" w:hint="default"/>
+      </w:rPr>
+    </w:lvl>
+    <w:lvl w:ilvl="5" w:tplc="0C000005" w:tentative="1">
+      <w:start w:val="1"/>
+      <w:numFmt w:val="bullet"/>
+      <w:lvlText w:val=""/>
+      <w:lvlJc w:val="left"/>
+      <w:pPr>
+        <w:ind w:left="5029" w:hanging="360"/>
+      </w:pPr>
+      <w:rPr>
+        <w:rFonts w:ascii="Wingdings" w:hAnsi="Wingdings" w:hint="default"/>
+      </w:rPr>
+    </w:lvl>
+    <w:lvl w:ilvl="6" w:tplc="0C000001" w:tentative="1">
+      <w:start w:val="1"/>
+      <w:numFmt w:val="bullet"/>
+      <w:lvlText w:val=""/>
+      <w:lvlJc w:val="left"/>
+      <w:pPr>
+        <w:ind w:left="5749" w:hanging="360"/>
+      </w:pPr>
+      <w:rPr>
+        <w:rFonts w:ascii="Symbol" w:hAnsi="Symbol" w:hint="default"/>
+      </w:rPr>
+    </w:lvl>
+    <w:lvl w:ilvl="7" w:tplc="0C000003" w:tentative="1">
+      <w:start w:val="1"/>
+      <w:numFmt w:val="bullet"/>
+      <w:lvlText w:val="o"/>
+      <w:lvlJc w:val="left"/>
+      <w:pPr>
+        <w:ind w:left="6469" w:hanging="360"/>
+      </w:pPr>
+      <w:rPr>
+        <w:rFonts w:ascii="Courier New" w:hAnsi="Courier New" w:cs="Courier New" w:hint="default"/>
+      </w:rPr>
+    </w:lvl>
+    <w:lvl w:ilvl="8" w:tplc="0C000005" w:tentative="1">
+      <w:start w:val="1"/>
+      <w:numFmt w:val="bullet"/>
+      <w:lvlText w:val=""/>
+      <w:lvlJc w:val="left"/>
+      <w:pPr>
+        <w:ind w:left="7189" w:hanging="360"/>
+      </w:pPr>
+      <w:rPr>
+        <w:rFonts w:ascii="Wingdings" w:hAnsi="Wingdings" w:hint="default"/>
+      </w:rPr>
+    </w:lvl>
+  </w:abstractNum>
+  <w:abstractNum w:abstractNumId="14" w15:restartNumberingAfterBreak="0">
     <w:nsid w:val="3A8D65EA"/>
     <w:multiLevelType w:val="hybridMultilevel"/>
     <w:tmpl w:val="08807E98"/>
@@ -7799,7 +7652,7 @@
       </w:rPr>
     </w:lvl>
   </w:abstractNum>
-  <w:abstractNum w:abstractNumId="11" w15:restartNumberingAfterBreak="0">
+  <w:abstractNum w:abstractNumId="15" w15:restartNumberingAfterBreak="0">
     <w:nsid w:val="3C1A02EF"/>
     <w:multiLevelType w:val="hybridMultilevel"/>
     <w:tmpl w:val="90D4783C"/>
@@ -7912,7 +7765,7 @@
       </w:rPr>
     </w:lvl>
   </w:abstractNum>
-  <w:abstractNum w:abstractNumId="12" w15:restartNumberingAfterBreak="0">
+  <w:abstractNum w:abstractNumId="16" w15:restartNumberingAfterBreak="0">
     <w:nsid w:val="4F4C5D6C"/>
     <w:multiLevelType w:val="hybridMultilevel"/>
     <w:tmpl w:val="90CEBCF6"/>
@@ -8025,7 +7878,156 @@
       </w:rPr>
     </w:lvl>
   </w:abstractNum>
-  <w:abstractNum w:abstractNumId="13" w15:restartNumberingAfterBreak="0">
+  <w:abstractNum w:abstractNumId="17" w15:restartNumberingAfterBreak="0">
+    <w:nsid w:val="54174529"/>
+    <w:multiLevelType w:val="multilevel"/>
+    <w:tmpl w:val="D53604C0"/>
+    <w:lvl w:ilvl="0">
+      <w:start w:val="1"/>
+      <w:numFmt w:val="bullet"/>
+      <w:lvlText w:val=""/>
+      <w:lvlJc w:val="left"/>
+      <w:pPr>
+        <w:tabs>
+          <w:tab w:val="num" w:pos="720"/>
+        </w:tabs>
+        <w:ind w:left="720" w:hanging="360"/>
+      </w:pPr>
+      <w:rPr>
+        <w:rFonts w:ascii="Symbol" w:hAnsi="Symbol" w:hint="default"/>
+        <w:sz w:val="20"/>
+      </w:rPr>
+    </w:lvl>
+    <w:lvl w:ilvl="1" w:tentative="1">
+      <w:start w:val="1"/>
+      <w:numFmt w:val="bullet"/>
+      <w:lvlText w:val="o"/>
+      <w:lvlJc w:val="left"/>
+      <w:pPr>
+        <w:tabs>
+          <w:tab w:val="num" w:pos="1440"/>
+        </w:tabs>
+        <w:ind w:left="1440" w:hanging="360"/>
+      </w:pPr>
+      <w:rPr>
+        <w:rFonts w:ascii="Courier New" w:hAnsi="Courier New" w:hint="default"/>
+        <w:sz w:val="20"/>
+      </w:rPr>
+    </w:lvl>
+    <w:lvl w:ilvl="2" w:tentative="1">
+      <w:start w:val="1"/>
+      <w:numFmt w:val="bullet"/>
+      <w:lvlText w:val=""/>
+      <w:lvlJc w:val="left"/>
+      <w:pPr>
+        <w:tabs>
+          <w:tab w:val="num" w:pos="2160"/>
+        </w:tabs>
+        <w:ind w:left="2160" w:hanging="360"/>
+      </w:pPr>
+      <w:rPr>
+        <w:rFonts w:ascii="Wingdings" w:hAnsi="Wingdings" w:hint="default"/>
+        <w:sz w:val="20"/>
+      </w:rPr>
+    </w:lvl>
+    <w:lvl w:ilvl="3" w:tentative="1">
+      <w:start w:val="1"/>
+      <w:numFmt w:val="bullet"/>
+      <w:lvlText w:val=""/>
+      <w:lvlJc w:val="left"/>
+      <w:pPr>
+        <w:tabs>
+          <w:tab w:val="num" w:pos="2880"/>
+        </w:tabs>
+        <w:ind w:left="2880" w:hanging="360"/>
+      </w:pPr>
+      <w:rPr>
+        <w:rFonts w:ascii="Wingdings" w:hAnsi="Wingdings" w:hint="default"/>
+        <w:sz w:val="20"/>
+      </w:rPr>
+    </w:lvl>
+    <w:lvl w:ilvl="4" w:tentative="1">
+      <w:start w:val="1"/>
+      <w:numFmt w:val="bullet"/>
+      <w:lvlText w:val=""/>
+      <w:lvlJc w:val="left"/>
+      <w:pPr>
+        <w:tabs>
+          <w:tab w:val="num" w:pos="3600"/>
+        </w:tabs>
+        <w:ind w:left="3600" w:hanging="360"/>
+      </w:pPr>
+      <w:rPr>
+        <w:rFonts w:ascii="Wingdings" w:hAnsi="Wingdings" w:hint="default"/>
+        <w:sz w:val="20"/>
+      </w:rPr>
+    </w:lvl>
+    <w:lvl w:ilvl="5" w:tentative="1">
+      <w:start w:val="1"/>
+      <w:numFmt w:val="bullet"/>
+      <w:lvlText w:val=""/>
+      <w:lvlJc w:val="left"/>
+      <w:pPr>
+        <w:tabs>
+          <w:tab w:val="num" w:pos="4320"/>
+        </w:tabs>
+        <w:ind w:left="4320" w:hanging="360"/>
+      </w:pPr>
+      <w:rPr>
+        <w:rFonts w:ascii="Wingdings" w:hAnsi="Wingdings" w:hint="default"/>
+        <w:sz w:val="20"/>
+      </w:rPr>
+    </w:lvl>
+    <w:lvl w:ilvl="6" w:tentative="1">
+      <w:start w:val="1"/>
+      <w:numFmt w:val="bullet"/>
+      <w:lvlText w:val=""/>
+      <w:lvlJc w:val="left"/>
+      <w:pPr>
+        <w:tabs>
+          <w:tab w:val="num" w:pos="5040"/>
+        </w:tabs>
+        <w:ind w:left="5040" w:hanging="360"/>
+      </w:pPr>
+      <w:rPr>
+        <w:rFonts w:ascii="Wingdings" w:hAnsi="Wingdings" w:hint="default"/>
+        <w:sz w:val="20"/>
+      </w:rPr>
+    </w:lvl>
+    <w:lvl w:ilvl="7" w:tentative="1">
+      <w:start w:val="1"/>
+      <w:numFmt w:val="bullet"/>
+      <w:lvlText w:val=""/>
+      <w:lvlJc w:val="left"/>
+      <w:pPr>
+        <w:tabs>
+          <w:tab w:val="num" w:pos="5760"/>
+        </w:tabs>
+        <w:ind w:left="5760" w:hanging="360"/>
+      </w:pPr>
+      <w:rPr>
+        <w:rFonts w:ascii="Wingdings" w:hAnsi="Wingdings" w:hint="default"/>
+        <w:sz w:val="20"/>
+      </w:rPr>
+    </w:lvl>
+    <w:lvl w:ilvl="8" w:tentative="1">
+      <w:start w:val="1"/>
+      <w:numFmt w:val="bullet"/>
+      <w:lvlText w:val=""/>
+      <w:lvlJc w:val="left"/>
+      <w:pPr>
+        <w:tabs>
+          <w:tab w:val="num" w:pos="6480"/>
+        </w:tabs>
+        <w:ind w:left="6480" w:hanging="360"/>
+      </w:pPr>
+      <w:rPr>
+        <w:rFonts w:ascii="Wingdings" w:hAnsi="Wingdings" w:hint="default"/>
+        <w:sz w:val="20"/>
+      </w:rPr>
+    </w:lvl>
+  </w:abstractNum>
+  <w:abstractNum w:abstractNumId="18" w15:restartNumberingAfterBreak="0">
     <w:nsid w:val="649752A1"/>
     <w:multiLevelType w:val="hybridMultilevel"/>
     <w:tmpl w:val="6C44FEE6"/>
@@ -8138,7 +8140,156 @@
       </w:rPr>
     </w:lvl>
   </w:abstractNum>
-  <w:abstractNum w:abstractNumId="14" w15:restartNumberingAfterBreak="0">
+  <w:abstractNum w:abstractNumId="19" w15:restartNumberingAfterBreak="0">
+    <w:nsid w:val="66BB7329"/>
+    <w:multiLevelType w:val="multilevel"/>
+    <w:tmpl w:val="797E5B34"/>
+    <w:lvl w:ilvl="0">
+      <w:start w:val="1"/>
+      <w:numFmt w:val="bullet"/>
+      <w:lvlText w:val=""/>
+      <w:lvlJc w:val="left"/>
+      <w:pPr>
+        <w:tabs>
+          <w:tab w:val="num" w:pos="720"/>
+        </w:tabs>
+        <w:ind w:left="720" w:hanging="360"/>
+      </w:pPr>
+      <w:rPr>
+        <w:rFonts w:ascii="Symbol" w:hAnsi="Symbol" w:hint="default"/>
+        <w:sz w:val="20"/>
+      </w:rPr>
+    </w:lvl>
+    <w:lvl w:ilvl="1" w:tentative="1">
+      <w:start w:val="1"/>
+      <w:numFmt w:val="bullet"/>
+      <w:lvlText w:val="o"/>
+      <w:lvlJc w:val="left"/>
+      <w:pPr>
+        <w:tabs>
+          <w:tab w:val="num" w:pos="1440"/>
+        </w:tabs>
+        <w:ind w:left="1440" w:hanging="360"/>
+      </w:pPr>
+      <w:rPr>
+        <w:rFonts w:ascii="Courier New" w:hAnsi="Courier New" w:hint="default"/>
+        <w:sz w:val="20"/>
+      </w:rPr>
+    </w:lvl>
+    <w:lvl w:ilvl="2" w:tentative="1">
+      <w:start w:val="1"/>
+      <w:numFmt w:val="bullet"/>
+      <w:lvlText w:val=""/>
+      <w:lvlJc w:val="left"/>
+      <w:pPr>
+        <w:tabs>
+          <w:tab w:val="num" w:pos="2160"/>
+        </w:tabs>
+        <w:ind w:left="2160" w:hanging="360"/>
+      </w:pPr>
+      <w:rPr>
+        <w:rFonts w:ascii="Wingdings" w:hAnsi="Wingdings" w:hint="default"/>
+        <w:sz w:val="20"/>
+      </w:rPr>
+    </w:lvl>
+    <w:lvl w:ilvl="3" w:tentative="1">
+      <w:start w:val="1"/>
+      <w:numFmt w:val="bullet"/>
+      <w:lvlText w:val=""/>
+      <w:lvlJc w:val="left"/>
+      <w:pPr>
+        <w:tabs>
+          <w:tab w:val="num" w:pos="2880"/>
+        </w:tabs>
+        <w:ind w:left="2880" w:hanging="360"/>
+      </w:pPr>
+      <w:rPr>
+        <w:rFonts w:ascii="Wingdings" w:hAnsi="Wingdings" w:hint="default"/>
+        <w:sz w:val="20"/>
+      </w:rPr>
+    </w:lvl>
+    <w:lvl w:ilvl="4" w:tentative="1">
+      <w:start w:val="1"/>
+      <w:numFmt w:val="bullet"/>
+      <w:lvlText w:val=""/>
+      <w:lvlJc w:val="left"/>
+      <w:pPr>
+        <w:tabs>
+          <w:tab w:val="num" w:pos="3600"/>
+        </w:tabs>
+        <w:ind w:left="3600" w:hanging="360"/>
+      </w:pPr>
+      <w:rPr>
+        <w:rFonts w:ascii="Wingdings" w:hAnsi="Wingdings" w:hint="default"/>
+        <w:sz w:val="20"/>
+      </w:rPr>
+    </w:lvl>
+    <w:lvl w:ilvl="5" w:tentative="1">
+      <w:start w:val="1"/>
+      <w:numFmt w:val="bullet"/>
+      <w:lvlText w:val=""/>
+      <w:lvlJc w:val="left"/>
+      <w:pPr>
+        <w:tabs>
+          <w:tab w:val="num" w:pos="4320"/>
+        </w:tabs>
+        <w:ind w:left="4320" w:hanging="360"/>
+      </w:pPr>
+      <w:rPr>
+        <w:rFonts w:ascii="Wingdings" w:hAnsi="Wingdings" w:hint="default"/>
+        <w:sz w:val="20"/>
+      </w:rPr>
+    </w:lvl>
+    <w:lvl w:ilvl="6" w:tentative="1">
+      <w:start w:val="1"/>
+      <w:numFmt w:val="bullet"/>
+      <w:lvlText w:val=""/>
+      <w:lvlJc w:val="left"/>
+      <w:pPr>
+        <w:tabs>
+          <w:tab w:val="num" w:pos="5040"/>
+        </w:tabs>
+        <w:ind w:left="5040" w:hanging="360"/>
+      </w:pPr>
+      <w:rPr>
+        <w:rFonts w:ascii="Wingdings" w:hAnsi="Wingdings" w:hint="default"/>
+        <w:sz w:val="20"/>
+      </w:rPr>
+    </w:lvl>
+    <w:lvl w:ilvl="7" w:tentative="1">
+      <w:start w:val="1"/>
+      <w:numFmt w:val="bullet"/>
+      <w:lvlText w:val=""/>
+      <w:lvlJc w:val="left"/>
+      <w:pPr>
+        <w:tabs>
+          <w:tab w:val="num" w:pos="5760"/>
+        </w:tabs>
+        <w:ind w:left="5760" w:hanging="360"/>
+      </w:pPr>
+      <w:rPr>
+        <w:rFonts w:ascii="Wingdings" w:hAnsi="Wingdings" w:hint="default"/>
+        <w:sz w:val="20"/>
+      </w:rPr>
+    </w:lvl>
+    <w:lvl w:ilvl="8" w:tentative="1">
+      <w:start w:val="1"/>
+      <w:numFmt w:val="bullet"/>
+      <w:lvlText w:val=""/>
+      <w:lvlJc w:val="left"/>
+      <w:pPr>
+        <w:tabs>
+          <w:tab w:val="num" w:pos="6480"/>
+        </w:tabs>
+        <w:ind w:left="6480" w:hanging="360"/>
+      </w:pPr>
+      <w:rPr>
+        <w:rFonts w:ascii="Wingdings" w:hAnsi="Wingdings" w:hint="default"/>
+        <w:sz w:val="20"/>
+      </w:rPr>
+    </w:lvl>
+  </w:abstractNum>
+  <w:abstractNum w:abstractNumId="20" w15:restartNumberingAfterBreak="0">
     <w:nsid w:val="6793391E"/>
     <w:multiLevelType w:val="hybridMultilevel"/>
     <w:tmpl w:val="B928CF84"/>
@@ -8251,7 +8402,120 @@
       </w:rPr>
     </w:lvl>
   </w:abstractNum>
-  <w:abstractNum w:abstractNumId="15" w15:restartNumberingAfterBreak="0">
+  <w:abstractNum w:abstractNumId="21" w15:restartNumberingAfterBreak="0">
+    <w:nsid w:val="6D0B7F70"/>
+    <w:multiLevelType w:val="hybridMultilevel"/>
+    <w:tmpl w:val="41A00BEA"/>
+    <w:lvl w:ilvl="0" w:tplc="0C000001">
+      <w:start w:val="1"/>
+      <w:numFmt w:val="bullet"/>
+      <w:lvlText w:val=""/>
+      <w:lvlJc w:val="left"/>
+      <w:pPr>
+        <w:ind w:left="1440" w:hanging="360"/>
+      </w:pPr>
+      <w:rPr>
+        <w:rFonts w:ascii="Symbol" w:hAnsi="Symbol" w:hint="default"/>
+      </w:rPr>
+    </w:lvl>
+    <w:lvl w:ilvl="1" w:tplc="0C000003" w:tentative="1">
+      <w:start w:val="1"/>
+      <w:numFmt w:val="bullet"/>
+      <w:lvlText w:val="o"/>
+      <w:lvlJc w:val="left"/>
+      <w:pPr>
+        <w:ind w:left="2160" w:hanging="360"/>
+      </w:pPr>
+      <w:rPr>
+        <w:rFonts w:ascii="Courier New" w:hAnsi="Courier New" w:cs="Courier New" w:hint="default"/>
+      </w:rPr>
+    </w:lvl>
+    <w:lvl w:ilvl="2" w:tplc="0C000005" w:tentative="1">
+      <w:start w:val="1"/>
+      <w:numFmt w:val="bullet"/>
+      <w:lvlText w:val=""/>
+      <w:lvlJc w:val="left"/>
+      <w:pPr>
+        <w:ind w:left="2880" w:hanging="360"/>
+      </w:pPr>
+      <w:rPr>
+        <w:rFonts w:ascii="Wingdings" w:hAnsi="Wingdings" w:hint="default"/>
+      </w:rPr>
+    </w:lvl>
+    <w:lvl w:ilvl="3" w:tplc="0C000001" w:tentative="1">
+      <w:start w:val="1"/>
+      <w:numFmt w:val="bullet"/>
+      <w:lvlText w:val=""/>
+      <w:lvlJc w:val="left"/>
+      <w:pPr>
+        <w:ind w:left="3600" w:hanging="360"/>
+      </w:pPr>
+      <w:rPr>
+        <w:rFonts w:ascii="Symbol" w:hAnsi="Symbol" w:hint="default"/>
+      </w:rPr>
+    </w:lvl>
+    <w:lvl w:ilvl="4" w:tplc="0C000003" w:tentative="1">
+      <w:start w:val="1"/>
+      <w:numFmt w:val="bullet"/>
+      <w:lvlText w:val="o"/>
+      <w:lvlJc w:val="left"/>
+      <w:pPr>
+        <w:ind w:left="4320" w:hanging="360"/>
+      </w:pPr>
+      <w:rPr>
+        <w:rFonts w:ascii="Courier New" w:hAnsi="Courier New" w:cs="Courier New" w:hint="default"/>
+      </w:rPr>
+    </w:lvl>
+    <w:lvl w:ilvl="5" w:tplc="0C000005" w:tentative="1">
+      <w:start w:val="1"/>
+      <w:numFmt w:val="bullet"/>
+      <w:lvlText w:val=""/>
+      <w:lvlJc w:val="left"/>
+      <w:pPr>
+        <w:ind w:left="5040" w:hanging="360"/>
+      </w:pPr>
+      <w:rPr>
+        <w:rFonts w:ascii="Wingdings" w:hAnsi="Wingdings" w:hint="default"/>
+      </w:rPr>
+    </w:lvl>
+    <w:lvl w:ilvl="6" w:tplc="0C000001" w:tentative="1">
+      <w:start w:val="1"/>
+      <w:numFmt w:val="bullet"/>
+      <w:lvlText w:val=""/>
+      <w:lvlJc w:val="left"/>
+      <w:pPr>
+        <w:ind w:left="5760" w:hanging="360"/>
+      </w:pPr>
+      <w:rPr>
+        <w:rFonts w:ascii="Symbol" w:hAnsi="Symbol" w:hint="default"/>
+      </w:rPr>
+    </w:lvl>
+    <w:lvl w:ilvl="7" w:tplc="0C000003" w:tentative="1">
+      <w:start w:val="1"/>
+      <w:numFmt w:val="bullet"/>
+      <w:lvlText w:val="o"/>
+      <w:lvlJc w:val="left"/>
+      <w:pPr>
+        <w:ind w:left="6480" w:hanging="360"/>
+      </w:pPr>
+      <w:rPr>
+        <w:rFonts w:ascii="Courier New" w:hAnsi="Courier New" w:cs="Courier New" w:hint="default"/>
+      </w:rPr>
+    </w:lvl>
+    <w:lvl w:ilvl="8" w:tplc="0C000005" w:tentative="1">
+      <w:start w:val="1"/>
+      <w:numFmt w:val="bullet"/>
+      <w:lvlText w:val=""/>
+      <w:lvlJc w:val="left"/>
+      <w:pPr>
+        <w:ind w:left="7200" w:hanging="360"/>
+      </w:pPr>
+      <w:rPr>
+        <w:rFonts w:ascii="Wingdings" w:hAnsi="Wingdings" w:hint="default"/>
+      </w:rPr>
+    </w:lvl>
+  </w:abstractNum>
+  <w:abstractNum w:abstractNumId="22" w15:restartNumberingAfterBreak="0">
     <w:nsid w:val="71621D81"/>
     <w:multiLevelType w:val="hybridMultilevel"/>
     <w:tmpl w:val="41F4ABA2"/>
@@ -8364,7 +8628,7 @@
       </w:rPr>
     </w:lvl>
   </w:abstractNum>
-  <w:abstractNum w:abstractNumId="16" w15:restartNumberingAfterBreak="0">
+  <w:abstractNum w:abstractNumId="23" w15:restartNumberingAfterBreak="0">
     <w:nsid w:val="74D152A5"/>
     <w:multiLevelType w:val="hybridMultilevel"/>
     <w:tmpl w:val="7F044E12"/>
@@ -8477,7 +8741,7 @@
       </w:rPr>
     </w:lvl>
   </w:abstractNum>
-  <w:abstractNum w:abstractNumId="17" w15:restartNumberingAfterBreak="0">
+  <w:abstractNum w:abstractNumId="24" w15:restartNumberingAfterBreak="0">
     <w:nsid w:val="7788658F"/>
     <w:multiLevelType w:val="hybridMultilevel"/>
     <w:tmpl w:val="057A5DD4"/>
@@ -8591,67 +8855,88 @@
     </w:lvl>
   </w:abstractNum>
   <w:num w:numId="1" w16cid:durableId="434981079">
+    <w:abstractNumId w:val="9"/>
+  </w:num>
+  <w:num w:numId="2" w16cid:durableId="1636131838">
+    <w:abstractNumId w:val="16"/>
+  </w:num>
+  <w:num w:numId="3" w16cid:durableId="1970479089">
+    <w:abstractNumId w:val="6"/>
+  </w:num>
+  <w:num w:numId="4" w16cid:durableId="190000553">
+    <w:abstractNumId w:val="23"/>
+  </w:num>
+  <w:num w:numId="5" w16cid:durableId="250819787">
+    <w:abstractNumId w:val="16"/>
+  </w:num>
+  <w:num w:numId="6" w16cid:durableId="131334857">
+    <w:abstractNumId w:val="5"/>
+  </w:num>
+  <w:num w:numId="7" w16cid:durableId="567569138">
+    <w:abstractNumId w:val="9"/>
+  </w:num>
+  <w:num w:numId="8" w16cid:durableId="1941981853">
     <w:abstractNumId w:val="7"/>
   </w:num>
-  <w:num w:numId="2" w16cid:durableId="1636131838">
+  <w:num w:numId="9" w16cid:durableId="368844238">
+    <w:abstractNumId w:val="23"/>
+  </w:num>
+  <w:num w:numId="10" w16cid:durableId="1636258183">
+    <w:abstractNumId w:val="20"/>
+  </w:num>
+  <w:num w:numId="11" w16cid:durableId="442455544">
+    <w:abstractNumId w:val="11"/>
+  </w:num>
+  <w:num w:numId="12" w16cid:durableId="1265069331">
+    <w:abstractNumId w:val="15"/>
+  </w:num>
+  <w:num w:numId="13" w16cid:durableId="425274583">
+    <w:abstractNumId w:val="4"/>
+  </w:num>
+  <w:num w:numId="14" w16cid:durableId="473764541">
+    <w:abstractNumId w:val="1"/>
+  </w:num>
+  <w:num w:numId="15" w16cid:durableId="78210537">
+    <w:abstractNumId w:val="3"/>
+  </w:num>
+  <w:num w:numId="16" w16cid:durableId="2107573594">
+    <w:abstractNumId w:val="22"/>
+  </w:num>
+  <w:num w:numId="17" w16cid:durableId="1442650150">
+    <w:abstractNumId w:val="10"/>
+  </w:num>
+  <w:num w:numId="18" w16cid:durableId="541946639">
+    <w:abstractNumId w:val="18"/>
+  </w:num>
+  <w:num w:numId="19" w16cid:durableId="80415500">
+    <w:abstractNumId w:val="24"/>
+  </w:num>
+  <w:num w:numId="20" w16cid:durableId="2086535342">
+    <w:abstractNumId w:val="14"/>
+  </w:num>
+  <w:num w:numId="21" w16cid:durableId="2108965282">
+    <w:abstractNumId w:val="8"/>
+  </w:num>
+  <w:num w:numId="22" w16cid:durableId="327288605">
+    <w:abstractNumId w:val="2"/>
+  </w:num>
+  <w:num w:numId="23" w16cid:durableId="1740402539">
+    <w:abstractNumId w:val="13"/>
+  </w:num>
+  <w:num w:numId="24" w16cid:durableId="1011834755">
+    <w:abstractNumId w:val="17"/>
+  </w:num>
+  <w:num w:numId="25" w16cid:durableId="880095904">
+    <w:abstractNumId w:val="21"/>
+  </w:num>
+  <w:num w:numId="26" w16cid:durableId="435095955">
+    <w:abstractNumId w:val="19"/>
+  </w:num>
+  <w:num w:numId="27" w16cid:durableId="250090007">
     <w:abstractNumId w:val="12"/>
   </w:num>
-  <w:num w:numId="3" w16cid:durableId="1970479089">
-    <w:abstractNumId w:val="4"/>
-  </w:num>
-  <w:num w:numId="4" w16cid:durableId="190000553">
-    <w:abstractNumId w:val="16"/>
-  </w:num>
-  <w:num w:numId="5" w16cid:durableId="250819787">
-    <w:abstractNumId w:val="12"/>
-  </w:num>
-  <w:num w:numId="6" w16cid:durableId="131334857">
-    <w:abstractNumId w:val="3"/>
-  </w:num>
-  <w:num w:numId="7" w16cid:durableId="567569138">
-    <w:abstractNumId w:val="7"/>
-  </w:num>
-  <w:num w:numId="8" w16cid:durableId="1941981853">
-    <w:abstractNumId w:val="5"/>
-  </w:num>
-  <w:num w:numId="9" w16cid:durableId="368844238">
-    <w:abstractNumId w:val="16"/>
-  </w:num>
-  <w:num w:numId="10" w16cid:durableId="1636258183">
-    <w:abstractNumId w:val="14"/>
-  </w:num>
-  <w:num w:numId="11" w16cid:durableId="442455544">
-    <w:abstractNumId w:val="9"/>
-  </w:num>
-  <w:num w:numId="12" w16cid:durableId="1265069331">
-    <w:abstractNumId w:val="11"/>
-  </w:num>
-  <w:num w:numId="13" w16cid:durableId="425274583">
-    <w:abstractNumId w:val="2"/>
-  </w:num>
-  <w:num w:numId="14" w16cid:durableId="473764541">
+  <w:num w:numId="28" w16cid:durableId="1755086165">
     <w:abstractNumId w:val="0"/>
-  </w:num>
-  <w:num w:numId="15" w16cid:durableId="78210537">
-    <w:abstractNumId w:val="1"/>
-  </w:num>
-  <w:num w:numId="16" w16cid:durableId="2107573594">
-    <w:abstractNumId w:val="15"/>
-  </w:num>
-  <w:num w:numId="17" w16cid:durableId="1442650150">
-    <w:abstractNumId w:val="8"/>
-  </w:num>
-  <w:num w:numId="18" w16cid:durableId="541946639">
-    <w:abstractNumId w:val="13"/>
-  </w:num>
-  <w:num w:numId="19" w16cid:durableId="80415500">
-    <w:abstractNumId w:val="17"/>
-  </w:num>
-  <w:num w:numId="20" w16cid:durableId="2086535342">
-    <w:abstractNumId w:val="10"/>
-  </w:num>
-  <w:num w:numId="21" w16cid:durableId="2108965282">
-    <w:abstractNumId w:val="6"/>
   </w:num>
 </w:numbering>
 </file>
@@ -9056,7 +9341,7 @@
   <w:style w:type="paragraph" w:default="1" w:styleId="a">
     <w:name w:val="Normal"/>
     <w:qFormat/>
-    <w:rsid w:val="008F7D5B"/>
+    <w:rsid w:val="006E4923"/>
     <w:rPr>
       <w:rFonts w:ascii="Times New Roman" w:hAnsi="Times New Roman"/>
       <w:sz w:val="28"/>
@@ -9262,6 +9547,7 @@
   <w:style w:type="character" w:default="1" w:styleId="a0">
     <w:name w:val="Default Paragraph Font"/>
     <w:uiPriority w:val="1"/>
+    <w:semiHidden/>
     <w:unhideWhenUsed/>
   </w:style>
   <w:style w:type="table" w:default="1" w:styleId="a1">
@@ -9800,6 +10086,18 @@
       <w14:ligatures w14:val="none"/>
     </w:rPr>
   </w:style>
+  <w:style w:type="character" w:styleId="afb">
+    <w:name w:val="Unresolved Mention"/>
+    <w:basedOn w:val="a0"/>
+    <w:uiPriority w:val="99"/>
+    <w:semiHidden/>
+    <w:unhideWhenUsed/>
+    <w:rsid w:val="008C3E53"/>
+    <w:rPr>
+      <w:color w:val="605E5C"/>
+      <w:shd w:val="clear" w:color="auto" w:fill="E1DFDD"/>
+    </w:rPr>
+  </w:style>
 </w:styles>
 </file>
 
